--- a/bug-fix_report.docx
+++ b/bug-fix_report.docx
@@ -1,6 +1,6 @@
 
 <file path=word/document.xml><?xml version="1.0" encoding="utf-8"?>
-<w:document xmlns:wpc="http://schemas.microsoft.com/office/word/2010/wordprocessingCanvas" xmlns:cx="http://schemas.microsoft.com/office/drawing/2014/chartex" xmlns:cx1="http://schemas.microsoft.com/office/drawing/2015/9/8/chartex" xmlns:cx2="http://schemas.microsoft.com/office/drawing/2015/10/21/chartex" xmlns:cx3="http://schemas.microsoft.com/office/drawing/2016/5/9/chartex" xmlns:cx4="http://schemas.microsoft.com/office/drawing/2016/5/10/chartex" xmlns:cx5="http://schemas.microsoft.com/office/drawing/2016/5/11/chartex" xmlns:cx6="http://schemas.microsoft.com/office/drawing/2016/5/12/chartex" xmlns:cx7="http://schemas.microsoft.com/office/drawing/2016/5/13/chartex" xmlns:cx8="http://schemas.microsoft.com/office/drawing/2016/5/14/chartex" xmlns:mc="http://schemas.openxmlformats.org/markup-compatibility/2006" xmlns:aink="http://schemas.microsoft.com/office/drawing/2016/ink" xmlns:am3d="http://schemas.microsoft.com/office/drawing/2017/model3d" xmlns:o="urn:schemas-microsoft-com:office:office" xmlns:oel="http://schemas.microsoft.com/office/2019/extlst" xmlns:r="http://schemas.openxmlformats.org/officeDocument/2006/relationships" xmlns:m="http://schemas.openxmlformats.org/officeDocument/2006/math" xmlns:v="urn:schemas-microsoft-com:vml" xmlns:wp14="http://schemas.microsoft.com/office/word/2010/wordprocessingDrawing" xmlns:wp="http://schemas.openxmlformats.org/drawingml/2006/wordprocessingDrawing" xmlns:w10="urn:schemas-microsoft-com:office:word" xmlns:w="http://schemas.openxmlformats.org/wordprocessingml/2006/main" xmlns:w14="http://schemas.microsoft.com/office/word/2010/wordml" xmlns:w15="http://schemas.microsoft.com/office/word/2012/wordml" xmlns:w16cex="http://schemas.microsoft.com/office/word/2018/wordml/cex" xmlns:w16cid="http://schemas.microsoft.com/office/word/2016/wordml/cid" xmlns:w16="http://schemas.microsoft.com/office/word/2018/wordml" xmlns:w16du="http://schemas.microsoft.com/office/word/2023/wordml/word16du" xmlns:w16sdtdh="http://schemas.microsoft.com/office/word/2020/wordml/sdtdatahash" xmlns:w16sdtfl="http://schemas.microsoft.com/office/word/2024/wordml/sdtformatlock" xmlns:w16se="http://schemas.microsoft.com/office/word/2015/wordml/symex" xmlns:wpg="http://schemas.microsoft.com/office/word/2010/wordprocessingGroup" xmlns:wpi="http://schemas.microsoft.com/office/word/2010/wordprocessingInk" xmlns:wne="http://schemas.microsoft.com/office/word/2006/wordml" xmlns:wps="http://schemas.microsoft.com/office/word/2010/wordprocessingShape" mc:Ignorable="w14 w15 w16se w16cid w16 w16cex w16sdtdh w16sdtfl w16du wp14">
+<w:document xmlns:wpc="http://schemas.microsoft.com/office/word/2010/wordprocessingCanvas" xmlns:cx="http://schemas.microsoft.com/office/drawing/2014/chartex" xmlns:cx1="http://schemas.microsoft.com/office/drawing/2015/9/8/chartex" xmlns:cx2="http://schemas.microsoft.com/office/drawing/2015/10/21/chartex" xmlns:cx3="http://schemas.microsoft.com/office/drawing/2016/5/9/chartex" xmlns:cx4="http://schemas.microsoft.com/office/drawing/2016/5/10/chartex" xmlns:cx5="http://schemas.microsoft.com/office/drawing/2016/5/11/chartex" xmlns:cx6="http://schemas.microsoft.com/office/drawing/2016/5/12/chartex" xmlns:cx7="http://schemas.microsoft.com/office/drawing/2016/5/13/chartex" xmlns:cx8="http://schemas.microsoft.com/office/drawing/2016/5/14/chartex" xmlns:mc="http://schemas.openxmlformats.org/markup-compatibility/2006" xmlns:aink="http://schemas.microsoft.com/office/drawing/2016/ink" xmlns:am3d="http://schemas.microsoft.com/office/drawing/2017/model3d" xmlns:o="urn:schemas-microsoft-com:office:office" xmlns:r="http://schemas.openxmlformats.org/officeDocument/2006/relationships" xmlns:m="http://schemas.openxmlformats.org/officeDocument/2006/math" xmlns:v="urn:schemas-microsoft-com:vml" xmlns:wp14="http://schemas.microsoft.com/office/word/2010/wordprocessingDrawing" xmlns:wp="http://schemas.openxmlformats.org/drawingml/2006/wordprocessingDrawing" xmlns:w10="urn:schemas-microsoft-com:office:word" xmlns:w="http://schemas.openxmlformats.org/wordprocessingml/2006/main" xmlns:w14="http://schemas.microsoft.com/office/word/2010/wordml" xmlns:w15="http://schemas.microsoft.com/office/word/2012/wordml" xmlns:w16cex="http://schemas.microsoft.com/office/word/2018/wordml/cex" xmlns:w16cid="http://schemas.microsoft.com/office/word/2016/wordml/cid" xmlns:w16="http://schemas.microsoft.com/office/word/2018/wordml" xmlns:w16sdtdh="http://schemas.microsoft.com/office/word/2020/wordml/sdtdatahash" xmlns:w16se="http://schemas.microsoft.com/office/word/2015/wordml/symex" xmlns:wpg="http://schemas.microsoft.com/office/word/2010/wordprocessingGroup" xmlns:wpi="http://schemas.microsoft.com/office/word/2010/wordprocessingInk" xmlns:wne="http://schemas.microsoft.com/office/word/2006/wordml" xmlns:wps="http://schemas.microsoft.com/office/word/2010/wordprocessingShape" mc:Ignorable="w14 w15 w16se w16cid w16 w16cex w16sdtdh wp14">
   <w:body>
     <w:p>
       <w:pPr>
@@ -501,7 +501,14 @@
           <w:u w:val="single"/>
           <w:lang w:val="en-US"/>
         </w:rPr>
-        <w:t>Heorghi</w:t>
+        <w:t>Heorhi</w:t>
+      </w:r>
+      <w:r>
+        <w:rPr>
+          <w:u w:val="single"/>
+          <w:lang w:val="en-US"/>
+        </w:rPr>
+        <w:t>i</w:t>
       </w:r>
       <w:proofErr w:type="spellEnd"/>
       <w:r>
@@ -586,7 +593,6 @@
         </w:rPr>
       </w:pPr>
       <w:proofErr w:type="spellStart"/>
-      <w:proofErr w:type="gramStart"/>
       <w:r>
         <w:rPr>
           <w:b/>
@@ -602,10 +608,18 @@
         </w:rPr>
         <w:t xml:space="preserve">  2026</w:t>
       </w:r>
-      <w:proofErr w:type="gramEnd"/>
     </w:p>
     <w:sdt>
       <w:sdtPr>
+        <w:rPr>
+          <w:rFonts w:ascii="Times New Roman" w:eastAsia="Times New Roman" w:hAnsi="Times New Roman" w:cs="Times New Roman"/>
+          <w:b w:val="0"/>
+          <w:bCs w:val="0"/>
+          <w:color w:val="auto"/>
+          <w:sz w:val="24"/>
+          <w:szCs w:val="24"/>
+          <w:lang w:val="ru-RU"/>
+        </w:rPr>
         <w:id w:val="281774772"/>
         <w:docPartObj>
           <w:docPartGallery w:val="Table of Contents"/>
@@ -614,20 +628,13 @@
       </w:sdtPr>
       <w:sdtEndPr>
         <w:rPr>
-          <w:rFonts w:ascii="Times New Roman" w:eastAsia="Times New Roman" w:hAnsi="Times New Roman" w:cs="Times New Roman"/>
-          <w:b w:val="0"/>
-          <w:bCs w:val="0"/>
           <w:noProof/>
-          <w:color w:val="auto"/>
-          <w:sz w:val="24"/>
-          <w:szCs w:val="24"/>
-          <w:lang w:val="ru-RU"/>
         </w:rPr>
       </w:sdtEndPr>
       <w:sdtContent>
         <w:p>
           <w:pPr>
-            <w:pStyle w:val="TOCHeading"/>
+            <w:pStyle w:val="ac"/>
             <w:jc w:val="center"/>
             <w:rPr>
               <w:rFonts w:ascii="Times New Roman" w:hAnsi="Times New Roman" w:cs="Times New Roman"/>
@@ -649,7 +656,7 @@
         <w:p/>
         <w:p>
           <w:pPr>
-            <w:pStyle w:val="TOC1"/>
+            <w:pStyle w:val="11"/>
             <w:tabs>
               <w:tab w:val="right" w:leader="dot" w:pos="9350"/>
             </w:tabs>
@@ -659,11 +666,9 @@
               <w:bCs w:val="0"/>
               <w:caps w:val="0"/>
               <w:noProof/>
-              <w:kern w:val="2"/>
-              <w:sz w:val="24"/>
-              <w:szCs w:val="24"/>
-              <w:lang w:val="en-US"/>
-              <w14:ligatures w14:val="standardContextual"/>
+              <w:sz w:val="22"/>
+              <w:szCs w:val="22"/>
+              <w:lang w:val="ru-MD" w:eastAsia="ru-MD"/>
             </w:rPr>
           </w:pPr>
           <w:r>
@@ -675,10 +680,10 @@
           <w:r>
             <w:fldChar w:fldCharType="separate"/>
           </w:r>
-          <w:hyperlink w:anchor="_Toc225723116" w:history="1">
-            <w:r>
-              <w:rPr>
-                <w:rStyle w:val="Hyperlink"/>
+          <w:hyperlink w:anchor="_Toc225776824" w:history="1">
+            <w:r>
+              <w:rPr>
+                <w:rStyle w:val="ad"/>
                 <w:noProof/>
               </w:rPr>
               <w:t>ВВЕДЕНИЕ</w:t>
@@ -702,7 +707,7 @@
                 <w:noProof/>
                 <w:webHidden/>
               </w:rPr>
-              <w:instrText xml:space="preserve"> PAGEREF _Toc225723116 \h </w:instrText>
+              <w:instrText xml:space="preserve"> PAGEREF _Toc225776824 \h </w:instrText>
             </w:r>
             <w:r>
               <w:rPr>
@@ -735,7 +740,7 @@
         </w:p>
         <w:p>
           <w:pPr>
-            <w:pStyle w:val="TOC1"/>
+            <w:pStyle w:val="11"/>
             <w:tabs>
               <w:tab w:val="left" w:pos="1200"/>
               <w:tab w:val="right" w:leader="dot" w:pos="9350"/>
@@ -746,17 +751,15 @@
               <w:bCs w:val="0"/>
               <w:caps w:val="0"/>
               <w:noProof/>
-              <w:kern w:val="2"/>
-              <w:sz w:val="24"/>
-              <w:szCs w:val="24"/>
-              <w:lang w:val="en-US"/>
-              <w14:ligatures w14:val="standardContextual"/>
+              <w:sz w:val="22"/>
+              <w:szCs w:val="22"/>
+              <w:lang w:val="ru-MD" w:eastAsia="ru-MD"/>
             </w:rPr>
           </w:pPr>
-          <w:hyperlink w:anchor="_Toc225723117" w:history="1">
-            <w:r>
-              <w:rPr>
-                <w:rStyle w:val="Hyperlink"/>
+          <w:hyperlink w:anchor="_Toc225776825" w:history="1">
+            <w:r>
+              <w:rPr>
+                <w:rStyle w:val="ad"/>
                 <w:noProof/>
               </w:rPr>
               <w:t>1</w:t>
@@ -768,17 +771,15 @@
                 <w:bCs w:val="0"/>
                 <w:caps w:val="0"/>
                 <w:noProof/>
-                <w:kern w:val="2"/>
-                <w:sz w:val="24"/>
-                <w:szCs w:val="24"/>
-                <w:lang w:val="en-US"/>
-                <w14:ligatures w14:val="standardContextual"/>
+                <w:sz w:val="22"/>
+                <w:szCs w:val="22"/>
+                <w:lang w:val="ru-MD" w:eastAsia="ru-MD"/>
               </w:rPr>
               <w:tab/>
             </w:r>
             <w:r>
               <w:rPr>
-                <w:rStyle w:val="Hyperlink"/>
+                <w:rStyle w:val="ad"/>
                 <w:noProof/>
               </w:rPr>
               <w:t>ИСПРАВЛЕНИЯ</w:t>
@@ -802,7 +803,7 @@
                 <w:noProof/>
                 <w:webHidden/>
               </w:rPr>
-              <w:instrText xml:space="preserve"> PAGEREF _Toc225723117 \h </w:instrText>
+              <w:instrText xml:space="preserve"> PAGEREF _Toc225776825 \h </w:instrText>
             </w:r>
             <w:r>
               <w:rPr>
@@ -835,7 +836,7 @@
         </w:p>
         <w:p>
           <w:pPr>
-            <w:pStyle w:val="TOC1"/>
+            <w:pStyle w:val="11"/>
             <w:tabs>
               <w:tab w:val="right" w:leader="dot" w:pos="9350"/>
             </w:tabs>
@@ -845,17 +846,15 @@
               <w:bCs w:val="0"/>
               <w:caps w:val="0"/>
               <w:noProof/>
-              <w:kern w:val="2"/>
-              <w:sz w:val="24"/>
-              <w:szCs w:val="24"/>
-              <w:lang w:val="en-US"/>
-              <w14:ligatures w14:val="standardContextual"/>
+              <w:sz w:val="22"/>
+              <w:szCs w:val="22"/>
+              <w:lang w:val="ru-MD" w:eastAsia="ru-MD"/>
             </w:rPr>
           </w:pPr>
-          <w:hyperlink w:anchor="_Toc225723118" w:history="1">
-            <w:r>
-              <w:rPr>
-                <w:rStyle w:val="Hyperlink"/>
+          <w:hyperlink w:anchor="_Toc225776826" w:history="1">
+            <w:r>
+              <w:rPr>
+                <w:rStyle w:val="ad"/>
                 <w:noProof/>
               </w:rPr>
               <w:t>ВЫВОДЫ</w:t>
@@ -879,7 +878,7 @@
                 <w:noProof/>
                 <w:webHidden/>
               </w:rPr>
-              <w:instrText xml:space="preserve"> PAGEREF _Toc225723118 \h </w:instrText>
+              <w:instrText xml:space="preserve"> PAGEREF _Toc225776826 \h </w:instrText>
             </w:r>
             <w:r>
               <w:rPr>
@@ -899,7 +898,7 @@
                 <w:noProof/>
                 <w:webHidden/>
               </w:rPr>
-              <w:t>6</w:t>
+              <w:t>7</w:t>
             </w:r>
             <w:r>
               <w:rPr>
@@ -945,10 +944,16 @@
     </w:p>
     <w:p>
       <w:pPr>
-        <w:pStyle w:val="Heading1"/>
+        <w:pStyle w:val="1"/>
+        <w:rPr>
+          <w:lang w:val="ru-MD"/>
+        </w:rPr>
       </w:pPr>
-      <w:bookmarkStart w:id="0" w:name="_Toc225723116"/>
-      <w:r>
+      <w:bookmarkStart w:id="0" w:name="_Toc225776824"/>
+      <w:r>
+        <w:rPr>
+          <w:lang w:val="ru-MD"/>
+        </w:rPr>
         <w:lastRenderedPageBreak/>
         <w:t>ВВЕДЕНИЕ</w:t>
       </w:r>
@@ -1034,28 +1039,14 @@
     </w:p>
     <w:p>
       <w:pPr>
-        <w:pStyle w:val="ListParagraph"/>
+        <w:pStyle w:val="a7"/>
         <w:numPr>
           <w:ilvl w:val="0"/>
           <w:numId w:val="1"/>
         </w:numPr>
       </w:pPr>
       <w:r>
-        <w:t>Устранение критических ошибок</w:t>
-      </w:r>
-      <w:proofErr w:type="gramStart"/>
-      <w:r>
-        <w:t xml:space="preserve">: </w:t>
-      </w:r>
-      <w:r>
-        <w:t>И</w:t>
-      </w:r>
-      <w:r>
-        <w:t>справить</w:t>
-      </w:r>
-      <w:proofErr w:type="gramEnd"/>
-      <w:r>
-        <w:t xml:space="preserve"> </w:t>
+        <w:t xml:space="preserve">Устранение критических ошибок: Исправить </w:t>
       </w:r>
       <w:proofErr w:type="spellStart"/>
       <w:r>
@@ -1068,42 +1059,26 @@
     </w:p>
     <w:p>
       <w:pPr>
-        <w:pStyle w:val="ListParagraph"/>
+        <w:pStyle w:val="a7"/>
         <w:numPr>
           <w:ilvl w:val="0"/>
           <w:numId w:val="1"/>
         </w:numPr>
       </w:pPr>
       <w:r>
-        <w:t>Коррекция логики и типов данных</w:t>
-      </w:r>
-      <w:proofErr w:type="gramStart"/>
-      <w:r>
-        <w:t>: Обеспечить</w:t>
-      </w:r>
-      <w:proofErr w:type="gramEnd"/>
-      <w:r>
-        <w:t xml:space="preserve"> точность расчетов (например, высоты прыжка) и правильную обработку столкновений.</w:t>
+        <w:t>Коррекция логики и типов данных: Обеспечить точность расчетов (например, высоты прыжка) и правильную обработку столкновений.</w:t>
       </w:r>
     </w:p>
     <w:p>
       <w:pPr>
-        <w:pStyle w:val="ListParagraph"/>
+        <w:pStyle w:val="a7"/>
         <w:numPr>
           <w:ilvl w:val="0"/>
           <w:numId w:val="1"/>
         </w:numPr>
       </w:pPr>
       <w:r>
-        <w:t>Улучшение пользовательского опыта</w:t>
-      </w:r>
-      <w:proofErr w:type="gramStart"/>
-      <w:r>
-        <w:t>: Исправить</w:t>
-      </w:r>
-      <w:proofErr w:type="gramEnd"/>
-      <w:r>
-        <w:t xml:space="preserve"> визуальные и механические баги (анимации, </w:t>
+        <w:t xml:space="preserve">Улучшение пользовательского опыта: Исправить визуальные и механические баги (анимации, </w:t>
       </w:r>
       <w:proofErr w:type="spellStart"/>
       <w:r>
@@ -1116,42 +1091,26 @@
     </w:p>
     <w:p>
       <w:pPr>
-        <w:pStyle w:val="ListParagraph"/>
+        <w:pStyle w:val="a7"/>
         <w:numPr>
           <w:ilvl w:val="0"/>
           <w:numId w:val="1"/>
         </w:numPr>
       </w:pPr>
       <w:r>
-        <w:t>Оптимизация тестов</w:t>
-      </w:r>
-      <w:proofErr w:type="gramStart"/>
-      <w:r>
-        <w:t>: Обновить</w:t>
-      </w:r>
-      <w:proofErr w:type="gramEnd"/>
-      <w:r>
-        <w:t xml:space="preserve"> юнит-тесты для лучшего покрытия и корректности, включая использование правильных методов инициализации.</w:t>
+        <w:t>Оптимизация тестов: Обновить юнит-тесты для лучшего покрытия и корректности, включая использование правильных методов инициализации.</w:t>
       </w:r>
     </w:p>
     <w:p>
       <w:pPr>
-        <w:pStyle w:val="ListParagraph"/>
+        <w:pStyle w:val="a7"/>
         <w:numPr>
           <w:ilvl w:val="0"/>
           <w:numId w:val="1"/>
         </w:numPr>
       </w:pPr>
       <w:r>
-        <w:t>Повышение надежности</w:t>
-      </w:r>
-      <w:proofErr w:type="gramStart"/>
-      <w:r>
-        <w:t>: Сделать</w:t>
-      </w:r>
-      <w:proofErr w:type="gramEnd"/>
-      <w:r>
-        <w:t xml:space="preserve"> код более устойчивым к </w:t>
+        <w:t xml:space="preserve">Повышение надежности: Сделать код более устойчивым к </w:t>
       </w:r>
       <w:proofErr w:type="spellStart"/>
       <w:r>
@@ -1173,7 +1132,7 @@
           <w:kern w:val="2"/>
           <w:sz w:val="32"/>
           <w:szCs w:val="32"/>
-          <w:lang w:val="en-US"/>
+          <w:lang w:val="ru-MD"/>
           <w14:ligatures w14:val="standardContextual"/>
         </w:rPr>
       </w:pPr>
@@ -1183,7 +1142,7 @@
     </w:p>
     <w:p>
       <w:pPr>
-        <w:pStyle w:val="Heading1"/>
+        <w:pStyle w:val="1"/>
         <w:numPr>
           <w:ilvl w:val="0"/>
           <w:numId w:val="3"/>
@@ -1192,7 +1151,7 @@
           <w:lang w:val="ru-RU"/>
         </w:rPr>
       </w:pPr>
-      <w:bookmarkStart w:id="1" w:name="_Toc225723117"/>
+      <w:bookmarkStart w:id="1" w:name="_Toc225776825"/>
       <w:r>
         <w:lastRenderedPageBreak/>
         <w:t>ИСПРАВЛЕНИЯ</w:t>
@@ -1662,23 +1621,13 @@
               </w:rPr>
               <w:t> на </w:t>
             </w:r>
-            <w:proofErr w:type="gramStart"/>
-            <w:r>
-              <w:rPr>
-                <w:rFonts w:eastAsiaTheme="majorEastAsia"/>
-                <w:sz w:val="20"/>
-                <w:szCs w:val="20"/>
-              </w:rPr>
-              <w:t>0..</w:t>
-            </w:r>
-            <w:proofErr w:type="gramEnd"/>
-            <w:r>
-              <w:rPr>
-                <w:rFonts w:eastAsiaTheme="majorEastAsia"/>
-                <w:sz w:val="20"/>
-                <w:szCs w:val="20"/>
-              </w:rPr>
-              <w:t>300.0</w:t>
+            <w:r>
+              <w:rPr>
+                <w:rFonts w:eastAsiaTheme="majorEastAsia"/>
+                <w:sz w:val="20"/>
+                <w:szCs w:val="20"/>
+              </w:rPr>
+              <w:t>0..300.0</w:t>
             </w:r>
             <w:r>
               <w:rPr>
@@ -1722,18 +1671,95 @@
                 <w:sz w:val="20"/>
                 <w:szCs w:val="20"/>
               </w:rPr>
-              <w:t>handle_</w:t>
-            </w:r>
-            <w:proofErr w:type="gramStart"/>
-            <w:r>
-              <w:rPr>
-                <w:rFonts w:eastAsiaTheme="majorEastAsia"/>
-                <w:sz w:val="20"/>
-                <w:szCs w:val="20"/>
-              </w:rPr>
-              <w:t>cols(</w:t>
-            </w:r>
-            <w:proofErr w:type="gramEnd"/>
+              <w:t>handle_cols()</w:t>
+            </w:r>
+            <w:r>
+              <w:rPr>
+                <w:sz w:val="20"/>
+                <w:szCs w:val="20"/>
+              </w:rPr>
+              <w:t> заменен </w:t>
+            </w:r>
+            <w:r>
+              <w:rPr>
+                <w:rFonts w:eastAsiaTheme="majorEastAsia"/>
+                <w:sz w:val="20"/>
+                <w:szCs w:val="20"/>
+              </w:rPr>
+              <w:t>last_velocity.abs()</w:t>
+            </w:r>
+            <w:r>
+              <w:rPr>
+                <w:sz w:val="20"/>
+                <w:szCs w:val="20"/>
+              </w:rPr>
+              <w:t> на </w:t>
+            </w:r>
+            <w:r>
+              <w:rPr>
+                <w:rFonts w:eastAsiaTheme="majorEastAsia"/>
+                <w:sz w:val="20"/>
+                <w:szCs w:val="20"/>
+              </w:rPr>
+              <w:t>last_velocity.length()</w:t>
+            </w:r>
+            <w:r>
+              <w:rPr>
+                <w:sz w:val="20"/>
+                <w:szCs w:val="20"/>
+              </w:rPr>
+              <w:t> для корректного расчета импульса.</w:t>
+            </w:r>
+            <w:r>
+              <w:rPr>
+                <w:sz w:val="20"/>
+                <w:szCs w:val="20"/>
+              </w:rPr>
+              <w:t xml:space="preserve"> </w:t>
+            </w:r>
+            <w:r>
+              <w:rPr>
+                <w:sz w:val="20"/>
+                <w:szCs w:val="20"/>
+              </w:rPr>
+              <w:t xml:space="preserve"> В </w:t>
+            </w:r>
+            <w:r>
+              <w:rPr>
+                <w:rFonts w:eastAsiaTheme="majorEastAsia"/>
+                <w:sz w:val="20"/>
+                <w:szCs w:val="20"/>
+              </w:rPr>
+              <w:t>_</w:t>
+            </w:r>
+            <w:proofErr w:type="spellStart"/>
+            <w:r>
+              <w:rPr>
+                <w:rFonts w:eastAsiaTheme="majorEastAsia"/>
+                <w:sz w:val="20"/>
+                <w:szCs w:val="20"/>
+              </w:rPr>
+              <w:t>on_hitbox_body_entered</w:t>
+            </w:r>
+            <w:proofErr w:type="spellEnd"/>
+            <w:r>
+              <w:rPr>
+                <w:rFonts w:eastAsiaTheme="majorEastAsia"/>
+                <w:sz w:val="20"/>
+                <w:szCs w:val="20"/>
+              </w:rPr>
+              <w:t>(</w:t>
+            </w:r>
+            <w:proofErr w:type="spellStart"/>
+            <w:r>
+              <w:rPr>
+                <w:rFonts w:eastAsiaTheme="majorEastAsia"/>
+                <w:sz w:val="20"/>
+                <w:szCs w:val="20"/>
+              </w:rPr>
+              <w:t>body</w:t>
+            </w:r>
+            <w:proofErr w:type="spellEnd"/>
             <w:r>
               <w:rPr>
                 <w:rFonts w:eastAsiaTheme="majorEastAsia"/>
@@ -1747,87 +1773,7 @@
                 <w:sz w:val="20"/>
                 <w:szCs w:val="20"/>
               </w:rPr>
-              <w:t> заменен </w:t>
-            </w:r>
-            <w:proofErr w:type="gramStart"/>
-            <w:r>
-              <w:rPr>
-                <w:rFonts w:eastAsiaTheme="majorEastAsia"/>
-                <w:sz w:val="20"/>
-                <w:szCs w:val="20"/>
-              </w:rPr>
-              <w:t>last_velocity.abs(</w:t>
-            </w:r>
-            <w:proofErr w:type="gramEnd"/>
-            <w:r>
-              <w:rPr>
-                <w:rFonts w:eastAsiaTheme="majorEastAsia"/>
-                <w:sz w:val="20"/>
-                <w:szCs w:val="20"/>
-              </w:rPr>
-              <w:t>)</w:t>
-            </w:r>
-            <w:r>
-              <w:rPr>
-                <w:sz w:val="20"/>
-                <w:szCs w:val="20"/>
-              </w:rPr>
-              <w:t> на </w:t>
-            </w:r>
-            <w:r>
-              <w:rPr>
-                <w:rFonts w:eastAsiaTheme="majorEastAsia"/>
-                <w:sz w:val="20"/>
-                <w:szCs w:val="20"/>
-              </w:rPr>
-              <w:t>last_</w:t>
-            </w:r>
-            <w:proofErr w:type="gramStart"/>
-            <w:r>
-              <w:rPr>
-                <w:rFonts w:eastAsiaTheme="majorEastAsia"/>
-                <w:sz w:val="20"/>
-                <w:szCs w:val="20"/>
-              </w:rPr>
-              <w:t>velocity.length</w:t>
-            </w:r>
-            <w:proofErr w:type="gramEnd"/>
-            <w:r>
-              <w:rPr>
-                <w:rFonts w:eastAsiaTheme="majorEastAsia"/>
-                <w:sz w:val="20"/>
-                <w:szCs w:val="20"/>
-              </w:rPr>
-              <w:t>()</w:t>
-            </w:r>
-            <w:r>
-              <w:rPr>
-                <w:sz w:val="20"/>
-                <w:szCs w:val="20"/>
-              </w:rPr>
-              <w:t> для корректного расчета импульса.</w:t>
-            </w:r>
-            <w:r>
-              <w:rPr>
-                <w:sz w:val="20"/>
-                <w:szCs w:val="20"/>
-              </w:rPr>
-              <w:t xml:space="preserve"> </w:t>
-            </w:r>
-            <w:r>
-              <w:rPr>
-                <w:sz w:val="20"/>
-                <w:szCs w:val="20"/>
-              </w:rPr>
-              <w:t xml:space="preserve"> В </w:t>
-            </w:r>
-            <w:r>
-              <w:rPr>
-                <w:rFonts w:eastAsiaTheme="majorEastAsia"/>
-                <w:sz w:val="20"/>
-                <w:szCs w:val="20"/>
-              </w:rPr>
-              <w:t>_</w:t>
+              <w:t> добавлена проверка </w:t>
             </w:r>
             <w:proofErr w:type="spellStart"/>
             <w:r>
@@ -1836,7 +1782,7 @@
                 <w:sz w:val="20"/>
                 <w:szCs w:val="20"/>
               </w:rPr>
-              <w:t>on_hitbox_body_entered</w:t>
+              <w:t>body</w:t>
             </w:r>
             <w:proofErr w:type="spellEnd"/>
             <w:r>
@@ -1845,7 +1791,7 @@
                 <w:sz w:val="20"/>
                 <w:szCs w:val="20"/>
               </w:rPr>
-              <w:t>(</w:t>
+              <w:t xml:space="preserve"> </w:t>
             </w:r>
             <w:proofErr w:type="spellStart"/>
             <w:r>
@@ -1854,6 +1800,41 @@
                 <w:sz w:val="20"/>
                 <w:szCs w:val="20"/>
               </w:rPr>
+              <w:t>is</w:t>
+            </w:r>
+            <w:proofErr w:type="spellEnd"/>
+            <w:r>
+              <w:rPr>
+                <w:rFonts w:eastAsiaTheme="majorEastAsia"/>
+                <w:sz w:val="20"/>
+                <w:szCs w:val="20"/>
+              </w:rPr>
+              <w:t xml:space="preserve"> </w:t>
+            </w:r>
+            <w:proofErr w:type="spellStart"/>
+            <w:r>
+              <w:rPr>
+                <w:rFonts w:eastAsiaTheme="majorEastAsia"/>
+                <w:sz w:val="20"/>
+                <w:szCs w:val="20"/>
+              </w:rPr>
+              <w:t>Actor</w:t>
+            </w:r>
+            <w:proofErr w:type="spellEnd"/>
+            <w:r>
+              <w:rPr>
+                <w:sz w:val="20"/>
+                <w:szCs w:val="20"/>
+              </w:rPr>
+              <w:t> и </w:t>
+            </w:r>
+            <w:proofErr w:type="spellStart"/>
+            <w:r>
+              <w:rPr>
+                <w:rFonts w:eastAsiaTheme="majorEastAsia"/>
+                <w:sz w:val="20"/>
+                <w:szCs w:val="20"/>
+              </w:rPr>
               <w:t>body</w:t>
             </w:r>
             <w:proofErr w:type="spellEnd"/>
@@ -1863,95 +1844,7 @@
                 <w:sz w:val="20"/>
                 <w:szCs w:val="20"/>
               </w:rPr>
-              <w:t>)</w:t>
-            </w:r>
-            <w:r>
-              <w:rPr>
-                <w:sz w:val="20"/>
-                <w:szCs w:val="20"/>
-              </w:rPr>
-              <w:t> добавлена проверка </w:t>
-            </w:r>
-            <w:proofErr w:type="spellStart"/>
-            <w:r>
-              <w:rPr>
-                <w:rFonts w:eastAsiaTheme="majorEastAsia"/>
-                <w:sz w:val="20"/>
-                <w:szCs w:val="20"/>
-              </w:rPr>
-              <w:t>body</w:t>
-            </w:r>
-            <w:proofErr w:type="spellEnd"/>
-            <w:r>
-              <w:rPr>
-                <w:rFonts w:eastAsiaTheme="majorEastAsia"/>
-                <w:sz w:val="20"/>
-                <w:szCs w:val="20"/>
-              </w:rPr>
-              <w:t xml:space="preserve"> </w:t>
-            </w:r>
-            <w:proofErr w:type="spellStart"/>
-            <w:r>
-              <w:rPr>
-                <w:rFonts w:eastAsiaTheme="majorEastAsia"/>
-                <w:sz w:val="20"/>
-                <w:szCs w:val="20"/>
-              </w:rPr>
-              <w:t>is</w:t>
-            </w:r>
-            <w:proofErr w:type="spellEnd"/>
-            <w:r>
-              <w:rPr>
-                <w:rFonts w:eastAsiaTheme="majorEastAsia"/>
-                <w:sz w:val="20"/>
-                <w:szCs w:val="20"/>
-              </w:rPr>
-              <w:t xml:space="preserve"> </w:t>
-            </w:r>
-            <w:proofErr w:type="spellStart"/>
-            <w:r>
-              <w:rPr>
-                <w:rFonts w:eastAsiaTheme="majorEastAsia"/>
-                <w:sz w:val="20"/>
-                <w:szCs w:val="20"/>
-              </w:rPr>
-              <w:t>Actor</w:t>
-            </w:r>
-            <w:proofErr w:type="spellEnd"/>
-            <w:r>
-              <w:rPr>
-                <w:sz w:val="20"/>
-                <w:szCs w:val="20"/>
-              </w:rPr>
-              <w:t> и </w:t>
-            </w:r>
-            <w:proofErr w:type="spellStart"/>
-            <w:proofErr w:type="gramStart"/>
-            <w:r>
-              <w:rPr>
-                <w:rFonts w:eastAsiaTheme="majorEastAsia"/>
-                <w:sz w:val="20"/>
-                <w:szCs w:val="20"/>
-              </w:rPr>
-              <w:t>body</w:t>
-            </w:r>
-            <w:proofErr w:type="spellEnd"/>
-            <w:r>
-              <w:rPr>
-                <w:rFonts w:eastAsiaTheme="majorEastAsia"/>
-                <w:sz w:val="20"/>
-                <w:szCs w:val="20"/>
-              </w:rPr>
-              <w:t xml:space="preserve"> !</w:t>
-            </w:r>
-            <w:proofErr w:type="gramEnd"/>
-            <w:r>
-              <w:rPr>
-                <w:rFonts w:eastAsiaTheme="majorEastAsia"/>
-                <w:sz w:val="20"/>
-                <w:szCs w:val="20"/>
-              </w:rPr>
-              <w:t xml:space="preserve">= </w:t>
+              <w:t xml:space="preserve"> != </w:t>
             </w:r>
             <w:proofErr w:type="spellStart"/>
             <w:r>
@@ -2078,21 +1971,12 @@
               <w:t>Bug</w:t>
             </w:r>
             <w:proofErr w:type="spellEnd"/>
-            <w:proofErr w:type="gramStart"/>
-            <w:r>
-              <w:rPr>
-                <w:sz w:val="20"/>
-                <w:szCs w:val="20"/>
-              </w:rPr>
-              <w:t>: При</w:t>
-            </w:r>
-            <w:proofErr w:type="gramEnd"/>
-            <w:r>
-              <w:rPr>
-                <w:sz w:val="20"/>
-                <w:szCs w:val="20"/>
-              </w:rPr>
-              <w:t xml:space="preserve"> получении урона игрока притягивает к врагу. Visual </w:t>
+            <w:r>
+              <w:rPr>
+                <w:sz w:val="20"/>
+                <w:szCs w:val="20"/>
+              </w:rPr>
+              <w:t xml:space="preserve">: При получении урона игрока притягивает к врагу. Visual </w:t>
             </w:r>
             <w:proofErr w:type="spellStart"/>
             <w:r>
@@ -2243,27 +2127,7 @@
                 <w:szCs w:val="20"/>
                 <w:lang w:val="en-US"/>
               </w:rPr>
-              <w:t>_</w:t>
-            </w:r>
-            <w:proofErr w:type="gramStart"/>
-            <w:r>
-              <w:rPr>
-                <w:rFonts w:eastAsiaTheme="majorEastAsia"/>
-                <w:sz w:val="20"/>
-                <w:szCs w:val="20"/>
-                <w:lang w:val="en-US"/>
-              </w:rPr>
-              <w:t>ready(</w:t>
-            </w:r>
-            <w:proofErr w:type="gramEnd"/>
-            <w:r>
-              <w:rPr>
-                <w:rFonts w:eastAsiaTheme="majorEastAsia"/>
-                <w:sz w:val="20"/>
-                <w:szCs w:val="20"/>
-                <w:lang w:val="en-US"/>
-              </w:rPr>
-              <w:t>)</w:t>
+              <w:t>_ready()</w:t>
             </w:r>
             <w:r>
               <w:rPr>
@@ -2536,45 +2400,14 @@
               <w:t xml:space="preserve"> </w:t>
             </w:r>
             <w:proofErr w:type="spellStart"/>
-            <w:proofErr w:type="gramStart"/>
-            <w:r>
-              <w:rPr>
-                <w:rFonts w:eastAsiaTheme="majorEastAsia"/>
-                <w:sz w:val="20"/>
-                <w:szCs w:val="20"/>
-                <w:lang w:val="en-US"/>
-              </w:rPr>
-              <w:t>hitter.global</w:t>
-            </w:r>
-            <w:proofErr w:type="gramEnd"/>
-            <w:r>
-              <w:rPr>
-                <w:rFonts w:eastAsiaTheme="majorEastAsia"/>
-                <w:sz w:val="20"/>
-                <w:szCs w:val="20"/>
-                <w:lang w:val="en-US"/>
-              </w:rPr>
-              <w:t>_</w:t>
-            </w:r>
-            <w:proofErr w:type="gramStart"/>
-            <w:r>
-              <w:rPr>
-                <w:rFonts w:eastAsiaTheme="majorEastAsia"/>
-                <w:sz w:val="20"/>
-                <w:szCs w:val="20"/>
-                <w:lang w:val="en-US"/>
-              </w:rPr>
-              <w:t>position.direction</w:t>
-            </w:r>
-            <w:proofErr w:type="gramEnd"/>
-            <w:r>
-              <w:rPr>
-                <w:rFonts w:eastAsiaTheme="majorEastAsia"/>
-                <w:sz w:val="20"/>
-                <w:szCs w:val="20"/>
-                <w:lang w:val="en-US"/>
-              </w:rPr>
-              <w:t>_to</w:t>
+            <w:r>
+              <w:rPr>
+                <w:rFonts w:eastAsiaTheme="majorEastAsia"/>
+                <w:sz w:val="20"/>
+                <w:szCs w:val="20"/>
+                <w:lang w:val="en-US"/>
+              </w:rPr>
+              <w:t>hitter.global_position.direction_to</w:t>
             </w:r>
             <w:proofErr w:type="spellEnd"/>
             <w:r>
@@ -2851,17 +2684,7 @@
                 <w:szCs w:val="20"/>
                 <w:lang w:val="en-US"/>
               </w:rPr>
-              <w:t>is_on_</w:t>
-            </w:r>
-            <w:proofErr w:type="gramStart"/>
-            <w:r>
-              <w:rPr>
-                <w:rFonts w:eastAsiaTheme="majorEastAsia"/>
-                <w:sz w:val="20"/>
-                <w:szCs w:val="20"/>
-                <w:lang w:val="en-US"/>
-              </w:rPr>
-              <w:t>floor</w:t>
+              <w:t>is_on_floor</w:t>
             </w:r>
             <w:proofErr w:type="spellEnd"/>
             <w:r>
@@ -2871,17 +2694,7 @@
                 <w:szCs w:val="20"/>
                 <w:lang w:val="en-US"/>
               </w:rPr>
-              <w:t>(</w:t>
-            </w:r>
-            <w:proofErr w:type="gramEnd"/>
-            <w:r>
-              <w:rPr>
-                <w:rFonts w:eastAsiaTheme="majorEastAsia"/>
-                <w:sz w:val="20"/>
-                <w:szCs w:val="20"/>
-                <w:lang w:val="en-US"/>
-              </w:rPr>
-              <w:t xml:space="preserve">) and not </w:t>
+              <w:t xml:space="preserve">() and not </w:t>
             </w:r>
             <w:proofErr w:type="spellStart"/>
             <w:r>
@@ -2891,17 +2704,7 @@
                 <w:szCs w:val="20"/>
                 <w:lang w:val="en-US"/>
               </w:rPr>
-              <w:t>is_on_</w:t>
-            </w:r>
-            <w:proofErr w:type="gramStart"/>
-            <w:r>
-              <w:rPr>
-                <w:rFonts w:eastAsiaTheme="majorEastAsia"/>
-                <w:sz w:val="20"/>
-                <w:szCs w:val="20"/>
-                <w:lang w:val="en-US"/>
-              </w:rPr>
-              <w:t>wall</w:t>
+              <w:t>is_on_wall</w:t>
             </w:r>
             <w:proofErr w:type="spellEnd"/>
             <w:r>
@@ -2919,16 +2722,7 @@
                 <w:szCs w:val="20"/>
                 <w:lang w:val="en-US"/>
               </w:rPr>
-              <w:t>,</w:t>
-            </w:r>
-            <w:proofErr w:type="gramEnd"/>
-            <w:r>
-              <w:rPr>
-                <w:sz w:val="20"/>
-                <w:szCs w:val="20"/>
-                <w:lang w:val="en-US"/>
-              </w:rPr>
-              <w:t xml:space="preserve"> </w:t>
+              <w:t xml:space="preserve">, </w:t>
             </w:r>
             <w:r>
               <w:rPr>
@@ -3253,45 +3047,14 @@
               </w:rPr>
               <w:t xml:space="preserve"> </w:t>
             </w:r>
-            <w:proofErr w:type="gramStart"/>
-            <w:r>
-              <w:rPr>
-                <w:rFonts w:eastAsiaTheme="majorEastAsia"/>
-                <w:sz w:val="20"/>
-                <w:szCs w:val="20"/>
-                <w:lang w:val="en-US"/>
-              </w:rPr>
-              <w:t>player.player</w:t>
-            </w:r>
-            <w:proofErr w:type="gramEnd"/>
-            <w:r>
-              <w:rPr>
-                <w:rFonts w:eastAsiaTheme="majorEastAsia"/>
-                <w:sz w:val="20"/>
-                <w:szCs w:val="20"/>
-                <w:lang w:val="en-US"/>
-              </w:rPr>
-              <w:t>_lost_all_</w:t>
-            </w:r>
-            <w:proofErr w:type="gramStart"/>
-            <w:r>
-              <w:rPr>
-                <w:rFonts w:eastAsiaTheme="majorEastAsia"/>
-                <w:sz w:val="20"/>
-                <w:szCs w:val="20"/>
-                <w:lang w:val="en-US"/>
-              </w:rPr>
-              <w:t>health.connect</w:t>
-            </w:r>
-            <w:proofErr w:type="gramEnd"/>
-            <w:r>
-              <w:rPr>
-                <w:rFonts w:eastAsiaTheme="majorEastAsia"/>
-                <w:sz w:val="20"/>
-                <w:szCs w:val="20"/>
-                <w:lang w:val="en-US"/>
-              </w:rPr>
-              <w:t>(_on_player_lost_all_health)</w:t>
+            <w:r>
+              <w:rPr>
+                <w:rFonts w:eastAsiaTheme="majorEastAsia"/>
+                <w:sz w:val="20"/>
+                <w:szCs w:val="20"/>
+                <w:lang w:val="en-US"/>
+              </w:rPr>
+              <w:t>player.player_lost_all_health.connect(_on_player_lost_all_health)</w:t>
             </w:r>
             <w:r>
               <w:rPr>
@@ -3447,17 +3210,7 @@
                 <w:szCs w:val="20"/>
                 <w:lang w:val="en-US"/>
               </w:rPr>
-              <w:t>on_player_lost_all_</w:t>
-            </w:r>
-            <w:proofErr w:type="gramStart"/>
-            <w:r>
-              <w:rPr>
-                <w:rFonts w:eastAsiaTheme="majorEastAsia"/>
-                <w:sz w:val="20"/>
-                <w:szCs w:val="20"/>
-                <w:lang w:val="en-US"/>
-              </w:rPr>
-              <w:t>health</w:t>
+              <w:t>on_player_lost_all_health</w:t>
             </w:r>
             <w:proofErr w:type="spellEnd"/>
             <w:r>
@@ -3467,17 +3220,7 @@
                 <w:szCs w:val="20"/>
                 <w:lang w:val="en-US"/>
               </w:rPr>
-              <w:t>(</w:t>
-            </w:r>
-            <w:proofErr w:type="gramEnd"/>
-            <w:r>
-              <w:rPr>
-                <w:rFonts w:eastAsiaTheme="majorEastAsia"/>
-                <w:sz w:val="20"/>
-                <w:szCs w:val="20"/>
-                <w:lang w:val="en-US"/>
-              </w:rPr>
-              <w:t>): call</w:t>
+              <w:t>(): call</w:t>
             </w:r>
             <w:r>
               <w:rPr>
@@ -3834,7 +3577,6 @@
                 <w:szCs w:val="20"/>
               </w:rPr>
             </w:pPr>
-            <w:proofErr w:type="gramStart"/>
             <w:r>
               <w:rPr>
                 <w:sz w:val="20"/>
@@ -3851,21 +3593,12 @@
               <w:t>new</w:t>
             </w:r>
             <w:proofErr w:type="spellEnd"/>
-            <w:proofErr w:type="gramEnd"/>
-            <w:r>
-              <w:rPr>
-                <w:sz w:val="20"/>
-                <w:szCs w:val="20"/>
-              </w:rPr>
-              <w:t xml:space="preserve">() </w:t>
-            </w:r>
-            <w:proofErr w:type="gramStart"/>
-            <w:r>
-              <w:rPr>
-                <w:sz w:val="20"/>
-                <w:szCs w:val="20"/>
-              </w:rPr>
-              <w:t>вместо .</w:t>
+            <w:r>
+              <w:rPr>
+                <w:sz w:val="20"/>
+                <w:szCs w:val="20"/>
+              </w:rPr>
+              <w:t>() вместо .</w:t>
             </w:r>
             <w:proofErr w:type="spellStart"/>
             <w:r>
@@ -3876,7 +3609,6 @@
               <w:t>instantiate</w:t>
             </w:r>
             <w:proofErr w:type="spellEnd"/>
-            <w:proofErr w:type="gramEnd"/>
             <w:r>
               <w:rPr>
                 <w:sz w:val="20"/>
@@ -3951,7 +3683,6 @@
               <w:t xml:space="preserve">о </w:t>
             </w:r>
             <w:proofErr w:type="spellStart"/>
-            <w:proofErr w:type="gramStart"/>
             <w:r>
               <w:rPr>
                 <w:rFonts w:eastAsiaTheme="majorEastAsia"/>
@@ -3969,7 +3700,6 @@
               </w:rPr>
               <w:t>(</w:t>
             </w:r>
-            <w:proofErr w:type="gramEnd"/>
             <w:r>
               <w:rPr>
                 <w:rFonts w:eastAsiaTheme="majorEastAsia"/>
@@ -4243,7 +3973,6 @@
               </w:rPr>
               <w:t>_</w:t>
             </w:r>
-            <w:proofErr w:type="gramStart"/>
             <w:r>
               <w:rPr>
                 <w:rFonts w:eastAsiaTheme="majorEastAsia"/>
@@ -4263,7 +3992,6 @@
               </w:rPr>
               <w:t>(</w:t>
             </w:r>
-            <w:proofErr w:type="gramEnd"/>
             <w:r>
               <w:rPr>
                 <w:rFonts w:eastAsiaTheme="majorEastAsia"/>
@@ -4426,7 +4154,6 @@
               </w:rPr>
               <w:t>_</w:t>
             </w:r>
-            <w:proofErr w:type="gramStart"/>
             <w:r>
               <w:rPr>
                 <w:rFonts w:eastAsiaTheme="majorEastAsia"/>
@@ -4444,17 +4171,7 @@
                 <w:szCs w:val="20"/>
                 <w:lang w:val="en-US"/>
               </w:rPr>
-              <w:t>(</w:t>
-            </w:r>
-            <w:proofErr w:type="gramEnd"/>
-            <w:r>
-              <w:rPr>
-                <w:rFonts w:eastAsiaTheme="majorEastAsia"/>
-                <w:sz w:val="20"/>
-                <w:szCs w:val="20"/>
-                <w:lang w:val="en-US"/>
-              </w:rPr>
-              <w:t>)</w:t>
+              <w:t>()</w:t>
             </w:r>
             <w:r>
               <w:rPr>
@@ -4766,16 +4483,7 @@
                 <w:sz w:val="20"/>
                 <w:szCs w:val="20"/>
               </w:rPr>
-              <w:t>test_set_up_camera_limit_takes_negative_</w:t>
-            </w:r>
-            <w:proofErr w:type="gramStart"/>
-            <w:r>
-              <w:rPr>
-                <w:rFonts w:eastAsiaTheme="majorEastAsia"/>
-                <w:sz w:val="20"/>
-                <w:szCs w:val="20"/>
-              </w:rPr>
-              <w:t>rect</w:t>
+              <w:t>test_set_up_camera_limit_takes_negative_rect</w:t>
             </w:r>
             <w:proofErr w:type="spellEnd"/>
             <w:r>
@@ -4784,16 +4492,7 @@
                 <w:sz w:val="20"/>
                 <w:szCs w:val="20"/>
               </w:rPr>
-              <w:t>(</w:t>
-            </w:r>
-            <w:proofErr w:type="gramEnd"/>
-            <w:r>
-              <w:rPr>
-                <w:rFonts w:eastAsiaTheme="majorEastAsia"/>
-                <w:sz w:val="20"/>
-                <w:szCs w:val="20"/>
-              </w:rPr>
-              <w:t>)</w:t>
+              <w:t>()</w:t>
             </w:r>
             <w:r>
               <w:rPr>
@@ -4857,15 +4556,7 @@
                 <w:sz w:val="20"/>
                 <w:szCs w:val="20"/>
               </w:rPr>
-              <w:t>(</w:t>
-            </w:r>
-            <w:proofErr w:type="gramStart"/>
-            <w:r>
-              <w:rPr>
-                <w:sz w:val="20"/>
-                <w:szCs w:val="20"/>
-              </w:rPr>
-              <w:t>использует </w:t>
+              <w:t>(использует </w:t>
             </w:r>
             <w:r>
               <w:rPr>
@@ -4885,7 +4576,6 @@
               <w:t>abs</w:t>
             </w:r>
             <w:proofErr w:type="spellEnd"/>
-            <w:proofErr w:type="gramEnd"/>
             <w:r>
               <w:rPr>
                 <w:rFonts w:eastAsiaTheme="majorEastAsia"/>
@@ -4943,16 +4633,7 @@
                 <w:sz w:val="20"/>
                 <w:szCs w:val="20"/>
               </w:rPr>
-              <w:t>test_knockback_pushes_player_</w:t>
-            </w:r>
-            <w:proofErr w:type="gramStart"/>
-            <w:r>
-              <w:rPr>
-                <w:rFonts w:eastAsiaTheme="majorEastAsia"/>
-                <w:sz w:val="20"/>
-                <w:szCs w:val="20"/>
-              </w:rPr>
-              <w:t>backwards</w:t>
+              <w:t>test_knockback_pushes_player_backwards</w:t>
             </w:r>
             <w:proofErr w:type="spellEnd"/>
             <w:r>
@@ -4961,16 +4642,7 @@
                 <w:sz w:val="20"/>
                 <w:szCs w:val="20"/>
               </w:rPr>
-              <w:t>(</w:t>
-            </w:r>
-            <w:proofErr w:type="gramEnd"/>
-            <w:r>
-              <w:rPr>
-                <w:rFonts w:eastAsiaTheme="majorEastAsia"/>
-                <w:sz w:val="20"/>
-                <w:szCs w:val="20"/>
-              </w:rPr>
-              <w:t>)</w:t>
+              <w:t>()</w:t>
             </w:r>
             <w:r>
               <w:rPr>
@@ -5068,18 +4740,8 @@
                 <w:sz w:val="20"/>
                 <w:szCs w:val="20"/>
               </w:rPr>
-              <w:t xml:space="preserve"> </w:t>
-            </w:r>
-            <w:proofErr w:type="gramStart"/>
-            <w:r>
-              <w:rPr>
-                <w:rFonts w:eastAsiaTheme="majorEastAsia"/>
-                <w:sz w:val="20"/>
-                <w:szCs w:val="20"/>
-              </w:rPr>
-              <w:t>&lt; 0</w:t>
-            </w:r>
-            <w:proofErr w:type="gramEnd"/>
+              <w:t xml:space="preserve"> &lt; 0</w:t>
+            </w:r>
             <w:r>
               <w:rPr>
                 <w:sz w:val="20"/>
@@ -5310,26 +4972,17 @@
                 <w:sz w:val="16"/>
                 <w:szCs w:val="16"/>
               </w:rPr>
-              <w:t xml:space="preserve">Метод создания объектов: В ТЗ не указано различие между созданием класса и инстансом сцены. В результате тесты </w:t>
-            </w:r>
-            <w:proofErr w:type="gramStart"/>
+              <w:t>Метод создания объектов: В ТЗ не указано различие между созданием класса и инстансом сцены. В результате тесты используют .</w:t>
+            </w:r>
+            <w:proofErr w:type="spellStart"/>
             <w:r>
               <w:rPr>
                 <w:sz w:val="16"/>
                 <w:szCs w:val="16"/>
               </w:rPr>
-              <w:t>используют .</w:t>
-            </w:r>
-            <w:proofErr w:type="spellStart"/>
-            <w:r>
-              <w:rPr>
-                <w:sz w:val="16"/>
-                <w:szCs w:val="16"/>
-              </w:rPr>
               <w:t>new</w:t>
             </w:r>
             <w:proofErr w:type="spellEnd"/>
-            <w:proofErr w:type="gramEnd"/>
             <w:r>
               <w:rPr>
                 <w:sz w:val="16"/>
@@ -5547,23 +5200,7 @@
                 <w:sz w:val="16"/>
                 <w:szCs w:val="16"/>
               </w:rPr>
-              <w:t>Типизация</w:t>
-            </w:r>
-            <w:proofErr w:type="gramStart"/>
-            <w:r>
-              <w:rPr>
-                <w:sz w:val="16"/>
-                <w:szCs w:val="16"/>
-              </w:rPr>
-              <w:t>: Запретить</w:t>
-            </w:r>
-            <w:proofErr w:type="gramEnd"/>
-            <w:r>
-              <w:rPr>
-                <w:sz w:val="16"/>
-                <w:szCs w:val="16"/>
-              </w:rPr>
-              <w:t xml:space="preserve"> использование </w:t>
+              <w:t xml:space="preserve">Типизация: Запретить использование </w:t>
             </w:r>
             <w:proofErr w:type="spellStart"/>
             <w:r>
@@ -5662,42 +5299,17 @@
                 <w:sz w:val="16"/>
                 <w:szCs w:val="16"/>
               </w:rPr>
-              <w:t>Стандарт тестов</w:t>
-            </w:r>
-            <w:proofErr w:type="gramStart"/>
+              <w:t>Стандарт тестов: Прописать обязательное использование .</w:t>
+            </w:r>
+            <w:proofErr w:type="spellStart"/>
             <w:r>
               <w:rPr>
                 <w:sz w:val="16"/>
                 <w:szCs w:val="16"/>
               </w:rPr>
-              <w:t>: Прописать</w:t>
-            </w:r>
-            <w:proofErr w:type="gramEnd"/>
-            <w:r>
-              <w:rPr>
-                <w:sz w:val="16"/>
-                <w:szCs w:val="16"/>
-              </w:rPr>
-              <w:t xml:space="preserve"> обязательное </w:t>
-            </w:r>
-            <w:proofErr w:type="gramStart"/>
-            <w:r>
-              <w:rPr>
-                <w:sz w:val="16"/>
-                <w:szCs w:val="16"/>
-              </w:rPr>
-              <w:t>использование .</w:t>
-            </w:r>
-            <w:proofErr w:type="spellStart"/>
-            <w:r>
-              <w:rPr>
-                <w:sz w:val="16"/>
-                <w:szCs w:val="16"/>
-              </w:rPr>
               <w:t>instantiate</w:t>
             </w:r>
             <w:proofErr w:type="spellEnd"/>
-            <w:proofErr w:type="gramEnd"/>
             <w:r>
               <w:rPr>
                 <w:sz w:val="16"/>
@@ -5814,7 +5426,7 @@
     <w:p>
       <w:pPr>
         <w:rPr>
-          <w:lang w:val="en-US"/>
+          <w:lang w:val="ru-MD"/>
         </w:rPr>
       </w:pPr>
       <w:r>
@@ -5846,7 +5458,7 @@
           <w:kern w:val="2"/>
           <w:sz w:val="32"/>
           <w:szCs w:val="32"/>
-          <w:lang w:val="en-US"/>
+          <w:lang w:val="ru-MD"/>
           <w14:ligatures w14:val="standardContextual"/>
         </w:rPr>
       </w:pPr>
@@ -5856,13 +5468,16 @@
     </w:p>
     <w:p>
       <w:pPr>
-        <w:pStyle w:val="Heading1"/>
+        <w:pStyle w:val="1"/>
         <w:rPr>
           <w:lang w:val="ru-RU"/>
         </w:rPr>
       </w:pPr>
-      <w:bookmarkStart w:id="2" w:name="_Toc225723118"/>
-      <w:r>
+      <w:bookmarkStart w:id="2" w:name="_Toc225776826"/>
+      <w:r>
+        <w:rPr>
+          <w:lang w:val="ru-MD"/>
+        </w:rPr>
         <w:lastRenderedPageBreak/>
         <w:t>ВЫВОДЫ</w:t>
       </w:r>
@@ -5906,7 +5521,7 @@
 </file>
 
 <file path=word/numbering.xml><?xml version="1.0" encoding="utf-8"?>
-<w:numbering xmlns:wpc="http://schemas.microsoft.com/office/word/2010/wordprocessingCanvas" xmlns:cx="http://schemas.microsoft.com/office/drawing/2014/chartex" xmlns:cx1="http://schemas.microsoft.com/office/drawing/2015/9/8/chartex" xmlns:cx2="http://schemas.microsoft.com/office/drawing/2015/10/21/chartex" xmlns:cx3="http://schemas.microsoft.com/office/drawing/2016/5/9/chartex" xmlns:cx4="http://schemas.microsoft.com/office/drawing/2016/5/10/chartex" xmlns:cx5="http://schemas.microsoft.com/office/drawing/2016/5/11/chartex" xmlns:cx6="http://schemas.microsoft.com/office/drawing/2016/5/12/chartex" xmlns:cx7="http://schemas.microsoft.com/office/drawing/2016/5/13/chartex" xmlns:cx8="http://schemas.microsoft.com/office/drawing/2016/5/14/chartex" xmlns:mc="http://schemas.openxmlformats.org/markup-compatibility/2006" xmlns:aink="http://schemas.microsoft.com/office/drawing/2016/ink" xmlns:am3d="http://schemas.microsoft.com/office/drawing/2017/model3d" xmlns:o="urn:schemas-microsoft-com:office:office" xmlns:oel="http://schemas.microsoft.com/office/2019/extlst" xmlns:r="http://schemas.openxmlformats.org/officeDocument/2006/relationships" xmlns:m="http://schemas.openxmlformats.org/officeDocument/2006/math" xmlns:v="urn:schemas-microsoft-com:vml" xmlns:wp14="http://schemas.microsoft.com/office/word/2010/wordprocessingDrawing" xmlns:wp="http://schemas.openxmlformats.org/drawingml/2006/wordprocessingDrawing" xmlns:w10="urn:schemas-microsoft-com:office:word" xmlns:w="http://schemas.openxmlformats.org/wordprocessingml/2006/main" xmlns:w14="http://schemas.microsoft.com/office/word/2010/wordml" xmlns:w15="http://schemas.microsoft.com/office/word/2012/wordml" xmlns:w16cex="http://schemas.microsoft.com/office/word/2018/wordml/cex" xmlns:w16cid="http://schemas.microsoft.com/office/word/2016/wordml/cid" xmlns:w16="http://schemas.microsoft.com/office/word/2018/wordml" xmlns:w16du="http://schemas.microsoft.com/office/word/2023/wordml/word16du" xmlns:w16sdtdh="http://schemas.microsoft.com/office/word/2020/wordml/sdtdatahash" xmlns:w16sdtfl="http://schemas.microsoft.com/office/word/2024/wordml/sdtformatlock" xmlns:w16se="http://schemas.microsoft.com/office/word/2015/wordml/symex" xmlns:wpg="http://schemas.microsoft.com/office/word/2010/wordprocessingGroup" xmlns:wpi="http://schemas.microsoft.com/office/word/2010/wordprocessingInk" xmlns:wne="http://schemas.microsoft.com/office/word/2006/wordml" xmlns:wps="http://schemas.microsoft.com/office/word/2010/wordprocessingShape" mc:Ignorable="w14 w15 w16se w16cid w16 w16cex w16sdtdh w16sdtfl w16du wp14">
+<w:numbering xmlns:wpc="http://schemas.microsoft.com/office/word/2010/wordprocessingCanvas" xmlns:cx="http://schemas.microsoft.com/office/drawing/2014/chartex" xmlns:cx1="http://schemas.microsoft.com/office/drawing/2015/9/8/chartex" xmlns:cx2="http://schemas.microsoft.com/office/drawing/2015/10/21/chartex" xmlns:cx3="http://schemas.microsoft.com/office/drawing/2016/5/9/chartex" xmlns:cx4="http://schemas.microsoft.com/office/drawing/2016/5/10/chartex" xmlns:cx5="http://schemas.microsoft.com/office/drawing/2016/5/11/chartex" xmlns:cx6="http://schemas.microsoft.com/office/drawing/2016/5/12/chartex" xmlns:cx7="http://schemas.microsoft.com/office/drawing/2016/5/13/chartex" xmlns:cx8="http://schemas.microsoft.com/office/drawing/2016/5/14/chartex" xmlns:mc="http://schemas.openxmlformats.org/markup-compatibility/2006" xmlns:aink="http://schemas.microsoft.com/office/drawing/2016/ink" xmlns:am3d="http://schemas.microsoft.com/office/drawing/2017/model3d" xmlns:o="urn:schemas-microsoft-com:office:office" xmlns:r="http://schemas.openxmlformats.org/officeDocument/2006/relationships" xmlns:m="http://schemas.openxmlformats.org/officeDocument/2006/math" xmlns:v="urn:schemas-microsoft-com:vml" xmlns:wp14="http://schemas.microsoft.com/office/word/2010/wordprocessingDrawing" xmlns:wp="http://schemas.openxmlformats.org/drawingml/2006/wordprocessingDrawing" xmlns:w10="urn:schemas-microsoft-com:office:word" xmlns:w="http://schemas.openxmlformats.org/wordprocessingml/2006/main" xmlns:w14="http://schemas.microsoft.com/office/word/2010/wordml" xmlns:w15="http://schemas.microsoft.com/office/word/2012/wordml" xmlns:w16cex="http://schemas.microsoft.com/office/word/2018/wordml/cex" xmlns:w16cid="http://schemas.microsoft.com/office/word/2016/wordml/cid" xmlns:w16="http://schemas.microsoft.com/office/word/2018/wordml" xmlns:w16sdtdh="http://schemas.microsoft.com/office/word/2020/wordml/sdtdatahash" xmlns:w16se="http://schemas.microsoft.com/office/word/2015/wordml/symex" xmlns:wpg="http://schemas.microsoft.com/office/word/2010/wordprocessingGroup" xmlns:wpi="http://schemas.microsoft.com/office/word/2010/wordprocessingInk" xmlns:wne="http://schemas.microsoft.com/office/word/2006/wordml" xmlns:wps="http://schemas.microsoft.com/office/word/2010/wordprocessingShape" mc:Ignorable="w14 w15 w16se w16cid w16 w16cex w16sdtdh wp14">
   <w:abstractNum w:abstractNumId="0" w15:restartNumberingAfterBreak="0">
     <w:nsid w:val="142F12A9"/>
     <w:multiLevelType w:val="hybridMultilevel"/>
@@ -6195,20 +5810,20 @@
       </w:pPr>
     </w:lvl>
   </w:abstractNum>
-  <w:num w:numId="1" w16cid:durableId="1966887898">
+  <w:num w:numId="1">
     <w:abstractNumId w:val="0"/>
   </w:num>
-  <w:num w:numId="2" w16cid:durableId="1051147867">
+  <w:num w:numId="2">
     <w:abstractNumId w:val="1"/>
   </w:num>
-  <w:num w:numId="3" w16cid:durableId="1768041214">
+  <w:num w:numId="3">
     <w:abstractNumId w:val="2"/>
   </w:num>
 </w:numbering>
 </file>
 
 <file path=word/styles.xml><?xml version="1.0" encoding="utf-8"?>
-<w:styles xmlns:mc="http://schemas.openxmlformats.org/markup-compatibility/2006" xmlns:r="http://schemas.openxmlformats.org/officeDocument/2006/relationships" xmlns:w="http://schemas.openxmlformats.org/wordprocessingml/2006/main" xmlns:w14="http://schemas.microsoft.com/office/word/2010/wordml" xmlns:w15="http://schemas.microsoft.com/office/word/2012/wordml" xmlns:w16cex="http://schemas.microsoft.com/office/word/2018/wordml/cex" xmlns:w16cid="http://schemas.microsoft.com/office/word/2016/wordml/cid" xmlns:w16="http://schemas.microsoft.com/office/word/2018/wordml" xmlns:w16du="http://schemas.microsoft.com/office/word/2023/wordml/word16du" xmlns:w16sdtdh="http://schemas.microsoft.com/office/word/2020/wordml/sdtdatahash" xmlns:w16sdtfl="http://schemas.microsoft.com/office/word/2024/wordml/sdtformatlock" xmlns:w16se="http://schemas.microsoft.com/office/word/2015/wordml/symex" mc:Ignorable="w14 w15 w16se w16cid w16 w16cex w16sdtdh w16sdtfl w16du">
+<w:styles xmlns:mc="http://schemas.openxmlformats.org/markup-compatibility/2006" xmlns:r="http://schemas.openxmlformats.org/officeDocument/2006/relationships" xmlns:w="http://schemas.openxmlformats.org/wordprocessingml/2006/main" xmlns:w14="http://schemas.microsoft.com/office/word/2010/wordml" xmlns:w15="http://schemas.microsoft.com/office/word/2012/wordml" xmlns:w16cex="http://schemas.microsoft.com/office/word/2018/wordml/cex" xmlns:w16cid="http://schemas.microsoft.com/office/word/2016/wordml/cid" xmlns:w16="http://schemas.microsoft.com/office/word/2018/wordml" xmlns:w16sdtdh="http://schemas.microsoft.com/office/word/2020/wordml/sdtdatahash" xmlns:w16se="http://schemas.microsoft.com/office/word/2015/wordml/symex" mc:Ignorable="w14 w15 w16se w16cid w16 w16cex w16sdtdh">
   <w:docDefaults>
     <w:rPrDefault>
       <w:rPr>
@@ -6604,7 +6219,7 @@
     <w:lsdException w:name="Unresolved Mention" w:semiHidden="1" w:unhideWhenUsed="1"/>
     <w:lsdException w:name="Smart Link" w:semiHidden="1" w:unhideWhenUsed="1"/>
   </w:latentStyles>
-  <w:style w:type="paragraph" w:default="1" w:styleId="Normal">
+  <w:style w:type="paragraph" w:default="1" w:styleId="a">
     <w:name w:val="Normal"/>
     <w:qFormat/>
     <w:rsid w:val="00ED7389"/>
@@ -6620,11 +6235,11 @@
       <w14:ligatures w14:val="none"/>
     </w:rPr>
   </w:style>
-  <w:style w:type="paragraph" w:styleId="Heading1">
+  <w:style w:type="paragraph" w:styleId="1">
     <w:name w:val="heading 1"/>
-    <w:basedOn w:val="Normal"/>
-    <w:next w:val="Normal"/>
-    <w:link w:val="Heading1Char"/>
+    <w:basedOn w:val="a"/>
+    <w:next w:val="a"/>
+    <w:link w:val="10"/>
     <w:uiPriority w:val="9"/>
     <w:qFormat/>
     <w:rsid w:val="00493BDB"/>
@@ -6647,11 +6262,11 @@
       <w14:ligatures w14:val="standardContextual"/>
     </w:rPr>
   </w:style>
-  <w:style w:type="paragraph" w:styleId="Heading2">
+  <w:style w:type="paragraph" w:styleId="2">
     <w:name w:val="heading 2"/>
-    <w:basedOn w:val="Normal"/>
-    <w:next w:val="Normal"/>
-    <w:link w:val="Heading2Char"/>
+    <w:basedOn w:val="a"/>
+    <w:next w:val="a"/>
+    <w:link w:val="20"/>
     <w:uiPriority w:val="9"/>
     <w:semiHidden/>
     <w:unhideWhenUsed/>
@@ -6670,11 +6285,11 @@
       <w:szCs w:val="32"/>
     </w:rPr>
   </w:style>
-  <w:style w:type="paragraph" w:styleId="Heading3">
+  <w:style w:type="paragraph" w:styleId="3">
     <w:name w:val="heading 3"/>
-    <w:basedOn w:val="Normal"/>
-    <w:next w:val="Normal"/>
-    <w:link w:val="Heading3Char"/>
+    <w:basedOn w:val="a"/>
+    <w:next w:val="a"/>
+    <w:link w:val="30"/>
     <w:uiPriority w:val="9"/>
     <w:semiHidden/>
     <w:unhideWhenUsed/>
@@ -6693,11 +6308,11 @@
       <w:szCs w:val="28"/>
     </w:rPr>
   </w:style>
-  <w:style w:type="paragraph" w:styleId="Heading4">
+  <w:style w:type="paragraph" w:styleId="4">
     <w:name w:val="heading 4"/>
-    <w:basedOn w:val="Normal"/>
-    <w:next w:val="Normal"/>
-    <w:link w:val="Heading4Char"/>
+    <w:basedOn w:val="a"/>
+    <w:next w:val="a"/>
+    <w:link w:val="40"/>
     <w:uiPriority w:val="9"/>
     <w:semiHidden/>
     <w:unhideWhenUsed/>
@@ -6716,11 +6331,11 @@
       <w:color w:val="0F4761" w:themeColor="accent1" w:themeShade="BF"/>
     </w:rPr>
   </w:style>
-  <w:style w:type="paragraph" w:styleId="Heading5">
+  <w:style w:type="paragraph" w:styleId="5">
     <w:name w:val="heading 5"/>
-    <w:basedOn w:val="Normal"/>
-    <w:next w:val="Normal"/>
-    <w:link w:val="Heading5Char"/>
+    <w:basedOn w:val="a"/>
+    <w:next w:val="a"/>
+    <w:link w:val="50"/>
     <w:uiPriority w:val="9"/>
     <w:semiHidden/>
     <w:unhideWhenUsed/>
@@ -6737,11 +6352,11 @@
       <w:color w:val="0F4761" w:themeColor="accent1" w:themeShade="BF"/>
     </w:rPr>
   </w:style>
-  <w:style w:type="paragraph" w:styleId="Heading6">
+  <w:style w:type="paragraph" w:styleId="6">
     <w:name w:val="heading 6"/>
-    <w:basedOn w:val="Normal"/>
-    <w:next w:val="Normal"/>
-    <w:link w:val="Heading6Char"/>
+    <w:basedOn w:val="a"/>
+    <w:next w:val="a"/>
+    <w:link w:val="60"/>
     <w:uiPriority w:val="9"/>
     <w:semiHidden/>
     <w:unhideWhenUsed/>
@@ -6760,11 +6375,11 @@
       <w:color w:val="595959" w:themeColor="text1" w:themeTint="A6"/>
     </w:rPr>
   </w:style>
-  <w:style w:type="paragraph" w:styleId="Heading7">
+  <w:style w:type="paragraph" w:styleId="7">
     <w:name w:val="heading 7"/>
-    <w:basedOn w:val="Normal"/>
-    <w:next w:val="Normal"/>
-    <w:link w:val="Heading7Char"/>
+    <w:basedOn w:val="a"/>
+    <w:next w:val="a"/>
+    <w:link w:val="70"/>
     <w:uiPriority w:val="9"/>
     <w:semiHidden/>
     <w:unhideWhenUsed/>
@@ -6781,11 +6396,11 @@
       <w:color w:val="595959" w:themeColor="text1" w:themeTint="A6"/>
     </w:rPr>
   </w:style>
-  <w:style w:type="paragraph" w:styleId="Heading8">
+  <w:style w:type="paragraph" w:styleId="8">
     <w:name w:val="heading 8"/>
-    <w:basedOn w:val="Normal"/>
-    <w:next w:val="Normal"/>
-    <w:link w:val="Heading8Char"/>
+    <w:basedOn w:val="a"/>
+    <w:next w:val="a"/>
+    <w:link w:val="80"/>
     <w:uiPriority w:val="9"/>
     <w:semiHidden/>
     <w:unhideWhenUsed/>
@@ -6803,11 +6418,11 @@
       <w:color w:val="272727" w:themeColor="text1" w:themeTint="D8"/>
     </w:rPr>
   </w:style>
-  <w:style w:type="paragraph" w:styleId="Heading9">
+  <w:style w:type="paragraph" w:styleId="9">
     <w:name w:val="heading 9"/>
-    <w:basedOn w:val="Normal"/>
-    <w:next w:val="Normal"/>
-    <w:link w:val="Heading9Char"/>
+    <w:basedOn w:val="a"/>
+    <w:next w:val="a"/>
+    <w:link w:val="90"/>
     <w:uiPriority w:val="9"/>
     <w:semiHidden/>
     <w:unhideWhenUsed/>
@@ -6823,13 +6438,13 @@
       <w:color w:val="272727" w:themeColor="text1" w:themeTint="D8"/>
     </w:rPr>
   </w:style>
-  <w:style w:type="character" w:default="1" w:styleId="DefaultParagraphFont">
+  <w:style w:type="character" w:default="1" w:styleId="a0">
     <w:name w:val="Default Paragraph Font"/>
     <w:uiPriority w:val="1"/>
     <w:semiHidden/>
     <w:unhideWhenUsed/>
   </w:style>
-  <w:style w:type="table" w:default="1" w:styleId="TableNormal">
+  <w:style w:type="table" w:default="1" w:styleId="a1">
     <w:name w:val="Normal Table"/>
     <w:uiPriority w:val="99"/>
     <w:semiHidden/>
@@ -6844,16 +6459,16 @@
       </w:tblCellMar>
     </w:tblPr>
   </w:style>
-  <w:style w:type="numbering" w:default="1" w:styleId="NoList">
+  <w:style w:type="numbering" w:default="1" w:styleId="a2">
     <w:name w:val="No List"/>
     <w:uiPriority w:val="99"/>
     <w:semiHidden/>
     <w:unhideWhenUsed/>
   </w:style>
-  <w:style w:type="character" w:customStyle="1" w:styleId="Heading1Char">
-    <w:name w:val="Heading 1 Char"/>
-    <w:basedOn w:val="DefaultParagraphFont"/>
-    <w:link w:val="Heading1"/>
+  <w:style w:type="character" w:customStyle="1" w:styleId="10">
+    <w:name w:val="Заголовок 1 Знак"/>
+    <w:basedOn w:val="a0"/>
+    <w:link w:val="1"/>
     <w:uiPriority w:val="9"/>
     <w:rsid w:val="00493BDB"/>
     <w:rPr>
@@ -6865,10 +6480,10 @@
       <w:szCs w:val="32"/>
     </w:rPr>
   </w:style>
-  <w:style w:type="character" w:customStyle="1" w:styleId="Heading2Char">
-    <w:name w:val="Heading 2 Char"/>
-    <w:basedOn w:val="DefaultParagraphFont"/>
-    <w:link w:val="Heading2"/>
+  <w:style w:type="character" w:customStyle="1" w:styleId="20">
+    <w:name w:val="Заголовок 2 Знак"/>
+    <w:basedOn w:val="a0"/>
+    <w:link w:val="2"/>
     <w:uiPriority w:val="9"/>
     <w:semiHidden/>
     <w:rsid w:val="00493BDB"/>
@@ -6879,10 +6494,10 @@
       <w:szCs w:val="32"/>
     </w:rPr>
   </w:style>
-  <w:style w:type="character" w:customStyle="1" w:styleId="Heading3Char">
-    <w:name w:val="Heading 3 Char"/>
-    <w:basedOn w:val="DefaultParagraphFont"/>
-    <w:link w:val="Heading3"/>
+  <w:style w:type="character" w:customStyle="1" w:styleId="30">
+    <w:name w:val="Заголовок 3 Знак"/>
+    <w:basedOn w:val="a0"/>
+    <w:link w:val="3"/>
     <w:uiPriority w:val="9"/>
     <w:semiHidden/>
     <w:rsid w:val="00493BDB"/>
@@ -6893,10 +6508,10 @@
       <w:szCs w:val="28"/>
     </w:rPr>
   </w:style>
-  <w:style w:type="character" w:customStyle="1" w:styleId="Heading4Char">
-    <w:name w:val="Heading 4 Char"/>
-    <w:basedOn w:val="DefaultParagraphFont"/>
-    <w:link w:val="Heading4"/>
+  <w:style w:type="character" w:customStyle="1" w:styleId="40">
+    <w:name w:val="Заголовок 4 Знак"/>
+    <w:basedOn w:val="a0"/>
+    <w:link w:val="4"/>
     <w:uiPriority w:val="9"/>
     <w:semiHidden/>
     <w:rsid w:val="00493BDB"/>
@@ -6907,10 +6522,10 @@
       <w:color w:val="0F4761" w:themeColor="accent1" w:themeShade="BF"/>
     </w:rPr>
   </w:style>
-  <w:style w:type="character" w:customStyle="1" w:styleId="Heading5Char">
-    <w:name w:val="Heading 5 Char"/>
-    <w:basedOn w:val="DefaultParagraphFont"/>
-    <w:link w:val="Heading5"/>
+  <w:style w:type="character" w:customStyle="1" w:styleId="50">
+    <w:name w:val="Заголовок 5 Знак"/>
+    <w:basedOn w:val="a0"/>
+    <w:link w:val="5"/>
     <w:uiPriority w:val="9"/>
     <w:semiHidden/>
     <w:rsid w:val="00493BDB"/>
@@ -6919,10 +6534,10 @@
       <w:color w:val="0F4761" w:themeColor="accent1" w:themeShade="BF"/>
     </w:rPr>
   </w:style>
-  <w:style w:type="character" w:customStyle="1" w:styleId="Heading6Char">
-    <w:name w:val="Heading 6 Char"/>
-    <w:basedOn w:val="DefaultParagraphFont"/>
-    <w:link w:val="Heading6"/>
+  <w:style w:type="character" w:customStyle="1" w:styleId="60">
+    <w:name w:val="Заголовок 6 Знак"/>
+    <w:basedOn w:val="a0"/>
+    <w:link w:val="6"/>
     <w:uiPriority w:val="9"/>
     <w:semiHidden/>
     <w:rsid w:val="00493BDB"/>
@@ -6933,10 +6548,10 @@
       <w:color w:val="595959" w:themeColor="text1" w:themeTint="A6"/>
     </w:rPr>
   </w:style>
-  <w:style w:type="character" w:customStyle="1" w:styleId="Heading7Char">
-    <w:name w:val="Heading 7 Char"/>
-    <w:basedOn w:val="DefaultParagraphFont"/>
-    <w:link w:val="Heading7"/>
+  <w:style w:type="character" w:customStyle="1" w:styleId="70">
+    <w:name w:val="Заголовок 7 Знак"/>
+    <w:basedOn w:val="a0"/>
+    <w:link w:val="7"/>
     <w:uiPriority w:val="9"/>
     <w:semiHidden/>
     <w:rsid w:val="00493BDB"/>
@@ -6945,10 +6560,10 @@
       <w:color w:val="595959" w:themeColor="text1" w:themeTint="A6"/>
     </w:rPr>
   </w:style>
-  <w:style w:type="character" w:customStyle="1" w:styleId="Heading8Char">
-    <w:name w:val="Heading 8 Char"/>
-    <w:basedOn w:val="DefaultParagraphFont"/>
-    <w:link w:val="Heading8"/>
+  <w:style w:type="character" w:customStyle="1" w:styleId="80">
+    <w:name w:val="Заголовок 8 Знак"/>
+    <w:basedOn w:val="a0"/>
+    <w:link w:val="8"/>
     <w:uiPriority w:val="9"/>
     <w:semiHidden/>
     <w:rsid w:val="00493BDB"/>
@@ -6959,10 +6574,10 @@
       <w:color w:val="272727" w:themeColor="text1" w:themeTint="D8"/>
     </w:rPr>
   </w:style>
-  <w:style w:type="character" w:customStyle="1" w:styleId="Heading9Char">
-    <w:name w:val="Heading 9 Char"/>
-    <w:basedOn w:val="DefaultParagraphFont"/>
-    <w:link w:val="Heading9"/>
+  <w:style w:type="character" w:customStyle="1" w:styleId="90">
+    <w:name w:val="Заголовок 9 Знак"/>
+    <w:basedOn w:val="a0"/>
+    <w:link w:val="9"/>
     <w:uiPriority w:val="9"/>
     <w:semiHidden/>
     <w:rsid w:val="00493BDB"/>
@@ -6971,11 +6586,11 @@
       <w:color w:val="272727" w:themeColor="text1" w:themeTint="D8"/>
     </w:rPr>
   </w:style>
-  <w:style w:type="paragraph" w:styleId="Title">
+  <w:style w:type="paragraph" w:styleId="a3">
     <w:name w:val="Title"/>
-    <w:basedOn w:val="Normal"/>
-    <w:next w:val="Normal"/>
-    <w:link w:val="TitleChar"/>
+    <w:basedOn w:val="a"/>
+    <w:next w:val="a"/>
+    <w:link w:val="a4"/>
     <w:uiPriority w:val="10"/>
     <w:qFormat/>
     <w:rsid w:val="00493BDB"/>
@@ -6991,10 +6606,10 @@
       <w:szCs w:val="56"/>
     </w:rPr>
   </w:style>
-  <w:style w:type="character" w:customStyle="1" w:styleId="TitleChar">
-    <w:name w:val="Title Char"/>
-    <w:basedOn w:val="DefaultParagraphFont"/>
-    <w:link w:val="Title"/>
+  <w:style w:type="character" w:customStyle="1" w:styleId="a4">
+    <w:name w:val="Заголовок Знак"/>
+    <w:basedOn w:val="a0"/>
+    <w:link w:val="a3"/>
     <w:uiPriority w:val="10"/>
     <w:rsid w:val="00493BDB"/>
     <w:rPr>
@@ -7005,11 +6620,11 @@
       <w:szCs w:val="56"/>
     </w:rPr>
   </w:style>
-  <w:style w:type="paragraph" w:styleId="Subtitle">
+  <w:style w:type="paragraph" w:styleId="a5">
     <w:name w:val="Subtitle"/>
-    <w:basedOn w:val="Normal"/>
-    <w:next w:val="Normal"/>
-    <w:link w:val="SubtitleChar"/>
+    <w:basedOn w:val="a"/>
+    <w:next w:val="a"/>
+    <w:link w:val="a6"/>
     <w:uiPriority w:val="11"/>
     <w:qFormat/>
     <w:rsid w:val="00493BDB"/>
@@ -7017,6 +6632,7 @@
       <w:numPr>
         <w:ilvl w:val="1"/>
       </w:numPr>
+      <w:ind w:firstLine="851"/>
     </w:pPr>
     <w:rPr>
       <w:rFonts w:eastAsiaTheme="majorEastAsia" w:cstheme="majorBidi"/>
@@ -7026,10 +6642,10 @@
       <w:szCs w:val="28"/>
     </w:rPr>
   </w:style>
-  <w:style w:type="character" w:customStyle="1" w:styleId="SubtitleChar">
-    <w:name w:val="Subtitle Char"/>
-    <w:basedOn w:val="DefaultParagraphFont"/>
-    <w:link w:val="Subtitle"/>
+  <w:style w:type="character" w:customStyle="1" w:styleId="a6">
+    <w:name w:val="Подзаголовок Знак"/>
+    <w:basedOn w:val="a0"/>
+    <w:link w:val="a5"/>
     <w:uiPriority w:val="11"/>
     <w:rsid w:val="00493BDB"/>
     <w:rPr>
@@ -7040,11 +6656,11 @@
       <w:szCs w:val="28"/>
     </w:rPr>
   </w:style>
-  <w:style w:type="paragraph" w:styleId="Quote">
+  <w:style w:type="paragraph" w:styleId="21">
     <w:name w:val="Quote"/>
-    <w:basedOn w:val="Normal"/>
-    <w:next w:val="Normal"/>
-    <w:link w:val="QuoteChar"/>
+    <w:basedOn w:val="a"/>
+    <w:next w:val="a"/>
+    <w:link w:val="22"/>
     <w:uiPriority w:val="29"/>
     <w:qFormat/>
     <w:rsid w:val="00493BDB"/>
@@ -7058,10 +6674,10 @@
       <w:color w:val="404040" w:themeColor="text1" w:themeTint="BF"/>
     </w:rPr>
   </w:style>
-  <w:style w:type="character" w:customStyle="1" w:styleId="QuoteChar">
-    <w:name w:val="Quote Char"/>
-    <w:basedOn w:val="DefaultParagraphFont"/>
-    <w:link w:val="Quote"/>
+  <w:style w:type="character" w:customStyle="1" w:styleId="22">
+    <w:name w:val="Цитата 2 Знак"/>
+    <w:basedOn w:val="a0"/>
+    <w:link w:val="21"/>
     <w:uiPriority w:val="29"/>
     <w:rsid w:val="00493BDB"/>
     <w:rPr>
@@ -7070,9 +6686,9 @@
       <w:color w:val="404040" w:themeColor="text1" w:themeTint="BF"/>
     </w:rPr>
   </w:style>
-  <w:style w:type="paragraph" w:styleId="ListParagraph">
+  <w:style w:type="paragraph" w:styleId="a7">
     <w:name w:val="List Paragraph"/>
-    <w:basedOn w:val="Normal"/>
+    <w:basedOn w:val="a"/>
     <w:uiPriority w:val="34"/>
     <w:qFormat/>
     <w:rsid w:val="00493BDB"/>
@@ -7081,9 +6697,9 @@
       <w:contextualSpacing/>
     </w:pPr>
   </w:style>
-  <w:style w:type="character" w:styleId="IntenseEmphasis">
+  <w:style w:type="character" w:styleId="a8">
     <w:name w:val="Intense Emphasis"/>
-    <w:basedOn w:val="DefaultParagraphFont"/>
+    <w:basedOn w:val="a0"/>
     <w:uiPriority w:val="21"/>
     <w:qFormat/>
     <w:rsid w:val="00493BDB"/>
@@ -7093,11 +6709,11 @@
       <w:color w:val="0F4761" w:themeColor="accent1" w:themeShade="BF"/>
     </w:rPr>
   </w:style>
-  <w:style w:type="paragraph" w:styleId="IntenseQuote">
+  <w:style w:type="paragraph" w:styleId="a9">
     <w:name w:val="Intense Quote"/>
-    <w:basedOn w:val="Normal"/>
-    <w:next w:val="Normal"/>
-    <w:link w:val="IntenseQuoteChar"/>
+    <w:basedOn w:val="a"/>
+    <w:next w:val="a"/>
+    <w:link w:val="aa"/>
     <w:uiPriority w:val="30"/>
     <w:qFormat/>
     <w:rsid w:val="00493BDB"/>
@@ -7116,10 +6732,10 @@
       <w:color w:val="0F4761" w:themeColor="accent1" w:themeShade="BF"/>
     </w:rPr>
   </w:style>
-  <w:style w:type="character" w:customStyle="1" w:styleId="IntenseQuoteChar">
-    <w:name w:val="Intense Quote Char"/>
-    <w:basedOn w:val="DefaultParagraphFont"/>
-    <w:link w:val="IntenseQuote"/>
+  <w:style w:type="character" w:customStyle="1" w:styleId="aa">
+    <w:name w:val="Выделенная цитата Знак"/>
+    <w:basedOn w:val="a0"/>
+    <w:link w:val="a9"/>
     <w:uiPriority w:val="30"/>
     <w:rsid w:val="00493BDB"/>
     <w:rPr>
@@ -7128,9 +6744,9 @@
       <w:color w:val="0F4761" w:themeColor="accent1" w:themeShade="BF"/>
     </w:rPr>
   </w:style>
-  <w:style w:type="character" w:styleId="IntenseReference">
+  <w:style w:type="character" w:styleId="ab">
     <w:name w:val="Intense Reference"/>
-    <w:basedOn w:val="DefaultParagraphFont"/>
+    <w:basedOn w:val="a0"/>
     <w:uiPriority w:val="32"/>
     <w:qFormat/>
     <w:rsid w:val="00493BDB"/>
@@ -7142,10 +6758,10 @@
       <w:spacing w:val="5"/>
     </w:rPr>
   </w:style>
-  <w:style w:type="paragraph" w:styleId="TOCHeading">
+  <w:style w:type="paragraph" w:styleId="ac">
     <w:name w:val="TOC Heading"/>
-    <w:basedOn w:val="Heading1"/>
-    <w:next w:val="Normal"/>
+    <w:basedOn w:val="1"/>
+    <w:next w:val="a"/>
     <w:uiPriority w:val="39"/>
     <w:unhideWhenUsed/>
     <w:qFormat/>
@@ -7165,10 +6781,10 @@
       <w14:ligatures w14:val="none"/>
     </w:rPr>
   </w:style>
-  <w:style w:type="paragraph" w:styleId="TOC1">
+  <w:style w:type="paragraph" w:styleId="11">
     <w:name w:val="toc 1"/>
-    <w:basedOn w:val="Normal"/>
-    <w:next w:val="Normal"/>
+    <w:basedOn w:val="a"/>
+    <w:next w:val="a"/>
     <w:autoRedefine/>
     <w:uiPriority w:val="39"/>
     <w:unhideWhenUsed/>
@@ -7185,9 +6801,9 @@
       <w:szCs w:val="20"/>
     </w:rPr>
   </w:style>
-  <w:style w:type="character" w:styleId="Hyperlink">
+  <w:style w:type="character" w:styleId="ad">
     <w:name w:val="Hyperlink"/>
-    <w:basedOn w:val="DefaultParagraphFont"/>
+    <w:basedOn w:val="a0"/>
     <w:uiPriority w:val="99"/>
     <w:unhideWhenUsed/>
     <w:rsid w:val="00493BDB"/>
@@ -7196,10 +6812,10 @@
       <w:u w:val="single"/>
     </w:rPr>
   </w:style>
-  <w:style w:type="paragraph" w:styleId="TOC2">
+  <w:style w:type="paragraph" w:styleId="23">
     <w:name w:val="toc 2"/>
-    <w:basedOn w:val="Normal"/>
-    <w:next w:val="Normal"/>
+    <w:basedOn w:val="a"/>
+    <w:next w:val="a"/>
     <w:autoRedefine/>
     <w:uiPriority w:val="39"/>
     <w:semiHidden/>
@@ -7215,10 +6831,10 @@
       <w:szCs w:val="20"/>
     </w:rPr>
   </w:style>
-  <w:style w:type="paragraph" w:styleId="TOC3">
+  <w:style w:type="paragraph" w:styleId="31">
     <w:name w:val="toc 3"/>
-    <w:basedOn w:val="Normal"/>
-    <w:next w:val="Normal"/>
+    <w:basedOn w:val="a"/>
+    <w:next w:val="a"/>
     <w:autoRedefine/>
     <w:uiPriority w:val="39"/>
     <w:semiHidden/>
@@ -7235,10 +6851,10 @@
       <w:szCs w:val="20"/>
     </w:rPr>
   </w:style>
-  <w:style w:type="paragraph" w:styleId="TOC4">
+  <w:style w:type="paragraph" w:styleId="41">
     <w:name w:val="toc 4"/>
-    <w:basedOn w:val="Normal"/>
-    <w:next w:val="Normal"/>
+    <w:basedOn w:val="a"/>
+    <w:next w:val="a"/>
     <w:autoRedefine/>
     <w:uiPriority w:val="39"/>
     <w:semiHidden/>
@@ -7253,10 +6869,10 @@
       <w:szCs w:val="18"/>
     </w:rPr>
   </w:style>
-  <w:style w:type="paragraph" w:styleId="TOC5">
+  <w:style w:type="paragraph" w:styleId="51">
     <w:name w:val="toc 5"/>
-    <w:basedOn w:val="Normal"/>
-    <w:next w:val="Normal"/>
+    <w:basedOn w:val="a"/>
+    <w:next w:val="a"/>
     <w:autoRedefine/>
     <w:uiPriority w:val="39"/>
     <w:semiHidden/>
@@ -7271,10 +6887,10 @@
       <w:szCs w:val="18"/>
     </w:rPr>
   </w:style>
-  <w:style w:type="paragraph" w:styleId="TOC6">
+  <w:style w:type="paragraph" w:styleId="61">
     <w:name w:val="toc 6"/>
-    <w:basedOn w:val="Normal"/>
-    <w:next w:val="Normal"/>
+    <w:basedOn w:val="a"/>
+    <w:next w:val="a"/>
     <w:autoRedefine/>
     <w:uiPriority w:val="39"/>
     <w:semiHidden/>
@@ -7289,10 +6905,10 @@
       <w:szCs w:val="18"/>
     </w:rPr>
   </w:style>
-  <w:style w:type="paragraph" w:styleId="TOC7">
+  <w:style w:type="paragraph" w:styleId="71">
     <w:name w:val="toc 7"/>
-    <w:basedOn w:val="Normal"/>
-    <w:next w:val="Normal"/>
+    <w:basedOn w:val="a"/>
+    <w:next w:val="a"/>
     <w:autoRedefine/>
     <w:uiPriority w:val="39"/>
     <w:semiHidden/>
@@ -7307,10 +6923,10 @@
       <w:szCs w:val="18"/>
     </w:rPr>
   </w:style>
-  <w:style w:type="paragraph" w:styleId="TOC8">
+  <w:style w:type="paragraph" w:styleId="81">
     <w:name w:val="toc 8"/>
-    <w:basedOn w:val="Normal"/>
-    <w:next w:val="Normal"/>
+    <w:basedOn w:val="a"/>
+    <w:next w:val="a"/>
     <w:autoRedefine/>
     <w:uiPriority w:val="39"/>
     <w:semiHidden/>
@@ -7325,10 +6941,10 @@
       <w:szCs w:val="18"/>
     </w:rPr>
   </w:style>
-  <w:style w:type="paragraph" w:styleId="TOC9">
+  <w:style w:type="paragraph" w:styleId="91">
     <w:name w:val="toc 9"/>
-    <w:basedOn w:val="Normal"/>
-    <w:next w:val="Normal"/>
+    <w:basedOn w:val="a"/>
+    <w:next w:val="a"/>
     <w:autoRedefine/>
     <w:uiPriority w:val="39"/>
     <w:semiHidden/>
@@ -7343,9 +6959,9 @@
       <w:szCs w:val="18"/>
     </w:rPr>
   </w:style>
-  <w:style w:type="character" w:styleId="FollowedHyperlink">
+  <w:style w:type="character" w:styleId="ae">
     <w:name w:val="FollowedHyperlink"/>
-    <w:basedOn w:val="DefaultParagraphFont"/>
+    <w:basedOn w:val="a0"/>
     <w:uiPriority w:val="99"/>
     <w:semiHidden/>
     <w:unhideWhenUsed/>

--- a/bug-fix_report.docx
+++ b/bug-fix_report.docx
@@ -99,70 +99,12 @@
           <w:lang w:val="en-US"/>
         </w:rPr>
       </w:pPr>
-      <w:proofErr w:type="spellStart"/>
       <w:r>
         <w:rPr>
           <w:lang w:val="en-US"/>
         </w:rPr>
-        <w:t>Departamentul</w:t>
-      </w:r>
-      <w:proofErr w:type="spellEnd"/>
-      <w:r>
-        <w:rPr>
-          <w:lang w:val="en-US"/>
-        </w:rPr>
-        <w:t xml:space="preserve"> </w:t>
-      </w:r>
-      <w:proofErr w:type="spellStart"/>
-      <w:r>
-        <w:rPr>
-          <w:lang w:val="en-US"/>
-        </w:rPr>
-        <w:t>Informatică</w:t>
-      </w:r>
-      <w:proofErr w:type="spellEnd"/>
-      <w:r>
-        <w:rPr>
-          <w:lang w:val="en-US"/>
-        </w:rPr>
-        <w:t xml:space="preserve"> </w:t>
-      </w:r>
-      <w:proofErr w:type="spellStart"/>
-      <w:r>
-        <w:rPr>
-          <w:lang w:val="en-US"/>
-        </w:rPr>
-        <w:t>și</w:t>
-      </w:r>
-      <w:proofErr w:type="spellEnd"/>
-      <w:r>
-        <w:rPr>
-          <w:lang w:val="en-US"/>
-        </w:rPr>
-        <w:t xml:space="preserve"> </w:t>
-      </w:r>
-      <w:proofErr w:type="spellStart"/>
-      <w:r>
-        <w:rPr>
-          <w:lang w:val="en-US"/>
-        </w:rPr>
-        <w:t>Ingineria</w:t>
-      </w:r>
-      <w:proofErr w:type="spellEnd"/>
-      <w:r>
-        <w:rPr>
-          <w:lang w:val="en-US"/>
-        </w:rPr>
-        <w:t xml:space="preserve"> </w:t>
-      </w:r>
-      <w:proofErr w:type="spellStart"/>
-      <w:r>
-        <w:rPr>
-          <w:lang w:val="en-US"/>
-        </w:rPr>
-        <w:t>Sistemelor</w:t>
-      </w:r>
-      <w:proofErr w:type="spellEnd"/>
+        <w:t>Departamentul Informatică și Ingineria Sistemelor</w:t>
+      </w:r>
     </w:p>
     <w:p>
       <w:pPr>
@@ -352,262 +294,166 @@
           <w:bCs/>
           <w:lang w:val="en-US"/>
         </w:rPr>
-        <w:t xml:space="preserve">A </w:t>
-      </w:r>
-      <w:proofErr w:type="spellStart"/>
+        <w:t xml:space="preserve">A verificat: </w:t>
+      </w:r>
+      <w:r>
+        <w:rPr>
+          <w:lang w:val="en-US"/>
+        </w:rPr>
+        <w:t>_______ /</w:t>
+      </w:r>
+      <w:r>
+        <w:rPr>
+          <w:u w:val="single"/>
+          <w:lang w:val="en-US"/>
+        </w:rPr>
+        <w:t xml:space="preserve">Kapusteanschi M.  </w:t>
+      </w:r>
+      <w:r>
+        <w:rPr>
+          <w:lang w:val="en-US"/>
+        </w:rPr>
+        <w:t>/</w:t>
+      </w:r>
+    </w:p>
+    <w:p>
+      <w:pPr>
+        <w:jc w:val="right"/>
+        <w:rPr>
+          <w:lang w:val="en-US"/>
+        </w:rPr>
+      </w:pPr>
       <w:r>
         <w:rPr>
           <w:b/>
           <w:bCs/>
           <w:lang w:val="en-US"/>
         </w:rPr>
-        <w:t>verificat</w:t>
-      </w:r>
-      <w:proofErr w:type="spellEnd"/>
-      <w:r>
+        <w:t>Studentul grupei CR-233:</w:t>
+      </w:r>
+      <w:r>
+        <w:rPr>
+          <w:lang w:val="en-US"/>
+        </w:rPr>
+        <w:t xml:space="preserve">   </w:t>
+      </w:r>
+      <w:r>
+        <w:rPr>
+          <w:u w:val="single"/>
+          <w:lang w:val="en-US"/>
+        </w:rPr>
+        <w:t>Scrinic Anton</w:t>
+      </w:r>
+      <w:r>
+        <w:rPr>
+          <w:lang w:val="en-US"/>
+        </w:rPr>
+        <w:t xml:space="preserve"> </w:t>
+      </w:r>
+      <w:r>
+        <w:rPr>
+          <w:u w:val="single"/>
+          <w:lang w:val="en-US"/>
+        </w:rPr>
+        <w:t>/ Dodu Heorhi</w:t>
+      </w:r>
+      <w:r>
+        <w:rPr>
+          <w:u w:val="single"/>
+          <w:lang w:val="en-US"/>
+        </w:rPr>
+        <w:t>i</w:t>
+      </w:r>
+      <w:r>
+        <w:rPr>
+          <w:u w:val="single"/>
+          <w:lang w:val="en-US"/>
+        </w:rPr>
+        <w:t>.</w:t>
+      </w:r>
+    </w:p>
+    <w:p>
+      <w:pPr>
+        <w:jc w:val="center"/>
+        <w:rPr>
+          <w:lang w:val="en-US"/>
+        </w:rPr>
+      </w:pPr>
+    </w:p>
+    <w:p>
+      <w:pPr>
+        <w:jc w:val="center"/>
+        <w:rPr>
+          <w:lang w:val="en-US"/>
+        </w:rPr>
+      </w:pPr>
+    </w:p>
+    <w:p>
+      <w:pPr>
+        <w:jc w:val="center"/>
+        <w:rPr>
+          <w:lang w:val="en-US"/>
+        </w:rPr>
+      </w:pPr>
+    </w:p>
+    <w:p>
+      <w:pPr>
+        <w:jc w:val="center"/>
+        <w:rPr>
+          <w:lang w:val="en-US"/>
+        </w:rPr>
+      </w:pPr>
+    </w:p>
+    <w:p>
+      <w:pPr>
+        <w:jc w:val="center"/>
+        <w:rPr>
+          <w:lang w:val="en-US"/>
+        </w:rPr>
+      </w:pPr>
+    </w:p>
+    <w:p>
+      <w:pPr>
+        <w:jc w:val="center"/>
+        <w:rPr>
+          <w:lang w:val="en-US"/>
+        </w:rPr>
+      </w:pPr>
+    </w:p>
+    <w:p>
+      <w:pPr>
+        <w:jc w:val="center"/>
+        <w:rPr>
+          <w:lang w:val="en-US"/>
+        </w:rPr>
+      </w:pPr>
+    </w:p>
+    <w:p>
+      <w:pPr>
+        <w:jc w:val="center"/>
+        <w:rPr>
+          <w:lang w:val="en-US"/>
+        </w:rPr>
+      </w:pPr>
+    </w:p>
+    <w:p>
+      <w:pPr>
+        <w:jc w:val="center"/>
         <w:rPr>
           <w:b/>
           <w:bCs/>
           <w:lang w:val="en-US"/>
         </w:rPr>
-        <w:t xml:space="preserve">: </w:t>
-      </w:r>
-      <w:r>
-        <w:rPr>
-          <w:lang w:val="en-US"/>
-        </w:rPr>
-        <w:t>_______ /</w:t>
-      </w:r>
-      <w:proofErr w:type="spellStart"/>
-      <w:r>
-        <w:rPr>
-          <w:u w:val="single"/>
-          <w:lang w:val="en-US"/>
-        </w:rPr>
-        <w:t>Kapusteanschi</w:t>
-      </w:r>
-      <w:proofErr w:type="spellEnd"/>
-      <w:r>
-        <w:rPr>
-          <w:u w:val="single"/>
-          <w:lang w:val="en-US"/>
-        </w:rPr>
-        <w:t xml:space="preserve"> M.  </w:t>
-      </w:r>
-      <w:r>
-        <w:rPr>
-          <w:lang w:val="en-US"/>
-        </w:rPr>
-        <w:t>/</w:t>
-      </w:r>
-    </w:p>
-    <w:p>
-      <w:pPr>
-        <w:jc w:val="right"/>
-        <w:rPr>
-          <w:lang w:val="en-US"/>
-        </w:rPr>
-      </w:pPr>
-      <w:proofErr w:type="spellStart"/>
+      </w:pPr>
+      <w:proofErr w:type="gramStart"/>
       <w:r>
         <w:rPr>
           <w:b/>
           <w:bCs/>
-          <w:lang w:val="en-US"/>
-        </w:rPr>
-        <w:t>Studentul</w:t>
-      </w:r>
-      <w:proofErr w:type="spellEnd"/>
-      <w:r>
-        <w:rPr>
-          <w:b/>
-          <w:bCs/>
-          <w:lang w:val="en-US"/>
-        </w:rPr>
-        <w:t xml:space="preserve"> </w:t>
-      </w:r>
-      <w:proofErr w:type="spellStart"/>
-      <w:r>
-        <w:rPr>
-          <w:b/>
-          <w:bCs/>
-          <w:lang w:val="en-US"/>
-        </w:rPr>
-        <w:t>grupei</w:t>
-      </w:r>
-      <w:proofErr w:type="spellEnd"/>
-      <w:r>
-        <w:rPr>
-          <w:b/>
-          <w:bCs/>
-          <w:lang w:val="en-US"/>
-        </w:rPr>
-        <w:t xml:space="preserve"> CR-233:</w:t>
-      </w:r>
-      <w:r>
-        <w:rPr>
-          <w:lang w:val="en-US"/>
-        </w:rPr>
-        <w:t xml:space="preserve">   </w:t>
-      </w:r>
-      <w:proofErr w:type="spellStart"/>
-      <w:r>
-        <w:rPr>
-          <w:u w:val="single"/>
-          <w:lang w:val="en-US"/>
-        </w:rPr>
-        <w:t>Scrinic</w:t>
-      </w:r>
-      <w:proofErr w:type="spellEnd"/>
-      <w:r>
-        <w:rPr>
-          <w:u w:val="single"/>
-          <w:lang w:val="en-US"/>
-        </w:rPr>
-        <w:t xml:space="preserve"> Anton</w:t>
-      </w:r>
-      <w:r>
-        <w:rPr>
-          <w:lang w:val="en-US"/>
-        </w:rPr>
-        <w:t xml:space="preserve"> </w:t>
-      </w:r>
-      <w:r>
-        <w:rPr>
-          <w:u w:val="single"/>
-          <w:lang w:val="en-US"/>
-        </w:rPr>
-        <w:t xml:space="preserve">/ </w:t>
-      </w:r>
-      <w:proofErr w:type="spellStart"/>
-      <w:r>
-        <w:rPr>
-          <w:u w:val="single"/>
-          <w:lang w:val="en-US"/>
-        </w:rPr>
-        <w:t>Dodu</w:t>
-      </w:r>
-      <w:proofErr w:type="spellEnd"/>
-      <w:r>
-        <w:rPr>
-          <w:u w:val="single"/>
-          <w:lang w:val="en-US"/>
-        </w:rPr>
-        <w:t xml:space="preserve"> </w:t>
-      </w:r>
-      <w:proofErr w:type="spellStart"/>
-      <w:r>
-        <w:rPr>
-          <w:u w:val="single"/>
-          <w:lang w:val="en-US"/>
-        </w:rPr>
-        <w:t>Heorhi</w:t>
-      </w:r>
-      <w:r>
-        <w:rPr>
-          <w:u w:val="single"/>
-          <w:lang w:val="en-US"/>
-        </w:rPr>
-        <w:t>i</w:t>
-      </w:r>
-      <w:proofErr w:type="spellEnd"/>
-      <w:r>
-        <w:rPr>
-          <w:u w:val="single"/>
-          <w:lang w:val="en-US"/>
-        </w:rPr>
-        <w:t>.</w:t>
-      </w:r>
-    </w:p>
-    <w:p>
-      <w:pPr>
-        <w:jc w:val="center"/>
-        <w:rPr>
-          <w:lang w:val="en-US"/>
-        </w:rPr>
-      </w:pPr>
-    </w:p>
-    <w:p>
-      <w:pPr>
-        <w:jc w:val="center"/>
-        <w:rPr>
-          <w:lang w:val="en-US"/>
-        </w:rPr>
-      </w:pPr>
-    </w:p>
-    <w:p>
-      <w:pPr>
-        <w:jc w:val="center"/>
-        <w:rPr>
-          <w:lang w:val="en-US"/>
-        </w:rPr>
-      </w:pPr>
-    </w:p>
-    <w:p>
-      <w:pPr>
-        <w:jc w:val="center"/>
-        <w:rPr>
-          <w:lang w:val="en-US"/>
-        </w:rPr>
-      </w:pPr>
-    </w:p>
-    <w:p>
-      <w:pPr>
-        <w:jc w:val="center"/>
-        <w:rPr>
-          <w:lang w:val="en-US"/>
-        </w:rPr>
-      </w:pPr>
-    </w:p>
-    <w:p>
-      <w:pPr>
-        <w:jc w:val="center"/>
-        <w:rPr>
-          <w:lang w:val="en-US"/>
-        </w:rPr>
-      </w:pPr>
-    </w:p>
-    <w:p>
-      <w:pPr>
-        <w:jc w:val="center"/>
-        <w:rPr>
-          <w:lang w:val="en-US"/>
-        </w:rPr>
-      </w:pPr>
-    </w:p>
-    <w:p>
-      <w:pPr>
-        <w:jc w:val="center"/>
-        <w:rPr>
-          <w:lang w:val="en-US"/>
-        </w:rPr>
-      </w:pPr>
-    </w:p>
-    <w:p>
-      <w:pPr>
-        <w:jc w:val="center"/>
-        <w:rPr>
-          <w:b/>
-          <w:bCs/>
-          <w:lang w:val="en-US"/>
-        </w:rPr>
-      </w:pPr>
-      <w:proofErr w:type="spellStart"/>
-      <w:r>
-        <w:rPr>
-          <w:b/>
-          <w:bCs/>
-        </w:rPr>
-        <w:t>Chişinǎu</w:t>
-      </w:r>
-      <w:proofErr w:type="spellEnd"/>
-      <w:r>
-        <w:rPr>
-          <w:b/>
-          <w:bCs/>
-        </w:rPr>
-        <w:t xml:space="preserve">  2026</w:t>
-      </w:r>
+        </w:rPr>
+        <w:t>Chişinǎu  2026</w:t>
+      </w:r>
+      <w:proofErr w:type="gramEnd"/>
     </w:p>
     <w:sdt>
       <w:sdtPr>
@@ -962,68 +808,12 @@
     <w:p/>
     <w:p>
       <w:r>
-        <w:t xml:space="preserve">Данный отчет посвящен исправлению багов в проекте </w:t>
-      </w:r>
-      <w:proofErr w:type="spellStart"/>
-      <w:r>
-        <w:t>TSGame</w:t>
-      </w:r>
-      <w:proofErr w:type="spellEnd"/>
-      <w:r>
-        <w:t xml:space="preserve"> — минимальном 2D </w:t>
-      </w:r>
-      <w:proofErr w:type="spellStart"/>
-      <w:r>
-        <w:t>платформере</w:t>
-      </w:r>
-      <w:proofErr w:type="spellEnd"/>
-      <w:r>
-        <w:t xml:space="preserve">, разработанном на базе движка </w:t>
-      </w:r>
-      <w:proofErr w:type="spellStart"/>
-      <w:r>
-        <w:t>Godot</w:t>
-      </w:r>
-      <w:proofErr w:type="spellEnd"/>
-      <w:r>
-        <w:t xml:space="preserve"> Engine с использованием языка </w:t>
-      </w:r>
-      <w:proofErr w:type="spellStart"/>
-      <w:r>
-        <w:t>GDScript</w:t>
-      </w:r>
-      <w:proofErr w:type="spellEnd"/>
-      <w:r>
-        <w:t>. Проект представляет собой MVP (</w:t>
-      </w:r>
-      <w:proofErr w:type="spellStart"/>
-      <w:r>
-        <w:t>Minimum</w:t>
-      </w:r>
-      <w:proofErr w:type="spellEnd"/>
-      <w:r>
-        <w:t xml:space="preserve"> </w:t>
-      </w:r>
-      <w:proofErr w:type="spellStart"/>
-      <w:r>
-        <w:t>Viable</w:t>
-      </w:r>
-      <w:proofErr w:type="spellEnd"/>
-      <w:r>
-        <w:t xml:space="preserve"> Product) с базовыми механиками: передвижением игрока, врагами, коллекционными предметами, системой здоровья и уровневым прогрессом.</w:t>
+        <w:t>Данный отчет посвящен исправлению багов в проекте TSGame — минимальном 2D платформере, разработанном на базе движка Godot Engine с использованием языка GDScript. Проект представляет собой MVP (Minimum Viable Product) с базовыми механиками: передвижением игрока, врагами, коллекционными предметами, системой здоровья и уровневым прогрессом.</w:t>
       </w:r>
     </w:p>
     <w:p>
       <w:r>
-        <w:t xml:space="preserve">Исправления основаны на детальном баг-репорте, полученном после комплексного тестирования (статический анализ кода, функциональное тестирование и аудит юнит-тестов). Баг-репорт выявил критические проблемы, такие как </w:t>
-      </w:r>
-      <w:proofErr w:type="spellStart"/>
-      <w:r>
-        <w:t>runtime-крэши</w:t>
-      </w:r>
-      <w:proofErr w:type="spellEnd"/>
-      <w:r>
-        <w:t>, логические ошибки в физике, визуальные баги и недостатки в тестах. Исправление этих багов направлено на повышение стабильности, корректности и качества программного обеспечения, что является ключевым этапом перед выпуском или дальнейшей разработкой.</w:t>
+        <w:t>Исправления основаны на детальном баг-репорте, полученном после комплексного тестирования (статический анализ кода, функциональное тестирование и аудит юнит-тестов). Баг-репорт выявил критические проблемы, такие как runtime-крэши, логические ошибки в физике, визуальные баги и недостатки в тестах. Исправление этих багов направлено на повышение стабильности, корректности и качества программного обеспечения, что является ключевым этапом перед выпуском или дальнейшей разработкой.</w:t>
       </w:r>
     </w:p>
     <w:p>
@@ -1046,15 +836,15 @@
         </w:numPr>
       </w:pPr>
       <w:r>
-        <w:t xml:space="preserve">Устранение критических ошибок: Исправить </w:t>
-      </w:r>
-      <w:proofErr w:type="spellStart"/>
-      <w:r>
-        <w:t>runtime-крэши</w:t>
-      </w:r>
-      <w:proofErr w:type="spellEnd"/>
-      <w:r>
-        <w:t xml:space="preserve"> (например, в физике и взаимодействиях), чтобы предотвратить падения игры.</w:t>
+        <w:t>Устранение критических ошибок</w:t>
+      </w:r>
+      <w:proofErr w:type="gramStart"/>
+      <w:r>
+        <w:t>: Исправить</w:t>
+      </w:r>
+      <w:proofErr w:type="gramEnd"/>
+      <w:r>
+        <w:t xml:space="preserve"> runtime-крэши (например, в физике и взаимодействиях), чтобы предотвратить падения игры.</w:t>
       </w:r>
     </w:p>
     <w:p>
@@ -1066,7 +856,15 @@
         </w:numPr>
       </w:pPr>
       <w:r>
-        <w:t>Коррекция логики и типов данных: Обеспечить точность расчетов (например, высоты прыжка) и правильную обработку столкновений.</w:t>
+        <w:t>Коррекция логики и типов данных</w:t>
+      </w:r>
+      <w:proofErr w:type="gramStart"/>
+      <w:r>
+        <w:t>: Обеспечить</w:t>
+      </w:r>
+      <w:proofErr w:type="gramEnd"/>
+      <w:r>
+        <w:t xml:space="preserve"> точность расчетов (например, высоты прыжка) и правильную обработку столкновений.</w:t>
       </w:r>
     </w:p>
     <w:p>
@@ -1078,15 +876,15 @@
         </w:numPr>
       </w:pPr>
       <w:r>
-        <w:t xml:space="preserve">Улучшение пользовательского опыта: Исправить визуальные и механические баги (анимации, </w:t>
-      </w:r>
-      <w:proofErr w:type="spellStart"/>
-      <w:r>
-        <w:t>knockback</w:t>
-      </w:r>
-      <w:proofErr w:type="spellEnd"/>
-      <w:r>
-        <w:t>, телепатия в взаимодействиях).</w:t>
+        <w:t>Улучшение пользовательского опыта</w:t>
+      </w:r>
+      <w:proofErr w:type="gramStart"/>
+      <w:r>
+        <w:t>: Исправить</w:t>
+      </w:r>
+      <w:proofErr w:type="gramEnd"/>
+      <w:r>
+        <w:t xml:space="preserve"> визуальные и механические баги (анимации, knockback, телепатия в взаимодействиях).</w:t>
       </w:r>
     </w:p>
     <w:p>
@@ -1098,7 +896,15 @@
         </w:numPr>
       </w:pPr>
       <w:r>
-        <w:t>Оптимизация тестов: Обновить юнит-тесты для лучшего покрытия и корректности, включая использование правильных методов инициализации.</w:t>
+        <w:t>Оптимизация тестов</w:t>
+      </w:r>
+      <w:proofErr w:type="gramStart"/>
+      <w:r>
+        <w:t>: Обновить</w:t>
+      </w:r>
+      <w:proofErr w:type="gramEnd"/>
+      <w:r>
+        <w:t xml:space="preserve"> юнит-тесты для лучшего покрытия и корректности, включая использование правильных методов инициализации.</w:t>
       </w:r>
     </w:p>
     <w:p>
@@ -1110,15 +916,15 @@
         </w:numPr>
       </w:pPr>
       <w:r>
-        <w:t xml:space="preserve">Повышение надежности: Сделать код более устойчивым к </w:t>
-      </w:r>
-      <w:proofErr w:type="spellStart"/>
-      <w:r>
-        <w:t>edge</w:t>
-      </w:r>
-      <w:proofErr w:type="spellEnd"/>
-      <w:r>
-        <w:t>-кейсам (например, отрицательные координаты камеры, отложенные вызовы в физике).</w:t>
+        <w:t>Повышение надежности</w:t>
+      </w:r>
+      <w:proofErr w:type="gramStart"/>
+      <w:r>
+        <w:t>: Сделать</w:t>
+      </w:r>
+      <w:proofErr w:type="gramEnd"/>
+      <w:r>
+        <w:t xml:space="preserve"> код более устойчивым к edge-кейсам (например, отрицательные координаты камеры, отложенные вызовы в физике).</w:t>
       </w:r>
     </w:p>
     <w:p/>
@@ -1411,55 +1217,7 @@
                 <w:sz w:val="20"/>
                 <w:szCs w:val="20"/>
               </w:rPr>
-              <w:t xml:space="preserve">Type </w:t>
-            </w:r>
-            <w:proofErr w:type="spellStart"/>
-            <w:r>
-              <w:rPr>
-                <w:sz w:val="20"/>
-                <w:szCs w:val="20"/>
-              </w:rPr>
-              <w:t>Mismatch</w:t>
-            </w:r>
-            <w:proofErr w:type="spellEnd"/>
-            <w:r>
-              <w:rPr>
-                <w:sz w:val="20"/>
-                <w:szCs w:val="20"/>
-              </w:rPr>
-              <w:t xml:space="preserve">: Потеря точности высоты прыжка (дробь превращается в целое). </w:t>
-            </w:r>
-            <w:proofErr w:type="spellStart"/>
-            <w:r>
-              <w:rPr>
-                <w:sz w:val="20"/>
-                <w:szCs w:val="20"/>
-              </w:rPr>
-              <w:t>Runtime</w:t>
-            </w:r>
-            <w:proofErr w:type="spellEnd"/>
-            <w:r>
-              <w:rPr>
-                <w:sz w:val="20"/>
-                <w:szCs w:val="20"/>
-              </w:rPr>
-              <w:t xml:space="preserve"> </w:t>
-            </w:r>
-            <w:proofErr w:type="spellStart"/>
-            <w:r>
-              <w:rPr>
-                <w:sz w:val="20"/>
-                <w:szCs w:val="20"/>
-              </w:rPr>
-              <w:t>Crash</w:t>
-            </w:r>
-            <w:proofErr w:type="spellEnd"/>
-            <w:r>
-              <w:rPr>
-                <w:sz w:val="20"/>
-                <w:szCs w:val="20"/>
-              </w:rPr>
-              <w:t>: Попытка нанести урон стенам или полу при касании.</w:t>
+              <w:t>Type Mismatch: Потеря точности высоты прыжка (дробь превращается в целое). Runtime Crash: Попытка нанести урон стенам или полу при касании.</w:t>
             </w:r>
           </w:p>
         </w:tc>
@@ -1496,7 +1254,6 @@
               </w:rPr>
               <w:t>- Изменен тип </w:t>
             </w:r>
-            <w:proofErr w:type="spellStart"/>
             <w:r>
               <w:rPr>
                 <w:rFonts w:eastAsiaTheme="majorEastAsia"/>
@@ -1505,7 +1262,6 @@
               </w:rPr>
               <w:t>jump_height</w:t>
             </w:r>
-            <w:proofErr w:type="spellEnd"/>
             <w:r>
               <w:rPr>
                 <w:sz w:val="20"/>
@@ -1513,7 +1269,6 @@
               </w:rPr>
               <w:t> с </w:t>
             </w:r>
-            <w:proofErr w:type="spellStart"/>
             <w:r>
               <w:rPr>
                 <w:rFonts w:eastAsiaTheme="majorEastAsia"/>
@@ -1522,7 +1277,6 @@
               </w:rPr>
               <w:t>int</w:t>
             </w:r>
-            <w:proofErr w:type="spellEnd"/>
             <w:r>
               <w:rPr>
                 <w:sz w:val="20"/>
@@ -1530,7 +1284,6 @@
               </w:rPr>
               <w:t> на </w:t>
             </w:r>
-            <w:proofErr w:type="spellStart"/>
             <w:r>
               <w:rPr>
                 <w:rFonts w:eastAsiaTheme="majorEastAsia"/>
@@ -1539,7 +1292,6 @@
               </w:rPr>
               <w:t>float</w:t>
             </w:r>
-            <w:proofErr w:type="spellEnd"/>
             <w:r>
               <w:rPr>
                 <w:sz w:val="20"/>
@@ -1568,7 +1320,6 @@
               </w:rPr>
               <w:t xml:space="preserve"> </w:t>
             </w:r>
-            <w:proofErr w:type="spellStart"/>
             <w:r>
               <w:rPr>
                 <w:rFonts w:eastAsiaTheme="majorEastAsia"/>
@@ -1577,7 +1328,6 @@
               </w:rPr>
               <w:t>set</w:t>
             </w:r>
-            <w:proofErr w:type="spellEnd"/>
             <w:r>
               <w:rPr>
                 <w:sz w:val="20"/>
@@ -1621,13 +1371,23 @@
               </w:rPr>
               <w:t> на </w:t>
             </w:r>
-            <w:r>
-              <w:rPr>
-                <w:rFonts w:eastAsiaTheme="majorEastAsia"/>
-                <w:sz w:val="20"/>
-                <w:szCs w:val="20"/>
-              </w:rPr>
-              <w:t>0..300.0</w:t>
+            <w:proofErr w:type="gramStart"/>
+            <w:r>
+              <w:rPr>
+                <w:rFonts w:eastAsiaTheme="majorEastAsia"/>
+                <w:sz w:val="20"/>
+                <w:szCs w:val="20"/>
+              </w:rPr>
+              <w:t>0..</w:t>
+            </w:r>
+            <w:proofErr w:type="gramEnd"/>
+            <w:r>
+              <w:rPr>
+                <w:rFonts w:eastAsiaTheme="majorEastAsia"/>
+                <w:sz w:val="20"/>
+                <w:szCs w:val="20"/>
+              </w:rPr>
+              <w:t>300.0</w:t>
             </w:r>
             <w:r>
               <w:rPr>
@@ -1671,7 +1431,25 @@
                 <w:sz w:val="20"/>
                 <w:szCs w:val="20"/>
               </w:rPr>
-              <w:t>handle_cols()</w:t>
+              <w:t>handle_</w:t>
+            </w:r>
+            <w:proofErr w:type="gramStart"/>
+            <w:r>
+              <w:rPr>
+                <w:rFonts w:eastAsiaTheme="majorEastAsia"/>
+                <w:sz w:val="20"/>
+                <w:szCs w:val="20"/>
+              </w:rPr>
+              <w:t>cols(</w:t>
+            </w:r>
+            <w:proofErr w:type="gramEnd"/>
+            <w:r>
+              <w:rPr>
+                <w:rFonts w:eastAsiaTheme="majorEastAsia"/>
+                <w:sz w:val="20"/>
+                <w:szCs w:val="20"/>
+              </w:rPr>
+              <w:t>)</w:t>
             </w:r>
             <w:r>
               <w:rPr>
@@ -1730,43 +1508,7 @@
                 <w:sz w:val="20"/>
                 <w:szCs w:val="20"/>
               </w:rPr>
-              <w:t>_</w:t>
-            </w:r>
-            <w:proofErr w:type="spellStart"/>
-            <w:r>
-              <w:rPr>
-                <w:rFonts w:eastAsiaTheme="majorEastAsia"/>
-                <w:sz w:val="20"/>
-                <w:szCs w:val="20"/>
-              </w:rPr>
-              <w:t>on_hitbox_body_entered</w:t>
-            </w:r>
-            <w:proofErr w:type="spellEnd"/>
-            <w:r>
-              <w:rPr>
-                <w:rFonts w:eastAsiaTheme="majorEastAsia"/>
-                <w:sz w:val="20"/>
-                <w:szCs w:val="20"/>
-              </w:rPr>
-              <w:t>(</w:t>
-            </w:r>
-            <w:proofErr w:type="spellStart"/>
-            <w:r>
-              <w:rPr>
-                <w:rFonts w:eastAsiaTheme="majorEastAsia"/>
-                <w:sz w:val="20"/>
-                <w:szCs w:val="20"/>
-              </w:rPr>
-              <w:t>body</w:t>
-            </w:r>
-            <w:proofErr w:type="spellEnd"/>
-            <w:r>
-              <w:rPr>
-                <w:rFonts w:eastAsiaTheme="majorEastAsia"/>
-                <w:sz w:val="20"/>
-                <w:szCs w:val="20"/>
-              </w:rPr>
-              <w:t>)</w:t>
+              <w:t>_on_hitbox_body_entered(body)</w:t>
             </w:r>
             <w:r>
               <w:rPr>
@@ -1775,52 +1517,14 @@
               </w:rPr>
               <w:t> добавлена проверка </w:t>
             </w:r>
-            <w:proofErr w:type="spellStart"/>
-            <w:r>
-              <w:rPr>
-                <w:rFonts w:eastAsiaTheme="majorEastAsia"/>
-                <w:sz w:val="20"/>
-                <w:szCs w:val="20"/>
-              </w:rPr>
-              <w:t>body</w:t>
-            </w:r>
-            <w:proofErr w:type="spellEnd"/>
-            <w:r>
-              <w:rPr>
-                <w:rFonts w:eastAsiaTheme="majorEastAsia"/>
-                <w:sz w:val="20"/>
-                <w:szCs w:val="20"/>
-              </w:rPr>
-              <w:t xml:space="preserve"> </w:t>
-            </w:r>
-            <w:proofErr w:type="spellStart"/>
-            <w:r>
-              <w:rPr>
-                <w:rFonts w:eastAsiaTheme="majorEastAsia"/>
-                <w:sz w:val="20"/>
-                <w:szCs w:val="20"/>
-              </w:rPr>
-              <w:t>is</w:t>
-            </w:r>
-            <w:proofErr w:type="spellEnd"/>
-            <w:r>
-              <w:rPr>
-                <w:rFonts w:eastAsiaTheme="majorEastAsia"/>
-                <w:sz w:val="20"/>
-                <w:szCs w:val="20"/>
-              </w:rPr>
-              <w:t xml:space="preserve"> </w:t>
-            </w:r>
-            <w:proofErr w:type="spellStart"/>
-            <w:r>
-              <w:rPr>
-                <w:rFonts w:eastAsiaTheme="majorEastAsia"/>
-                <w:sz w:val="20"/>
-                <w:szCs w:val="20"/>
-              </w:rPr>
-              <w:t>Actor</w:t>
-            </w:r>
-            <w:proofErr w:type="spellEnd"/>
+            <w:r>
+              <w:rPr>
+                <w:rFonts w:eastAsiaTheme="majorEastAsia"/>
+                <w:sz w:val="20"/>
+                <w:szCs w:val="20"/>
+              </w:rPr>
+              <w:t>body is Actor</w:t>
+            </w:r>
             <w:r>
               <w:rPr>
                 <w:sz w:val="20"/>
@@ -1828,34 +1532,24 @@
               </w:rPr>
               <w:t> и </w:t>
             </w:r>
-            <w:proofErr w:type="spellStart"/>
-            <w:r>
-              <w:rPr>
-                <w:rFonts w:eastAsiaTheme="majorEastAsia"/>
-                <w:sz w:val="20"/>
-                <w:szCs w:val="20"/>
-              </w:rPr>
-              <w:t>body</w:t>
-            </w:r>
-            <w:proofErr w:type="spellEnd"/>
-            <w:r>
-              <w:rPr>
-                <w:rFonts w:eastAsiaTheme="majorEastAsia"/>
-                <w:sz w:val="20"/>
-                <w:szCs w:val="20"/>
-              </w:rPr>
-              <w:t xml:space="preserve"> != </w:t>
-            </w:r>
-            <w:proofErr w:type="spellStart"/>
-            <w:r>
-              <w:rPr>
-                <w:rFonts w:eastAsiaTheme="majorEastAsia"/>
-                <w:sz w:val="20"/>
-                <w:szCs w:val="20"/>
-              </w:rPr>
-              <w:t>self</w:t>
-            </w:r>
-            <w:proofErr w:type="spellEnd"/>
+            <w:proofErr w:type="gramStart"/>
+            <w:r>
+              <w:rPr>
+                <w:rFonts w:eastAsiaTheme="majorEastAsia"/>
+                <w:sz w:val="20"/>
+                <w:szCs w:val="20"/>
+              </w:rPr>
+              <w:t>body !</w:t>
+            </w:r>
+            <w:proofErr w:type="gramEnd"/>
+            <w:r>
+              <w:rPr>
+                <w:rFonts w:eastAsiaTheme="majorEastAsia"/>
+                <w:sz w:val="20"/>
+                <w:szCs w:val="20"/>
+              </w:rPr>
+              <w:t>= self</w:t>
+            </w:r>
             <w:r>
               <w:rPr>
                 <w:sz w:val="20"/>
@@ -1930,69 +1624,28 @@
                 <w:szCs w:val="20"/>
               </w:rPr>
             </w:pPr>
-            <w:proofErr w:type="spellStart"/>
-            <w:r>
-              <w:rPr>
-                <w:sz w:val="20"/>
-                <w:szCs w:val="20"/>
-              </w:rPr>
-              <w:t>Hardcode</w:t>
-            </w:r>
-            <w:proofErr w:type="spellEnd"/>
-            <w:r>
-              <w:rPr>
-                <w:sz w:val="20"/>
-                <w:szCs w:val="20"/>
-              </w:rPr>
-              <w:t xml:space="preserve">: Настройки «Койот-тайма» из инспектора игнорируются. </w:t>
-            </w:r>
-            <w:proofErr w:type="spellStart"/>
-            <w:r>
-              <w:rPr>
-                <w:sz w:val="20"/>
-                <w:szCs w:val="20"/>
-              </w:rPr>
-              <w:t>Physics</w:t>
-            </w:r>
-            <w:proofErr w:type="spellEnd"/>
-            <w:r>
-              <w:rPr>
-                <w:sz w:val="20"/>
-                <w:szCs w:val="20"/>
-              </w:rPr>
-              <w:t xml:space="preserve"> </w:t>
-            </w:r>
-            <w:proofErr w:type="spellStart"/>
-            <w:r>
-              <w:rPr>
-                <w:sz w:val="20"/>
-                <w:szCs w:val="20"/>
-              </w:rPr>
-              <w:t>Bug</w:t>
-            </w:r>
-            <w:proofErr w:type="spellEnd"/>
-            <w:r>
-              <w:rPr>
-                <w:sz w:val="20"/>
-                <w:szCs w:val="20"/>
-              </w:rPr>
-              <w:t xml:space="preserve">: При получении урона игрока притягивает к врагу. Visual </w:t>
-            </w:r>
-            <w:proofErr w:type="spellStart"/>
-            <w:r>
-              <w:rPr>
-                <w:sz w:val="20"/>
-                <w:szCs w:val="20"/>
-              </w:rPr>
-              <w:t>Bug</w:t>
-            </w:r>
-            <w:proofErr w:type="spellEnd"/>
-            <w:r>
-              <w:rPr>
-                <w:sz w:val="20"/>
-                <w:szCs w:val="20"/>
-              </w:rPr>
-              <w:t>: Анимация покоя при беге в стену.</w:t>
+            <w:r>
+              <w:rPr>
+                <w:sz w:val="20"/>
+                <w:szCs w:val="20"/>
+              </w:rPr>
+              <w:t>Hardcode: Настройки «Койот-тайма» из инспектора игнорируются. Physics Bug</w:t>
+            </w:r>
+            <w:proofErr w:type="gramStart"/>
+            <w:r>
+              <w:rPr>
+                <w:sz w:val="20"/>
+                <w:szCs w:val="20"/>
+              </w:rPr>
+              <w:t>: При</w:t>
+            </w:r>
+            <w:proofErr w:type="gramEnd"/>
+            <w:r>
+              <w:rPr>
+                <w:sz w:val="20"/>
+                <w:szCs w:val="20"/>
+              </w:rPr>
+              <w:t xml:space="preserve"> получении урона игрока притягивает к врагу. Visual Bug: Анимация покоя при беге в стену.</w:t>
             </w:r>
           </w:p>
         </w:tc>
@@ -2030,23 +1683,13 @@
               </w:rPr>
               <w:t>- Удалена жестко прописанная переменная </w:t>
             </w:r>
-            <w:proofErr w:type="spellStart"/>
-            <w:r>
-              <w:rPr>
-                <w:rFonts w:eastAsiaTheme="majorEastAsia"/>
-                <w:sz w:val="20"/>
-                <w:szCs w:val="20"/>
-              </w:rPr>
-              <w:t>coyote_frames</w:t>
-            </w:r>
-            <w:proofErr w:type="spellEnd"/>
-            <w:r>
-              <w:rPr>
-                <w:rFonts w:eastAsiaTheme="majorEastAsia"/>
-                <w:sz w:val="20"/>
-                <w:szCs w:val="20"/>
-              </w:rPr>
-              <w:t xml:space="preserve"> = 30</w:t>
+            <w:r>
+              <w:rPr>
+                <w:rFonts w:eastAsiaTheme="majorEastAsia"/>
+                <w:sz w:val="20"/>
+                <w:szCs w:val="20"/>
+              </w:rPr>
+              <w:t>coyote_frames = 30</w:t>
             </w:r>
             <w:r>
               <w:rPr>
@@ -2061,27 +1704,16 @@
                 <w:sz w:val="20"/>
                 <w:szCs w:val="20"/>
               </w:rPr>
-              <w:t xml:space="preserve">@export </w:t>
-            </w:r>
-            <w:proofErr w:type="spellStart"/>
-            <w:r>
-              <w:rPr>
-                <w:rFonts w:eastAsiaTheme="majorEastAsia"/>
-                <w:sz w:val="20"/>
-                <w:szCs w:val="20"/>
-              </w:rPr>
-              <w:t>var</w:t>
-            </w:r>
-            <w:proofErr w:type="spellEnd"/>
-            <w:r>
-              <w:rPr>
-                <w:rFonts w:eastAsiaTheme="majorEastAsia"/>
-                <w:sz w:val="20"/>
-                <w:szCs w:val="20"/>
-              </w:rPr>
-              <w:t xml:space="preserve"> </w:t>
-            </w:r>
-            <w:proofErr w:type="spellStart"/>
+              <w:t>@export var</w:t>
+            </w:r>
+            <w:r>
+              <w:rPr>
+                <w:rFonts w:eastAsiaTheme="majorEastAsia"/>
+                <w:sz w:val="20"/>
+                <w:szCs w:val="20"/>
+              </w:rPr>
+              <w:t xml:space="preserve"> </w:t>
+            </w:r>
             <w:r>
               <w:rPr>
                 <w:rFonts w:eastAsiaTheme="majorEastAsia"/>
@@ -2090,7 +1722,6 @@
               </w:rPr>
               <w:t>coyote_time_frames</w:t>
             </w:r>
-            <w:proofErr w:type="spellEnd"/>
             <w:r>
               <w:rPr>
                 <w:sz w:val="20"/>
@@ -2127,7 +1758,27 @@
                 <w:szCs w:val="20"/>
                 <w:lang w:val="en-US"/>
               </w:rPr>
-              <w:t>_ready()</w:t>
+              <w:t>_</w:t>
+            </w:r>
+            <w:proofErr w:type="gramStart"/>
+            <w:r>
+              <w:rPr>
+                <w:rFonts w:eastAsiaTheme="majorEastAsia"/>
+                <w:sz w:val="20"/>
+                <w:szCs w:val="20"/>
+                <w:lang w:val="en-US"/>
+              </w:rPr>
+              <w:t>ready(</w:t>
+            </w:r>
+            <w:proofErr w:type="gramEnd"/>
+            <w:r>
+              <w:rPr>
+                <w:rFonts w:eastAsiaTheme="majorEastAsia"/>
+                <w:sz w:val="20"/>
+                <w:szCs w:val="20"/>
+                <w:lang w:val="en-US"/>
+              </w:rPr>
+              <w:t>)</w:t>
             </w:r>
             <w:r>
               <w:rPr>
@@ -2159,47 +1810,7 @@
                 <w:szCs w:val="20"/>
                 <w:lang w:val="en-US"/>
               </w:rPr>
-              <w:t>%</w:t>
-            </w:r>
-            <w:proofErr w:type="spellStart"/>
-            <w:r>
-              <w:rPr>
-                <w:rFonts w:eastAsiaTheme="majorEastAsia"/>
-                <w:sz w:val="20"/>
-                <w:szCs w:val="20"/>
-                <w:lang w:val="en-US"/>
-              </w:rPr>
-              <w:t>CoyoteTimer.wait_time</w:t>
-            </w:r>
-            <w:proofErr w:type="spellEnd"/>
-            <w:r>
-              <w:rPr>
-                <w:rFonts w:eastAsiaTheme="majorEastAsia"/>
-                <w:sz w:val="20"/>
-                <w:szCs w:val="20"/>
-                <w:lang w:val="en-US"/>
-              </w:rPr>
-              <w:t xml:space="preserve"> = </w:t>
-            </w:r>
-            <w:proofErr w:type="spellStart"/>
-            <w:r>
-              <w:rPr>
-                <w:rFonts w:eastAsiaTheme="majorEastAsia"/>
-                <w:sz w:val="20"/>
-                <w:szCs w:val="20"/>
-                <w:lang w:val="en-US"/>
-              </w:rPr>
-              <w:t>coyote_time_frames</w:t>
-            </w:r>
-            <w:proofErr w:type="spellEnd"/>
-            <w:r>
-              <w:rPr>
-                <w:rFonts w:eastAsiaTheme="majorEastAsia"/>
-                <w:sz w:val="20"/>
-                <w:szCs w:val="20"/>
-                <w:lang w:val="en-US"/>
-              </w:rPr>
-              <w:t xml:space="preserve"> / 60.0</w:t>
+              <w:t>%CoyoteTimer.wait_time = coyote_time_frames / 60.0</w:t>
             </w:r>
             <w:r>
               <w:rPr>
@@ -2231,47 +1842,7 @@
                 <w:szCs w:val="20"/>
                 <w:lang w:val="en-US"/>
               </w:rPr>
-              <w:t>%</w:t>
-            </w:r>
-            <w:proofErr w:type="spellStart"/>
-            <w:r>
-              <w:rPr>
-                <w:rFonts w:eastAsiaTheme="majorEastAsia"/>
-                <w:sz w:val="20"/>
-                <w:szCs w:val="20"/>
-                <w:lang w:val="en-US"/>
-              </w:rPr>
-              <w:t>JumpBufferTimer.wait_time</w:t>
-            </w:r>
-            <w:proofErr w:type="spellEnd"/>
-            <w:r>
-              <w:rPr>
-                <w:rFonts w:eastAsiaTheme="majorEastAsia"/>
-                <w:sz w:val="20"/>
-                <w:szCs w:val="20"/>
-                <w:lang w:val="en-US"/>
-              </w:rPr>
-              <w:t xml:space="preserve"> = </w:t>
-            </w:r>
-            <w:proofErr w:type="spellStart"/>
-            <w:r>
-              <w:rPr>
-                <w:rFonts w:eastAsiaTheme="majorEastAsia"/>
-                <w:sz w:val="20"/>
-                <w:szCs w:val="20"/>
-                <w:lang w:val="en-US"/>
-              </w:rPr>
-              <w:t>jump_time_frames</w:t>
-            </w:r>
-            <w:proofErr w:type="spellEnd"/>
-            <w:r>
-              <w:rPr>
-                <w:rFonts w:eastAsiaTheme="majorEastAsia"/>
-                <w:sz w:val="20"/>
-                <w:szCs w:val="20"/>
-                <w:lang w:val="en-US"/>
-              </w:rPr>
-              <w:t xml:space="preserve"> / 60.0</w:t>
+              <w:t>%JumpBufferTimer.wait_time = jump_time_frames / 60.0</w:t>
             </w:r>
             <w:r>
               <w:rPr>
@@ -2312,25 +1883,14 @@
               </w:rPr>
               <w:t> </w:t>
             </w:r>
-            <w:proofErr w:type="spellStart"/>
-            <w:r>
-              <w:rPr>
-                <w:rFonts w:eastAsiaTheme="majorEastAsia"/>
-                <w:sz w:val="20"/>
-                <w:szCs w:val="20"/>
-                <w:lang w:val="en-US"/>
-              </w:rPr>
-              <w:t>take_hit</w:t>
-            </w:r>
-            <w:proofErr w:type="spellEnd"/>
-            <w:r>
-              <w:rPr>
-                <w:rFonts w:eastAsiaTheme="majorEastAsia"/>
-                <w:sz w:val="20"/>
-                <w:szCs w:val="20"/>
-                <w:lang w:val="en-US"/>
-              </w:rPr>
-              <w:t>(hitter)</w:t>
+            <w:r>
+              <w:rPr>
+                <w:rFonts w:eastAsiaTheme="majorEastAsia"/>
+                <w:sz w:val="20"/>
+                <w:szCs w:val="20"/>
+                <w:lang w:val="en-US"/>
+              </w:rPr>
+              <w:t>take_hit(hitter)</w:t>
             </w:r>
             <w:r>
               <w:rPr>
@@ -2370,74 +1930,43 @@
               </w:rPr>
               <w:t xml:space="preserve"> knockback: </w:t>
             </w:r>
-            <w:proofErr w:type="spellStart"/>
-            <w:r>
-              <w:rPr>
-                <w:rFonts w:eastAsiaTheme="majorEastAsia"/>
-                <w:sz w:val="20"/>
-                <w:szCs w:val="20"/>
-                <w:lang w:val="en-US"/>
-              </w:rPr>
-              <w:t>velocity.x</w:t>
-            </w:r>
-            <w:proofErr w:type="spellEnd"/>
-            <w:r>
-              <w:rPr>
-                <w:rFonts w:eastAsiaTheme="majorEastAsia"/>
-                <w:sz w:val="20"/>
-                <w:szCs w:val="20"/>
-                <w:lang w:val="en-US"/>
-              </w:rPr>
-              <w:t xml:space="preserve"> =</w:t>
-            </w:r>
-            <w:r>
-              <w:rPr>
-                <w:rFonts w:eastAsiaTheme="majorEastAsia"/>
-                <w:sz w:val="20"/>
-                <w:szCs w:val="20"/>
-                <w:lang w:val="en-US"/>
-              </w:rPr>
-              <w:t xml:space="preserve"> </w:t>
-            </w:r>
-            <w:proofErr w:type="spellStart"/>
-            <w:r>
-              <w:rPr>
-                <w:rFonts w:eastAsiaTheme="majorEastAsia"/>
-                <w:sz w:val="20"/>
-                <w:szCs w:val="20"/>
-                <w:lang w:val="en-US"/>
-              </w:rPr>
-              <w:t>hitter.global_position.direction_to</w:t>
-            </w:r>
-            <w:proofErr w:type="spellEnd"/>
-            <w:r>
-              <w:rPr>
-                <w:rFonts w:eastAsiaTheme="majorEastAsia"/>
-                <w:sz w:val="20"/>
-                <w:szCs w:val="20"/>
-                <w:lang w:val="en-US"/>
-              </w:rPr>
-              <w:t>(</w:t>
-            </w:r>
-            <w:proofErr w:type="spellStart"/>
-            <w:r>
-              <w:rPr>
-                <w:rFonts w:eastAsiaTheme="majorEastAsia"/>
-                <w:sz w:val="20"/>
-                <w:szCs w:val="20"/>
-                <w:lang w:val="en-US"/>
-              </w:rPr>
-              <w:t>global_position</w:t>
-            </w:r>
-            <w:proofErr w:type="spellEnd"/>
-            <w:r>
-              <w:rPr>
-                <w:rFonts w:eastAsiaTheme="majorEastAsia"/>
-                <w:sz w:val="20"/>
-                <w:szCs w:val="20"/>
-                <w:lang w:val="en-US"/>
-              </w:rPr>
-              <w:t>).x</w:t>
+            <w:r>
+              <w:rPr>
+                <w:rFonts w:eastAsiaTheme="majorEastAsia"/>
+                <w:sz w:val="20"/>
+                <w:szCs w:val="20"/>
+                <w:lang w:val="en-US"/>
+              </w:rPr>
+              <w:t>velocity.x =</w:t>
+            </w:r>
+            <w:r>
+              <w:rPr>
+                <w:rFonts w:eastAsiaTheme="majorEastAsia"/>
+                <w:sz w:val="20"/>
+                <w:szCs w:val="20"/>
+                <w:lang w:val="en-US"/>
+              </w:rPr>
+              <w:t xml:space="preserve"> </w:t>
+            </w:r>
+            <w:proofErr w:type="gramStart"/>
+            <w:r>
+              <w:rPr>
+                <w:rFonts w:eastAsiaTheme="majorEastAsia"/>
+                <w:sz w:val="20"/>
+                <w:szCs w:val="20"/>
+                <w:lang w:val="en-US"/>
+              </w:rPr>
+              <w:t>hitter.global</w:t>
+            </w:r>
+            <w:proofErr w:type="gramEnd"/>
+            <w:r>
+              <w:rPr>
+                <w:rFonts w:eastAsiaTheme="majorEastAsia"/>
+                <w:sz w:val="20"/>
+                <w:szCs w:val="20"/>
+                <w:lang w:val="en-US"/>
+              </w:rPr>
+              <w:t>_position.direction_to(global_position).x</w:t>
             </w:r>
             <w:r>
               <w:rPr>
@@ -2473,27 +2002,7 @@
                 <w:szCs w:val="20"/>
                 <w:lang w:val="en-US"/>
               </w:rPr>
-              <w:t>abs(</w:t>
-            </w:r>
-            <w:proofErr w:type="spellStart"/>
-            <w:r>
-              <w:rPr>
-                <w:rFonts w:eastAsiaTheme="majorEastAsia"/>
-                <w:sz w:val="20"/>
-                <w:szCs w:val="20"/>
-                <w:lang w:val="en-US"/>
-              </w:rPr>
-              <w:t>jump_vel</w:t>
-            </w:r>
-            <w:proofErr w:type="spellEnd"/>
-            <w:r>
-              <w:rPr>
-                <w:rFonts w:eastAsiaTheme="majorEastAsia"/>
-                <w:sz w:val="20"/>
-                <w:szCs w:val="20"/>
-                <w:lang w:val="en-US"/>
-              </w:rPr>
-              <w:t>) * 3</w:t>
+              <w:t>abs(jump_vel) * 3</w:t>
             </w:r>
             <w:r>
               <w:rPr>
@@ -2609,25 +2118,14 @@
               </w:rPr>
               <w:t> </w:t>
             </w:r>
-            <w:proofErr w:type="spellStart"/>
-            <w:r>
-              <w:rPr>
-                <w:rFonts w:eastAsiaTheme="majorEastAsia"/>
-                <w:sz w:val="20"/>
-                <w:szCs w:val="20"/>
-                <w:lang w:val="en-US"/>
-              </w:rPr>
-              <w:t>handle_animation</w:t>
-            </w:r>
-            <w:proofErr w:type="spellEnd"/>
-            <w:r>
-              <w:rPr>
-                <w:rFonts w:eastAsiaTheme="majorEastAsia"/>
-                <w:sz w:val="20"/>
-                <w:szCs w:val="20"/>
-                <w:lang w:val="en-US"/>
-              </w:rPr>
-              <w:t>(_delta)</w:t>
+            <w:r>
+              <w:rPr>
+                <w:rFonts w:eastAsiaTheme="majorEastAsia"/>
+                <w:sz w:val="20"/>
+                <w:szCs w:val="20"/>
+                <w:lang w:val="en-US"/>
+              </w:rPr>
+              <w:t>handle_animation(_delta)</w:t>
             </w:r>
             <w:r>
               <w:rPr>
@@ -2674,47 +2172,27 @@
                 <w:szCs w:val="20"/>
                 <w:lang w:val="en-US"/>
               </w:rPr>
-              <w:t xml:space="preserve">if </w:t>
-            </w:r>
-            <w:proofErr w:type="spellStart"/>
-            <w:r>
-              <w:rPr>
-                <w:rFonts w:eastAsiaTheme="majorEastAsia"/>
-                <w:sz w:val="20"/>
-                <w:szCs w:val="20"/>
-                <w:lang w:val="en-US"/>
-              </w:rPr>
-              <w:t>is_on_floor</w:t>
-            </w:r>
-            <w:proofErr w:type="spellEnd"/>
-            <w:r>
-              <w:rPr>
-                <w:rFonts w:eastAsiaTheme="majorEastAsia"/>
-                <w:sz w:val="20"/>
-                <w:szCs w:val="20"/>
-                <w:lang w:val="en-US"/>
-              </w:rPr>
-              <w:t xml:space="preserve">() and not </w:t>
-            </w:r>
-            <w:proofErr w:type="spellStart"/>
-            <w:r>
-              <w:rPr>
-                <w:rFonts w:eastAsiaTheme="majorEastAsia"/>
-                <w:sz w:val="20"/>
-                <w:szCs w:val="20"/>
-                <w:lang w:val="en-US"/>
-              </w:rPr>
-              <w:t>is_on_wall</w:t>
-            </w:r>
-            <w:proofErr w:type="spellEnd"/>
-            <w:r>
-              <w:rPr>
-                <w:rFonts w:eastAsiaTheme="majorEastAsia"/>
-                <w:sz w:val="20"/>
-                <w:szCs w:val="20"/>
-                <w:lang w:val="en-US"/>
-              </w:rPr>
-              <w:t>():</w:t>
+              <w:t>if is_on_</w:t>
+            </w:r>
+            <w:proofErr w:type="gramStart"/>
+            <w:r>
+              <w:rPr>
+                <w:rFonts w:eastAsiaTheme="majorEastAsia"/>
+                <w:sz w:val="20"/>
+                <w:szCs w:val="20"/>
+                <w:lang w:val="en-US"/>
+              </w:rPr>
+              <w:t>floor(</w:t>
+            </w:r>
+            <w:proofErr w:type="gramEnd"/>
+            <w:r>
+              <w:rPr>
+                <w:rFonts w:eastAsiaTheme="majorEastAsia"/>
+                <w:sz w:val="20"/>
+                <w:szCs w:val="20"/>
+                <w:lang w:val="en-US"/>
+              </w:rPr>
+              <w:t>) and not is_on_wall():</w:t>
             </w:r>
             <w:r>
               <w:rPr>
@@ -2913,37 +2391,12 @@
                 <w:szCs w:val="20"/>
               </w:rPr>
             </w:pPr>
-            <w:proofErr w:type="spellStart"/>
-            <w:r>
-              <w:rPr>
-                <w:sz w:val="20"/>
-                <w:szCs w:val="20"/>
-              </w:rPr>
-              <w:t>Physics</w:t>
-            </w:r>
-            <w:proofErr w:type="spellEnd"/>
-            <w:r>
-              <w:rPr>
-                <w:sz w:val="20"/>
-                <w:szCs w:val="20"/>
-              </w:rPr>
-              <w:t xml:space="preserve"> </w:t>
-            </w:r>
-            <w:proofErr w:type="spellStart"/>
-            <w:r>
-              <w:rPr>
-                <w:sz w:val="20"/>
-                <w:szCs w:val="20"/>
-              </w:rPr>
-              <w:t>Crash</w:t>
-            </w:r>
-            <w:proofErr w:type="spellEnd"/>
-            <w:r>
-              <w:rPr>
-                <w:sz w:val="20"/>
-                <w:szCs w:val="20"/>
-              </w:rPr>
-              <w:t>: Вызов пересоздания игрока во время расчета физики.</w:t>
+            <w:r>
+              <w:rPr>
+                <w:sz w:val="20"/>
+                <w:szCs w:val="20"/>
+              </w:rPr>
+              <w:t>Physics Crash: Вызов пересоздания игрока во время расчета физики.</w:t>
             </w:r>
           </w:p>
         </w:tc>
@@ -2971,6 +2424,7 @@
               <w:rPr>
                 <w:sz w:val="20"/>
                 <w:szCs w:val="20"/>
+                <w:lang w:val="en-US"/>
               </w:rPr>
             </w:pPr>
             <w:r>
@@ -3003,19 +2457,8 @@
                 <w:szCs w:val="20"/>
                 <w:lang w:val="en-US"/>
               </w:rPr>
-              <w:t>_</w:t>
-            </w:r>
-            <w:proofErr w:type="spellStart"/>
-            <w:r>
-              <w:rPr>
-                <w:rFonts w:eastAsiaTheme="majorEastAsia"/>
-                <w:sz w:val="20"/>
-                <w:szCs w:val="20"/>
-                <w:lang w:val="en-US"/>
-              </w:rPr>
-              <w:t>on_tile_map_child_entered_tree</w:t>
-            </w:r>
-            <w:proofErr w:type="spellEnd"/>
+              <w:t>_on_tile_map_child_entered_tree</w:t>
+            </w:r>
             <w:r>
               <w:rPr>
                 <w:sz w:val="20"/>
@@ -3180,53 +2623,24 @@
               <w:rPr>
                 <w:sz w:val="20"/>
                 <w:szCs w:val="20"/>
+                <w:lang w:val="en-US"/>
               </w:rPr>
             </w:pPr>
-            <w:proofErr w:type="spellStart"/>
-            <w:r>
-              <w:rPr>
-                <w:rFonts w:eastAsiaTheme="majorEastAsia"/>
-                <w:sz w:val="20"/>
-                <w:szCs w:val="20"/>
-                <w:lang w:val="en-US"/>
-              </w:rPr>
-              <w:t>func</w:t>
-            </w:r>
-            <w:proofErr w:type="spellEnd"/>
-            <w:r>
-              <w:rPr>
-                <w:rFonts w:eastAsiaTheme="majorEastAsia"/>
-                <w:sz w:val="20"/>
-                <w:szCs w:val="20"/>
-                <w:lang w:val="en-US"/>
-              </w:rPr>
-              <w:t xml:space="preserve"> _</w:t>
-            </w:r>
-            <w:proofErr w:type="spellStart"/>
-            <w:r>
-              <w:rPr>
-                <w:rFonts w:eastAsiaTheme="majorEastAsia"/>
-                <w:sz w:val="20"/>
-                <w:szCs w:val="20"/>
-                <w:lang w:val="en-US"/>
-              </w:rPr>
-              <w:t>on_player_lost_all_health</w:t>
-            </w:r>
-            <w:proofErr w:type="spellEnd"/>
-            <w:r>
-              <w:rPr>
-                <w:rFonts w:eastAsiaTheme="majorEastAsia"/>
-                <w:sz w:val="20"/>
-                <w:szCs w:val="20"/>
-                <w:lang w:val="en-US"/>
-              </w:rPr>
-              <w:t>(): call</w:t>
-            </w:r>
-            <w:r>
-              <w:rPr>
-                <w:rFonts w:eastAsiaTheme="majorEastAsia"/>
-                <w:sz w:val="20"/>
-                <w:szCs w:val="20"/>
+            <w:r>
+              <w:rPr>
+                <w:rFonts w:eastAsiaTheme="majorEastAsia"/>
+                <w:sz w:val="20"/>
+                <w:szCs w:val="20"/>
+                <w:lang w:val="en-US"/>
+              </w:rPr>
+              <w:t>func _on_player_lost_all_health(): call</w:t>
+            </w:r>
+            <w:r>
+              <w:rPr>
+                <w:rFonts w:eastAsiaTheme="majorEastAsia"/>
+                <w:sz w:val="20"/>
+                <w:szCs w:val="20"/>
+                <w:lang w:val="en-US"/>
               </w:rPr>
               <w:t>_</w:t>
             </w:r>
@@ -3244,6 +2658,7 @@
                 <w:rFonts w:eastAsiaTheme="majorEastAsia"/>
                 <w:sz w:val="20"/>
                 <w:szCs w:val="20"/>
+                <w:lang w:val="en-US"/>
               </w:rPr>
               <w:t>("</w:t>
             </w:r>
@@ -3261,6 +2676,7 @@
                 <w:rFonts w:eastAsiaTheme="majorEastAsia"/>
                 <w:sz w:val="20"/>
                 <w:szCs w:val="20"/>
+                <w:lang w:val="en-US"/>
               </w:rPr>
               <w:t>")</w:t>
             </w:r>
@@ -3268,6 +2684,7 @@
               <w:rPr>
                 <w:sz w:val="20"/>
                 <w:szCs w:val="20"/>
+                <w:lang w:val="en-US"/>
               </w:rPr>
               <w:t xml:space="preserve">, </w:t>
             </w:r>
@@ -3282,6 +2699,7 @@
               <w:rPr>
                 <w:sz w:val="20"/>
                 <w:szCs w:val="20"/>
+                <w:lang w:val="en-US"/>
               </w:rPr>
               <w:t xml:space="preserve"> </w:t>
             </w:r>
@@ -3297,6 +2715,7 @@
               <w:rPr>
                 <w:sz w:val="20"/>
                 <w:szCs w:val="20"/>
+                <w:lang w:val="en-US"/>
               </w:rPr>
               <w:t xml:space="preserve"> </w:t>
             </w:r>
@@ -3311,10 +2730,10 @@
               <w:rPr>
                 <w:sz w:val="20"/>
                 <w:szCs w:val="20"/>
-              </w:rPr>
-              <w:t xml:space="preserve"> </w:t>
-            </w:r>
-            <w:proofErr w:type="spellStart"/>
+                <w:lang w:val="en-US"/>
+              </w:rPr>
+              <w:t xml:space="preserve"> </w:t>
+            </w:r>
             <w:r>
               <w:rPr>
                 <w:sz w:val="20"/>
@@ -3322,11 +2741,11 @@
               </w:rPr>
               <w:t>отложенно</w:t>
             </w:r>
-            <w:proofErr w:type="spellEnd"/>
-            <w:r>
-              <w:rPr>
-                <w:sz w:val="20"/>
-                <w:szCs w:val="20"/>
+            <w:r>
+              <w:rPr>
+                <w:sz w:val="20"/>
+                <w:szCs w:val="20"/>
+                <w:lang w:val="en-US"/>
               </w:rPr>
               <w:t xml:space="preserve"> </w:t>
             </w:r>
@@ -3341,6 +2760,7 @@
               <w:rPr>
                 <w:sz w:val="20"/>
                 <w:szCs w:val="20"/>
+                <w:lang w:val="en-US"/>
               </w:rPr>
               <w:t xml:space="preserve"> </w:t>
             </w:r>
@@ -3355,6 +2775,7 @@
               <w:rPr>
                 <w:sz w:val="20"/>
                 <w:szCs w:val="20"/>
+                <w:lang w:val="en-US"/>
               </w:rPr>
               <w:t xml:space="preserve"> </w:t>
             </w:r>
@@ -3369,6 +2790,7 @@
               <w:rPr>
                 <w:sz w:val="20"/>
                 <w:szCs w:val="20"/>
+                <w:lang w:val="en-US"/>
               </w:rPr>
               <w:t xml:space="preserve"> </w:t>
             </w:r>
@@ -3383,6 +2805,7 @@
               <w:rPr>
                 <w:sz w:val="20"/>
                 <w:szCs w:val="20"/>
+                <w:lang w:val="en-US"/>
               </w:rPr>
               <w:t xml:space="preserve"> </w:t>
             </w:r>
@@ -3397,6 +2820,7 @@
               <w:rPr>
                 <w:sz w:val="20"/>
                 <w:szCs w:val="20"/>
+                <w:lang w:val="en-US"/>
               </w:rPr>
               <w:t>.</w:t>
             </w:r>
@@ -3577,60 +3001,21 @@
                 <w:szCs w:val="20"/>
               </w:rPr>
             </w:pPr>
-            <w:r>
-              <w:rPr>
-                <w:sz w:val="20"/>
-                <w:szCs w:val="20"/>
-              </w:rPr>
-              <w:t>Использование .</w:t>
-            </w:r>
-            <w:proofErr w:type="spellStart"/>
-            <w:r>
-              <w:rPr>
-                <w:sz w:val="20"/>
-                <w:szCs w:val="20"/>
-              </w:rPr>
-              <w:t>new</w:t>
-            </w:r>
-            <w:proofErr w:type="spellEnd"/>
-            <w:r>
-              <w:rPr>
-                <w:sz w:val="20"/>
-                <w:szCs w:val="20"/>
-              </w:rPr>
-              <w:t>() вместо .</w:t>
-            </w:r>
-            <w:proofErr w:type="spellStart"/>
-            <w:r>
-              <w:rPr>
-                <w:sz w:val="20"/>
-                <w:szCs w:val="20"/>
-              </w:rPr>
-              <w:t>instantiate</w:t>
-            </w:r>
-            <w:proofErr w:type="spellEnd"/>
-            <w:r>
-              <w:rPr>
-                <w:sz w:val="20"/>
-                <w:szCs w:val="20"/>
-              </w:rPr>
-              <w:t>() для скрипта. Тест сбора монеты закомментирован/пропущен (начинается с _</w:t>
-            </w:r>
-            <w:proofErr w:type="spellStart"/>
-            <w:r>
-              <w:rPr>
-                <w:sz w:val="20"/>
-                <w:szCs w:val="20"/>
-              </w:rPr>
-              <w:t>test</w:t>
-            </w:r>
-            <w:proofErr w:type="spellEnd"/>
-            <w:r>
-              <w:rPr>
-                <w:sz w:val="20"/>
-                <w:szCs w:val="20"/>
-              </w:rPr>
-              <w:t>).</w:t>
+            <w:proofErr w:type="gramStart"/>
+            <w:r>
+              <w:rPr>
+                <w:sz w:val="20"/>
+                <w:szCs w:val="20"/>
+              </w:rPr>
+              <w:t>Использование .new</w:t>
+            </w:r>
+            <w:proofErr w:type="gramEnd"/>
+            <w:r>
+              <w:rPr>
+                <w:sz w:val="20"/>
+                <w:szCs w:val="20"/>
+              </w:rPr>
+              <w:t>() вместо .instantiate() для скрипта. Тест сбора монеты закомментирован/пропущен (начинается с _test).</w:t>
             </w:r>
           </w:p>
         </w:tc>
@@ -3682,31 +3067,315 @@
               </w:rPr>
               <w:t xml:space="preserve">о </w:t>
             </w:r>
-            <w:proofErr w:type="spellStart"/>
-            <w:r>
-              <w:rPr>
-                <w:rFonts w:eastAsiaTheme="majorEastAsia"/>
-                <w:sz w:val="20"/>
-                <w:szCs w:val="20"/>
-              </w:rPr>
-              <w:t>CollectableScript.new</w:t>
-            </w:r>
-            <w:proofErr w:type="spellEnd"/>
-            <w:r>
-              <w:rPr>
-                <w:rFonts w:eastAsiaTheme="majorEastAsia"/>
-                <w:sz w:val="20"/>
-                <w:szCs w:val="20"/>
+            <w:proofErr w:type="gramStart"/>
+            <w:r>
+              <w:rPr>
+                <w:rFonts w:eastAsiaTheme="majorEastAsia"/>
+                <w:sz w:val="20"/>
+                <w:szCs w:val="20"/>
+              </w:rPr>
+              <w:t>CollectableScript.new(</w:t>
+            </w:r>
+            <w:proofErr w:type="gramEnd"/>
+            <w:r>
+              <w:rPr>
+                <w:rFonts w:eastAsiaTheme="majorEastAsia"/>
+                <w:sz w:val="20"/>
+                <w:szCs w:val="20"/>
+              </w:rPr>
+              <w:t xml:space="preserve">) </w:t>
+            </w:r>
+            <w:r>
+              <w:rPr>
+                <w:sz w:val="20"/>
+                <w:szCs w:val="20"/>
+              </w:rPr>
+              <w:t>на</w:t>
+            </w:r>
+            <w:r>
+              <w:rPr>
+                <w:sz w:val="20"/>
+                <w:szCs w:val="20"/>
+              </w:rPr>
+              <w:t xml:space="preserve"> </w:t>
+            </w:r>
+            <w:r>
+              <w:rPr>
+                <w:rFonts w:eastAsiaTheme="majorEastAsia"/>
+                <w:sz w:val="20"/>
+                <w:szCs w:val="20"/>
+              </w:rPr>
+              <w:t>CollectableScene.instantiate()</w:t>
+            </w:r>
+            <w:r>
+              <w:rPr>
+                <w:sz w:val="20"/>
+                <w:szCs w:val="20"/>
+              </w:rPr>
+              <w:t xml:space="preserve"> </w:t>
+            </w:r>
+            <w:r>
+              <w:rPr>
+                <w:sz w:val="20"/>
+                <w:szCs w:val="20"/>
+              </w:rPr>
+              <w:t>для</w:t>
+            </w:r>
+            <w:r>
+              <w:rPr>
+                <w:sz w:val="20"/>
+                <w:szCs w:val="20"/>
+              </w:rPr>
+              <w:t xml:space="preserve"> </w:t>
+            </w:r>
+            <w:r>
+              <w:rPr>
+                <w:sz w:val="20"/>
+                <w:szCs w:val="20"/>
+              </w:rPr>
+              <w:t>корректной</w:t>
+            </w:r>
+            <w:r>
+              <w:rPr>
+                <w:sz w:val="20"/>
+                <w:szCs w:val="20"/>
+              </w:rPr>
+              <w:t xml:space="preserve"> </w:t>
+            </w:r>
+            <w:r>
+              <w:rPr>
+                <w:sz w:val="20"/>
+                <w:szCs w:val="20"/>
+              </w:rPr>
+              <w:t>загрузки</w:t>
+            </w:r>
+            <w:r>
+              <w:rPr>
+                <w:sz w:val="20"/>
+                <w:szCs w:val="20"/>
+              </w:rPr>
+              <w:t xml:space="preserve"> </w:t>
+            </w:r>
+            <w:r>
+              <w:rPr>
+                <w:sz w:val="20"/>
+                <w:szCs w:val="20"/>
+              </w:rPr>
+              <w:t>сцены</w:t>
+            </w:r>
+            <w:r>
+              <w:rPr>
+                <w:sz w:val="20"/>
+                <w:szCs w:val="20"/>
+              </w:rPr>
+              <w:t xml:space="preserve"> </w:t>
+            </w:r>
+            <w:r>
+              <w:rPr>
+                <w:sz w:val="20"/>
+                <w:szCs w:val="20"/>
+              </w:rPr>
+              <w:t>с</w:t>
+            </w:r>
+            <w:r>
+              <w:rPr>
+                <w:sz w:val="20"/>
+                <w:szCs w:val="20"/>
+              </w:rPr>
+              <w:t xml:space="preserve"> </w:t>
+            </w:r>
+            <w:r>
+              <w:rPr>
+                <w:sz w:val="20"/>
+                <w:szCs w:val="20"/>
+              </w:rPr>
+              <w:t>дочерними узлами.</w:t>
+            </w:r>
+            <w:r>
+              <w:rPr>
+                <w:sz w:val="20"/>
+                <w:szCs w:val="20"/>
+              </w:rPr>
+              <w:t xml:space="preserve"> </w:t>
+            </w:r>
+            <w:r>
+              <w:rPr>
+                <w:sz w:val="20"/>
+                <w:szCs w:val="20"/>
+              </w:rPr>
+              <w:t>Переименовано</w:t>
+            </w:r>
+            <w:r>
+              <w:rPr>
+                <w:sz w:val="20"/>
+                <w:szCs w:val="20"/>
+                <w:lang w:val="en-US"/>
+              </w:rPr>
+              <w:t xml:space="preserve"> </w:t>
+            </w:r>
+            <w:r>
+              <w:rPr>
+                <w:rFonts w:eastAsiaTheme="majorEastAsia"/>
+                <w:sz w:val="20"/>
+                <w:szCs w:val="20"/>
+                <w:lang w:val="en-US"/>
+              </w:rPr>
+              <w:t>func</w:t>
+            </w:r>
+            <w:r>
+              <w:rPr>
+                <w:rFonts w:eastAsiaTheme="majorEastAsia"/>
+                <w:sz w:val="20"/>
+                <w:szCs w:val="20"/>
+                <w:lang w:val="en-US"/>
+              </w:rPr>
+              <w:t>_</w:t>
+            </w:r>
+            <w:r>
+              <w:rPr>
+                <w:rFonts w:eastAsiaTheme="majorEastAsia"/>
+                <w:sz w:val="20"/>
+                <w:szCs w:val="20"/>
+                <w:lang w:val="en-US"/>
+              </w:rPr>
+              <w:t>test</w:t>
+            </w:r>
+            <w:r>
+              <w:rPr>
+                <w:rFonts w:eastAsiaTheme="majorEastAsia"/>
+                <w:sz w:val="20"/>
+                <w:szCs w:val="20"/>
+                <w:lang w:val="en-US"/>
+              </w:rPr>
+              <w:t>_</w:t>
+            </w:r>
+            <w:r>
+              <w:rPr>
+                <w:rFonts w:eastAsiaTheme="majorEastAsia"/>
+                <w:sz w:val="20"/>
+                <w:szCs w:val="20"/>
+                <w:lang w:val="en-US"/>
+              </w:rPr>
+              <w:t>collect</w:t>
+            </w:r>
+            <w:r>
+              <w:rPr>
+                <w:rFonts w:eastAsiaTheme="majorEastAsia"/>
+                <w:sz w:val="20"/>
+                <w:szCs w:val="20"/>
+                <w:lang w:val="en-US"/>
+              </w:rPr>
+              <w:t>_</w:t>
+            </w:r>
+            <w:r>
+              <w:rPr>
+                <w:rFonts w:eastAsiaTheme="majorEastAsia"/>
+                <w:sz w:val="20"/>
+                <w:szCs w:val="20"/>
+                <w:lang w:val="en-US"/>
+              </w:rPr>
+              <w:t>sets</w:t>
+            </w:r>
+            <w:r>
+              <w:rPr>
+                <w:rFonts w:eastAsiaTheme="majorEastAsia"/>
+                <w:sz w:val="20"/>
+                <w:szCs w:val="20"/>
+                <w:lang w:val="en-US"/>
+              </w:rPr>
+              <w:t>_</w:t>
+            </w:r>
+            <w:r>
+              <w:rPr>
+                <w:rFonts w:eastAsiaTheme="majorEastAsia"/>
+                <w:sz w:val="20"/>
+                <w:szCs w:val="20"/>
+                <w:lang w:val="en-US"/>
+              </w:rPr>
+              <w:t>collected</w:t>
+            </w:r>
+            <w:r>
+              <w:rPr>
+                <w:rFonts w:eastAsiaTheme="majorEastAsia"/>
+                <w:sz w:val="20"/>
+                <w:szCs w:val="20"/>
+                <w:lang w:val="en-US"/>
+              </w:rPr>
+              <w:t>_</w:t>
+            </w:r>
+            <w:r>
+              <w:rPr>
+                <w:rFonts w:eastAsiaTheme="majorEastAsia"/>
+                <w:sz w:val="20"/>
+                <w:szCs w:val="20"/>
+                <w:lang w:val="en-US"/>
+              </w:rPr>
+              <w:t>true</w:t>
+            </w:r>
+            <w:r>
+              <w:rPr>
+                <w:rFonts w:eastAsiaTheme="majorEastAsia"/>
+                <w:sz w:val="20"/>
+                <w:szCs w:val="20"/>
+                <w:lang w:val="en-US"/>
+              </w:rPr>
+              <w:t>_</w:t>
+            </w:r>
+            <w:r>
+              <w:rPr>
+                <w:rFonts w:eastAsiaTheme="majorEastAsia"/>
+                <w:sz w:val="20"/>
+                <w:szCs w:val="20"/>
+                <w:lang w:val="en-US"/>
+              </w:rPr>
+              <w:t>after</w:t>
+            </w:r>
+            <w:r>
+              <w:rPr>
+                <w:rFonts w:eastAsiaTheme="majorEastAsia"/>
+                <w:sz w:val="20"/>
+                <w:szCs w:val="20"/>
+                <w:lang w:val="en-US"/>
+              </w:rPr>
+              <w:t>_</w:t>
+            </w:r>
+            <w:proofErr w:type="gramStart"/>
+            <w:r>
+              <w:rPr>
+                <w:rFonts w:eastAsiaTheme="majorEastAsia"/>
+                <w:sz w:val="20"/>
+                <w:szCs w:val="20"/>
+                <w:lang w:val="en-US"/>
+              </w:rPr>
+              <w:t>animation</w:t>
+            </w:r>
+            <w:r>
+              <w:rPr>
+                <w:rFonts w:eastAsiaTheme="majorEastAsia"/>
+                <w:sz w:val="20"/>
+                <w:szCs w:val="20"/>
+                <w:lang w:val="en-US"/>
               </w:rPr>
               <w:t>(</w:t>
             </w:r>
-            <w:r>
-              <w:rPr>
-                <w:rFonts w:eastAsiaTheme="majorEastAsia"/>
-                <w:sz w:val="20"/>
-                <w:szCs w:val="20"/>
-              </w:rPr>
-              <w:t xml:space="preserve">) </w:t>
+            <w:proofErr w:type="gramEnd"/>
+            <w:r>
+              <w:rPr>
+                <w:rFonts w:eastAsiaTheme="majorEastAsia"/>
+                <w:sz w:val="20"/>
+                <w:szCs w:val="20"/>
+                <w:lang w:val="en-US"/>
+              </w:rPr>
+              <w:t>)</w:t>
+            </w:r>
+            <w:r>
+              <w:rPr>
+                <w:rFonts w:eastAsiaTheme="majorEastAsia"/>
+                <w:sz w:val="20"/>
+                <w:szCs w:val="20"/>
+                <w:lang w:val="en-US"/>
+              </w:rPr>
+              <w:t xml:space="preserve"> </w:t>
             </w:r>
             <w:r>
               <w:rPr>
@@ -3719,134 +3388,10 @@
               <w:rPr>
                 <w:sz w:val="20"/>
                 <w:szCs w:val="20"/>
-              </w:rPr>
-              <w:t xml:space="preserve"> </w:t>
-            </w:r>
-            <w:proofErr w:type="spellStart"/>
-            <w:r>
-              <w:rPr>
-                <w:rFonts w:eastAsiaTheme="majorEastAsia"/>
-                <w:sz w:val="20"/>
-                <w:szCs w:val="20"/>
-              </w:rPr>
-              <w:t>CollectableScene.instantiate</w:t>
-            </w:r>
-            <w:proofErr w:type="spellEnd"/>
-            <w:r>
-              <w:rPr>
-                <w:rFonts w:eastAsiaTheme="majorEastAsia"/>
-                <w:sz w:val="20"/>
-                <w:szCs w:val="20"/>
-              </w:rPr>
-              <w:t>()</w:t>
-            </w:r>
-            <w:r>
-              <w:rPr>
-                <w:sz w:val="20"/>
-                <w:szCs w:val="20"/>
-              </w:rPr>
-              <w:t xml:space="preserve"> </w:t>
-            </w:r>
-            <w:r>
-              <w:rPr>
-                <w:sz w:val="20"/>
-                <w:szCs w:val="20"/>
-              </w:rPr>
-              <w:t>для</w:t>
-            </w:r>
-            <w:r>
-              <w:rPr>
-                <w:sz w:val="20"/>
-                <w:szCs w:val="20"/>
-              </w:rPr>
-              <w:t xml:space="preserve"> </w:t>
-            </w:r>
-            <w:r>
-              <w:rPr>
-                <w:sz w:val="20"/>
-                <w:szCs w:val="20"/>
-              </w:rPr>
-              <w:t>корректной</w:t>
-            </w:r>
-            <w:r>
-              <w:rPr>
-                <w:sz w:val="20"/>
-                <w:szCs w:val="20"/>
-              </w:rPr>
-              <w:t xml:space="preserve"> </w:t>
-            </w:r>
-            <w:r>
-              <w:rPr>
-                <w:sz w:val="20"/>
-                <w:szCs w:val="20"/>
-              </w:rPr>
-              <w:t>загрузки</w:t>
-            </w:r>
-            <w:r>
-              <w:rPr>
-                <w:sz w:val="20"/>
-                <w:szCs w:val="20"/>
-              </w:rPr>
-              <w:t xml:space="preserve"> </w:t>
-            </w:r>
-            <w:r>
-              <w:rPr>
-                <w:sz w:val="20"/>
-                <w:szCs w:val="20"/>
-              </w:rPr>
-              <w:t>сцены</w:t>
-            </w:r>
-            <w:r>
-              <w:rPr>
-                <w:sz w:val="20"/>
-                <w:szCs w:val="20"/>
-              </w:rPr>
-              <w:t xml:space="preserve"> </w:t>
-            </w:r>
-            <w:r>
-              <w:rPr>
-                <w:sz w:val="20"/>
-                <w:szCs w:val="20"/>
-              </w:rPr>
-              <w:t>с</w:t>
-            </w:r>
-            <w:r>
-              <w:rPr>
-                <w:sz w:val="20"/>
-                <w:szCs w:val="20"/>
-              </w:rPr>
-              <w:t xml:space="preserve"> </w:t>
-            </w:r>
-            <w:r>
-              <w:rPr>
-                <w:sz w:val="20"/>
-                <w:szCs w:val="20"/>
-              </w:rPr>
-              <w:t>дочерними узлами.</w:t>
-            </w:r>
-            <w:r>
-              <w:rPr>
-                <w:sz w:val="20"/>
-                <w:szCs w:val="20"/>
-              </w:rPr>
-              <w:t xml:space="preserve"> </w:t>
-            </w:r>
-            <w:r>
-              <w:rPr>
-                <w:sz w:val="20"/>
-                <w:szCs w:val="20"/>
-              </w:rPr>
-              <w:t>Переименовано</w:t>
-            </w:r>
-            <w:r>
-              <w:rPr>
-                <w:sz w:val="20"/>
-                <w:szCs w:val="20"/>
-                <w:lang w:val="en-US"/>
-              </w:rPr>
-              <w:t xml:space="preserve"> </w:t>
-            </w:r>
-            <w:proofErr w:type="spellStart"/>
+                <w:lang w:val="en-US"/>
+              </w:rPr>
+              <w:t xml:space="preserve"> </w:t>
+            </w:r>
             <w:r>
               <w:rPr>
                 <w:rFonts w:eastAsiaTheme="majorEastAsia"/>
@@ -3863,6 +3408,24 @@
                 <w:szCs w:val="20"/>
                 <w:lang w:val="en-US"/>
               </w:rPr>
+              <w:t xml:space="preserve"> </w:t>
+            </w:r>
+            <w:r>
+              <w:rPr>
+                <w:rFonts w:eastAsiaTheme="majorEastAsia"/>
+                <w:sz w:val="20"/>
+                <w:szCs w:val="20"/>
+                <w:lang w:val="en-US"/>
+              </w:rPr>
+              <w:t>test</w:t>
+            </w:r>
+            <w:r>
+              <w:rPr>
+                <w:rFonts w:eastAsiaTheme="majorEastAsia"/>
+                <w:sz w:val="20"/>
+                <w:szCs w:val="20"/>
+                <w:lang w:val="en-US"/>
+              </w:rPr>
               <w:t>_</w:t>
             </w:r>
             <w:r>
@@ -3872,7 +3435,7 @@
                 <w:szCs w:val="20"/>
                 <w:lang w:val="en-US"/>
               </w:rPr>
-              <w:t>test</w:t>
+              <w:t>collect</w:t>
             </w:r>
             <w:r>
               <w:rPr>
@@ -3890,7 +3453,7 @@
                 <w:szCs w:val="20"/>
                 <w:lang w:val="en-US"/>
               </w:rPr>
-              <w:t>collect</w:t>
+              <w:t>sets</w:t>
             </w:r>
             <w:r>
               <w:rPr>
@@ -3908,7 +3471,7 @@
                 <w:szCs w:val="20"/>
                 <w:lang w:val="en-US"/>
               </w:rPr>
-              <w:t>sets</w:t>
+              <w:t>collected</w:t>
             </w:r>
             <w:r>
               <w:rPr>
@@ -3926,7 +3489,7 @@
                 <w:szCs w:val="20"/>
                 <w:lang w:val="en-US"/>
               </w:rPr>
-              <w:t>collected</w:t>
+              <w:t>true</w:t>
             </w:r>
             <w:r>
               <w:rPr>
@@ -3944,7 +3507,7 @@
                 <w:szCs w:val="20"/>
                 <w:lang w:val="en-US"/>
               </w:rPr>
-              <w:t>true</w:t>
+              <w:t>after</w:t>
             </w:r>
             <w:r>
               <w:rPr>
@@ -3962,208 +3525,8 @@
                 <w:szCs w:val="20"/>
                 <w:lang w:val="en-US"/>
               </w:rPr>
-              <w:t>after</w:t>
-            </w:r>
-            <w:r>
-              <w:rPr>
-                <w:rFonts w:eastAsiaTheme="majorEastAsia"/>
-                <w:sz w:val="20"/>
-                <w:szCs w:val="20"/>
-                <w:lang w:val="en-US"/>
-              </w:rPr>
-              <w:t>_</w:t>
-            </w:r>
-            <w:r>
-              <w:rPr>
-                <w:rFonts w:eastAsiaTheme="majorEastAsia"/>
-                <w:sz w:val="20"/>
-                <w:szCs w:val="20"/>
-                <w:lang w:val="en-US"/>
-              </w:rPr>
               <w:t>animation</w:t>
             </w:r>
-            <w:proofErr w:type="spellEnd"/>
-            <w:r>
-              <w:rPr>
-                <w:rFonts w:eastAsiaTheme="majorEastAsia"/>
-                <w:sz w:val="20"/>
-                <w:szCs w:val="20"/>
-                <w:lang w:val="en-US"/>
-              </w:rPr>
-              <w:t>(</w:t>
-            </w:r>
-            <w:r>
-              <w:rPr>
-                <w:rFonts w:eastAsiaTheme="majorEastAsia"/>
-                <w:sz w:val="20"/>
-                <w:szCs w:val="20"/>
-                <w:lang w:val="en-US"/>
-              </w:rPr>
-              <w:t>)</w:t>
-            </w:r>
-            <w:r>
-              <w:rPr>
-                <w:rFonts w:eastAsiaTheme="majorEastAsia"/>
-                <w:sz w:val="20"/>
-                <w:szCs w:val="20"/>
-                <w:lang w:val="en-US"/>
-              </w:rPr>
-              <w:t xml:space="preserve"> </w:t>
-            </w:r>
-            <w:r>
-              <w:rPr>
-                <w:sz w:val="20"/>
-                <w:szCs w:val="20"/>
-              </w:rPr>
-              <w:t>на</w:t>
-            </w:r>
-            <w:r>
-              <w:rPr>
-                <w:sz w:val="20"/>
-                <w:szCs w:val="20"/>
-                <w:lang w:val="en-US"/>
-              </w:rPr>
-              <w:t xml:space="preserve"> </w:t>
-            </w:r>
-            <w:proofErr w:type="spellStart"/>
-            <w:r>
-              <w:rPr>
-                <w:rFonts w:eastAsiaTheme="majorEastAsia"/>
-                <w:sz w:val="20"/>
-                <w:szCs w:val="20"/>
-                <w:lang w:val="en-US"/>
-              </w:rPr>
-              <w:t>func</w:t>
-            </w:r>
-            <w:proofErr w:type="spellEnd"/>
-            <w:r>
-              <w:rPr>
-                <w:rFonts w:eastAsiaTheme="majorEastAsia"/>
-                <w:sz w:val="20"/>
-                <w:szCs w:val="20"/>
-                <w:lang w:val="en-US"/>
-              </w:rPr>
-              <w:t xml:space="preserve"> </w:t>
-            </w:r>
-            <w:proofErr w:type="spellStart"/>
-            <w:r>
-              <w:rPr>
-                <w:rFonts w:eastAsiaTheme="majorEastAsia"/>
-                <w:sz w:val="20"/>
-                <w:szCs w:val="20"/>
-                <w:lang w:val="en-US"/>
-              </w:rPr>
-              <w:t>test</w:t>
-            </w:r>
-            <w:r>
-              <w:rPr>
-                <w:rFonts w:eastAsiaTheme="majorEastAsia"/>
-                <w:sz w:val="20"/>
-                <w:szCs w:val="20"/>
-                <w:lang w:val="en-US"/>
-              </w:rPr>
-              <w:t>_</w:t>
-            </w:r>
-            <w:r>
-              <w:rPr>
-                <w:rFonts w:eastAsiaTheme="majorEastAsia"/>
-                <w:sz w:val="20"/>
-                <w:szCs w:val="20"/>
-                <w:lang w:val="en-US"/>
-              </w:rPr>
-              <w:t>collect</w:t>
-            </w:r>
-            <w:r>
-              <w:rPr>
-                <w:rFonts w:eastAsiaTheme="majorEastAsia"/>
-                <w:sz w:val="20"/>
-                <w:szCs w:val="20"/>
-                <w:lang w:val="en-US"/>
-              </w:rPr>
-              <w:t>_</w:t>
-            </w:r>
-            <w:r>
-              <w:rPr>
-                <w:rFonts w:eastAsiaTheme="majorEastAsia"/>
-                <w:sz w:val="20"/>
-                <w:szCs w:val="20"/>
-                <w:lang w:val="en-US"/>
-              </w:rPr>
-              <w:t>sets</w:t>
-            </w:r>
-            <w:r>
-              <w:rPr>
-                <w:rFonts w:eastAsiaTheme="majorEastAsia"/>
-                <w:sz w:val="20"/>
-                <w:szCs w:val="20"/>
-                <w:lang w:val="en-US"/>
-              </w:rPr>
-              <w:t>_</w:t>
-            </w:r>
-            <w:r>
-              <w:rPr>
-                <w:rFonts w:eastAsiaTheme="majorEastAsia"/>
-                <w:sz w:val="20"/>
-                <w:szCs w:val="20"/>
-                <w:lang w:val="en-US"/>
-              </w:rPr>
-              <w:t>collected</w:t>
-            </w:r>
-            <w:r>
-              <w:rPr>
-                <w:rFonts w:eastAsiaTheme="majorEastAsia"/>
-                <w:sz w:val="20"/>
-                <w:szCs w:val="20"/>
-                <w:lang w:val="en-US"/>
-              </w:rPr>
-              <w:t>_</w:t>
-            </w:r>
-            <w:r>
-              <w:rPr>
-                <w:rFonts w:eastAsiaTheme="majorEastAsia"/>
-                <w:sz w:val="20"/>
-                <w:szCs w:val="20"/>
-                <w:lang w:val="en-US"/>
-              </w:rPr>
-              <w:t>true</w:t>
-            </w:r>
-            <w:r>
-              <w:rPr>
-                <w:rFonts w:eastAsiaTheme="majorEastAsia"/>
-                <w:sz w:val="20"/>
-                <w:szCs w:val="20"/>
-                <w:lang w:val="en-US"/>
-              </w:rPr>
-              <w:t>_</w:t>
-            </w:r>
-            <w:r>
-              <w:rPr>
-                <w:rFonts w:eastAsiaTheme="majorEastAsia"/>
-                <w:sz w:val="20"/>
-                <w:szCs w:val="20"/>
-                <w:lang w:val="en-US"/>
-              </w:rPr>
-              <w:t>after</w:t>
-            </w:r>
-            <w:r>
-              <w:rPr>
-                <w:rFonts w:eastAsiaTheme="majorEastAsia"/>
-                <w:sz w:val="20"/>
-                <w:szCs w:val="20"/>
-                <w:lang w:val="en-US"/>
-              </w:rPr>
-              <w:t>_</w:t>
-            </w:r>
-            <w:r>
-              <w:rPr>
-                <w:rFonts w:eastAsiaTheme="majorEastAsia"/>
-                <w:sz w:val="20"/>
-                <w:szCs w:val="20"/>
-                <w:lang w:val="en-US"/>
-              </w:rPr>
-              <w:t>animation</w:t>
-            </w:r>
-            <w:proofErr w:type="spellEnd"/>
             <w:r>
               <w:rPr>
                 <w:rFonts w:eastAsiaTheme="majorEastAsia"/>
@@ -4369,55 +3732,7 @@
                 <w:sz w:val="20"/>
                 <w:szCs w:val="20"/>
               </w:rPr>
-              <w:t>Проверка камеры (</w:t>
-            </w:r>
-            <w:proofErr w:type="spellStart"/>
-            <w:r>
-              <w:rPr>
-                <w:sz w:val="20"/>
-                <w:szCs w:val="20"/>
-              </w:rPr>
-              <w:t>test_set_up_camera_limit</w:t>
-            </w:r>
-            <w:proofErr w:type="spellEnd"/>
-            <w:r>
-              <w:rPr>
-                <w:sz w:val="20"/>
-                <w:szCs w:val="20"/>
-              </w:rPr>
-              <w:t>) только на положительных числах. Поверхностная проверка Койот-тайма (</w:t>
-            </w:r>
-            <w:proofErr w:type="spellStart"/>
-            <w:r>
-              <w:rPr>
-                <w:sz w:val="20"/>
-                <w:szCs w:val="20"/>
-              </w:rPr>
-              <w:t>assert_not_null</w:t>
-            </w:r>
-            <w:proofErr w:type="spellEnd"/>
-            <w:r>
-              <w:rPr>
-                <w:sz w:val="20"/>
-                <w:szCs w:val="20"/>
-              </w:rPr>
-              <w:t xml:space="preserve">). Тест </w:t>
-            </w:r>
-            <w:proofErr w:type="spellStart"/>
-            <w:r>
-              <w:rPr>
-                <w:sz w:val="20"/>
-                <w:szCs w:val="20"/>
-              </w:rPr>
-              <w:t>take_hit</w:t>
-            </w:r>
-            <w:proofErr w:type="spellEnd"/>
-            <w:r>
-              <w:rPr>
-                <w:sz w:val="20"/>
-                <w:szCs w:val="20"/>
-              </w:rPr>
-              <w:t xml:space="preserve"> проверяет только здоровье. Отсутствие проверки лимита скорости падения.</w:t>
+              <w:t>Проверка камеры (test_set_up_camera_limit) только на положительных числах. Поверхностная проверка Койот-тайма (assert_not_null). Тест take_hit проверяет только здоровье. Отсутствие проверки лимита скорости падения.</w:t>
             </w:r>
           </w:p>
         </w:tc>
@@ -4476,23 +3791,31 @@
               </w:rPr>
               <w:t xml:space="preserve"> </w:t>
             </w:r>
-            <w:proofErr w:type="spellStart"/>
-            <w:r>
-              <w:rPr>
-                <w:rFonts w:eastAsiaTheme="majorEastAsia"/>
-                <w:sz w:val="20"/>
-                <w:szCs w:val="20"/>
-              </w:rPr>
-              <w:t>test_set_up_camera_limit_takes_negative_rect</w:t>
-            </w:r>
-            <w:proofErr w:type="spellEnd"/>
-            <w:r>
-              <w:rPr>
-                <w:rFonts w:eastAsiaTheme="majorEastAsia"/>
-                <w:sz w:val="20"/>
-                <w:szCs w:val="20"/>
-              </w:rPr>
-              <w:t>()</w:t>
+            <w:r>
+              <w:rPr>
+                <w:rFonts w:eastAsiaTheme="majorEastAsia"/>
+                <w:sz w:val="20"/>
+                <w:szCs w:val="20"/>
+              </w:rPr>
+              <w:t>test_set_up_camera_limit_takes_negative_</w:t>
+            </w:r>
+            <w:proofErr w:type="gramStart"/>
+            <w:r>
+              <w:rPr>
+                <w:rFonts w:eastAsiaTheme="majorEastAsia"/>
+                <w:sz w:val="20"/>
+                <w:szCs w:val="20"/>
+              </w:rPr>
+              <w:t>rect(</w:t>
+            </w:r>
+            <w:proofErr w:type="gramEnd"/>
+            <w:r>
+              <w:rPr>
+                <w:rFonts w:eastAsiaTheme="majorEastAsia"/>
+                <w:sz w:val="20"/>
+                <w:szCs w:val="20"/>
+              </w:rPr>
+              <w:t>)</w:t>
             </w:r>
             <w:r>
               <w:rPr>
@@ -4564,25 +3887,7 @@
                 <w:sz w:val="20"/>
                 <w:szCs w:val="20"/>
               </w:rPr>
-              <w:t>.</w:t>
-            </w:r>
-            <w:proofErr w:type="spellStart"/>
-            <w:r>
-              <w:rPr>
-                <w:rFonts w:eastAsiaTheme="majorEastAsia"/>
-                <w:sz w:val="20"/>
-                <w:szCs w:val="20"/>
-              </w:rPr>
-              <w:t>abs</w:t>
-            </w:r>
-            <w:proofErr w:type="spellEnd"/>
-            <w:r>
-              <w:rPr>
-                <w:rFonts w:eastAsiaTheme="majorEastAsia"/>
-                <w:sz w:val="20"/>
-                <w:szCs w:val="20"/>
-              </w:rPr>
-              <w:t>()</w:t>
+              <w:t>.abs()</w:t>
             </w:r>
             <w:r>
               <w:rPr>
@@ -4626,23 +3931,31 @@
               </w:rPr>
               <w:t xml:space="preserve"> </w:t>
             </w:r>
-            <w:proofErr w:type="spellStart"/>
-            <w:r>
-              <w:rPr>
-                <w:rFonts w:eastAsiaTheme="majorEastAsia"/>
-                <w:sz w:val="20"/>
-                <w:szCs w:val="20"/>
-              </w:rPr>
-              <w:t>test_knockback_pushes_player_backwards</w:t>
-            </w:r>
-            <w:proofErr w:type="spellEnd"/>
-            <w:r>
-              <w:rPr>
-                <w:rFonts w:eastAsiaTheme="majorEastAsia"/>
-                <w:sz w:val="20"/>
-                <w:szCs w:val="20"/>
-              </w:rPr>
-              <w:t>()</w:t>
+            <w:r>
+              <w:rPr>
+                <w:rFonts w:eastAsiaTheme="majorEastAsia"/>
+                <w:sz w:val="20"/>
+                <w:szCs w:val="20"/>
+              </w:rPr>
+              <w:t>test_knockback_pushes_player_</w:t>
+            </w:r>
+            <w:proofErr w:type="gramStart"/>
+            <w:r>
+              <w:rPr>
+                <w:rFonts w:eastAsiaTheme="majorEastAsia"/>
+                <w:sz w:val="20"/>
+                <w:szCs w:val="20"/>
+              </w:rPr>
+              <w:t>backwards(</w:t>
+            </w:r>
+            <w:proofErr w:type="gramEnd"/>
+            <w:r>
+              <w:rPr>
+                <w:rFonts w:eastAsiaTheme="majorEastAsia"/>
+                <w:sz w:val="20"/>
+                <w:szCs w:val="20"/>
+              </w:rPr>
+              <w:t>)</w:t>
             </w:r>
             <w:r>
               <w:rPr>
@@ -4707,7 +4020,6 @@
               </w:rPr>
               <w:t xml:space="preserve"> </w:t>
             </w:r>
-            <w:proofErr w:type="spellStart"/>
             <w:r>
               <w:rPr>
                 <w:rFonts w:eastAsiaTheme="majorEastAsia"/>
@@ -4716,31 +4028,20 @@
               </w:rPr>
               <w:t>take_hit</w:t>
             </w:r>
-            <w:proofErr w:type="spellEnd"/>
-            <w:r>
-              <w:rPr>
-                <w:sz w:val="20"/>
-                <w:szCs w:val="20"/>
-              </w:rPr>
-              <w:t xml:space="preserve"> </w:t>
-            </w:r>
-            <w:proofErr w:type="spellStart"/>
-            <w:r>
-              <w:rPr>
-                <w:rFonts w:eastAsiaTheme="majorEastAsia"/>
-                <w:sz w:val="20"/>
-                <w:szCs w:val="20"/>
-              </w:rPr>
-              <w:t>velocity.x</w:t>
-            </w:r>
-            <w:proofErr w:type="spellEnd"/>
-            <w:r>
-              <w:rPr>
-                <w:rFonts w:eastAsiaTheme="majorEastAsia"/>
-                <w:sz w:val="20"/>
-                <w:szCs w:val="20"/>
-              </w:rPr>
-              <w:t xml:space="preserve"> &lt; 0</w:t>
+            <w:r>
+              <w:rPr>
+                <w:sz w:val="20"/>
+                <w:szCs w:val="20"/>
+              </w:rPr>
+              <w:t xml:space="preserve"> </w:t>
+            </w:r>
+            <w:r>
+              <w:rPr>
+                <w:rFonts w:eastAsiaTheme="majorEastAsia"/>
+                <w:sz w:val="20"/>
+                <w:szCs w:val="20"/>
+              </w:rPr>
+              <w:t>velocity.x &lt; 0</w:t>
             </w:r>
             <w:r>
               <w:rPr>
@@ -4789,46 +4090,21 @@
                 <w:sz w:val="20"/>
                 <w:szCs w:val="20"/>
               </w:rPr>
-              <w:t xml:space="preserve">покрытия новых багов (например, проверка </w:t>
-            </w:r>
-            <w:proofErr w:type="spellStart"/>
-            <w:r>
-              <w:rPr>
-                <w:sz w:val="20"/>
-                <w:szCs w:val="20"/>
-              </w:rPr>
-              <w:t>velocity</w:t>
-            </w:r>
-            <w:proofErr w:type="spellEnd"/>
-            <w:r>
-              <w:rPr>
-                <w:sz w:val="20"/>
-                <w:szCs w:val="20"/>
-              </w:rPr>
-              <w:t xml:space="preserve"> в</w:t>
-            </w:r>
-            <w:r>
-              <w:rPr>
-                <w:sz w:val="20"/>
-                <w:szCs w:val="20"/>
-              </w:rPr>
-              <w:t xml:space="preserve"> </w:t>
-            </w:r>
-            <w:proofErr w:type="spellStart"/>
-            <w:r>
-              <w:rPr>
-                <w:sz w:val="20"/>
-                <w:szCs w:val="20"/>
-              </w:rPr>
-              <w:t>take_hit</w:t>
-            </w:r>
-            <w:proofErr w:type="spellEnd"/>
-            <w:r>
-              <w:rPr>
-                <w:sz w:val="20"/>
-                <w:szCs w:val="20"/>
-              </w:rPr>
-              <w:t>).</w:t>
+              <w:t>покрытия новых багов (например, проверка velocity в</w:t>
+            </w:r>
+            <w:r>
+              <w:rPr>
+                <w:sz w:val="20"/>
+                <w:szCs w:val="20"/>
+              </w:rPr>
+              <w:t xml:space="preserve"> </w:t>
+            </w:r>
+            <w:r>
+              <w:rPr>
+                <w:sz w:val="20"/>
+                <w:szCs w:val="20"/>
+              </w:rPr>
+              <w:t>take_hit).</w:t>
             </w:r>
           </w:p>
         </w:tc>
@@ -4922,23 +4198,7 @@
                 <w:sz w:val="16"/>
                 <w:szCs w:val="16"/>
               </w:rPr>
-              <w:t xml:space="preserve">В ТЗ не описана проверка края платформы (Edge </w:t>
-            </w:r>
-            <w:proofErr w:type="spellStart"/>
-            <w:r>
-              <w:rPr>
-                <w:sz w:val="16"/>
-                <w:szCs w:val="16"/>
-              </w:rPr>
-              <w:t>Detection</w:t>
-            </w:r>
-            <w:proofErr w:type="spellEnd"/>
-            <w:r>
-              <w:rPr>
-                <w:sz w:val="16"/>
-                <w:szCs w:val="16"/>
-              </w:rPr>
-              <w:t>).</w:t>
+              <w:t>В ТЗ не описана проверка края платформы (Edge Detection).</w:t>
             </w:r>
           </w:p>
           <w:p>
@@ -4972,17 +4232,17 @@
                 <w:sz w:val="16"/>
                 <w:szCs w:val="16"/>
               </w:rPr>
-              <w:t>Метод создания объектов: В ТЗ не указано различие между созданием класса и инстансом сцены. В результате тесты используют .</w:t>
-            </w:r>
-            <w:proofErr w:type="spellStart"/>
+              <w:t xml:space="preserve">Метод создания объектов: В ТЗ не указано различие между созданием класса и инстансом сцены. В результате тесты </w:t>
+            </w:r>
+            <w:proofErr w:type="gramStart"/>
             <w:r>
               <w:rPr>
                 <w:sz w:val="16"/>
                 <w:szCs w:val="16"/>
               </w:rPr>
-              <w:t>new</w:t>
-            </w:r>
-            <w:proofErr w:type="spellEnd"/>
+              <w:t>используют .new</w:t>
+            </w:r>
+            <w:proofErr w:type="gramEnd"/>
             <w:r>
               <w:rPr>
                 <w:sz w:val="16"/>
@@ -5005,23 +4265,7 @@
                 <w:sz w:val="16"/>
                 <w:szCs w:val="16"/>
               </w:rPr>
-              <w:t>Именование тестов: ТЗ не задает стандарт именования. Ошибка в названии (_</w:t>
-            </w:r>
-            <w:proofErr w:type="spellStart"/>
-            <w:r>
-              <w:rPr>
-                <w:sz w:val="16"/>
-                <w:szCs w:val="16"/>
-              </w:rPr>
-              <w:t>test</w:t>
-            </w:r>
-            <w:proofErr w:type="spellEnd"/>
-            <w:r>
-              <w:rPr>
-                <w:sz w:val="16"/>
-                <w:szCs w:val="16"/>
-              </w:rPr>
-              <w:t>...) привела к пропуску тестов фреймворком GUT.</w:t>
+              <w:t>Именование тестов: ТЗ не задает стандарт именования. Ошибка в названии (_test...) привела к пропуску тестов фреймворком GUT.</w:t>
             </w:r>
           </w:p>
           <w:p>
@@ -5073,39 +4317,7 @@
                 <w:sz w:val="20"/>
                 <w:szCs w:val="20"/>
               </w:rPr>
-              <w:t xml:space="preserve">6.1, методы тестирования, пункт 1: "Unit </w:t>
-            </w:r>
-            <w:proofErr w:type="spellStart"/>
-            <w:r>
-              <w:rPr>
-                <w:sz w:val="20"/>
-                <w:szCs w:val="20"/>
-              </w:rPr>
-              <w:t>Testing</w:t>
-            </w:r>
-            <w:proofErr w:type="spellEnd"/>
-            <w:r>
-              <w:rPr>
-                <w:sz w:val="20"/>
-                <w:szCs w:val="20"/>
-              </w:rPr>
-              <w:t>: Тесты скриптов (test_player.gd, test_collectable.gd). В тестах рекомендуется использовать инстансы сцены, для правильной проверки работоспособности дочерних узлов. Названия тестов должны начинаться с “</w:t>
-            </w:r>
-            <w:proofErr w:type="spellStart"/>
-            <w:r>
-              <w:rPr>
-                <w:sz w:val="20"/>
-                <w:szCs w:val="20"/>
-              </w:rPr>
-              <w:t>test</w:t>
-            </w:r>
-            <w:proofErr w:type="spellEnd"/>
-            <w:r>
-              <w:rPr>
-                <w:sz w:val="20"/>
-                <w:szCs w:val="20"/>
-              </w:rPr>
-              <w:t>_”. Тесты имеет смысл проверять лишь в реалистично достижимых границах значений."</w:t>
+              <w:t>6.1, методы тестирования, пункт 1: "Unit Testing: Тесты скриптов (test_player.gd, test_collectable.gd). В тестах рекомендуется использовать инстансы сцены, для правильной проверки работоспособности дочерних узлов. Названия тестов должны начинаться с “test_”. Тесты имеет смысл проверять лишь в реалистично достижимых границах значений."</w:t>
             </w:r>
           </w:p>
         </w:tc>
@@ -5200,23 +4412,23 @@
                 <w:sz w:val="16"/>
                 <w:szCs w:val="16"/>
               </w:rPr>
-              <w:t xml:space="preserve">Типизация: Запретить использование </w:t>
-            </w:r>
-            <w:proofErr w:type="spellStart"/>
+              <w:t>Типизация</w:t>
+            </w:r>
+            <w:proofErr w:type="gramStart"/>
             <w:r>
               <w:rPr>
                 <w:sz w:val="16"/>
                 <w:szCs w:val="16"/>
               </w:rPr>
-              <w:t>int</w:t>
-            </w:r>
-            <w:proofErr w:type="spellEnd"/>
+              <w:t>: Запретить</w:t>
+            </w:r>
+            <w:proofErr w:type="gramEnd"/>
             <w:r>
               <w:rPr>
                 <w:sz w:val="16"/>
                 <w:szCs w:val="16"/>
               </w:rPr>
-              <w:t xml:space="preserve"> для переменных, отвечающих за движение и позиционирование.</w:t>
+              <w:t xml:space="preserve"> использование int для переменных, отвечающих за движение и позиционирование.</w:t>
             </w:r>
           </w:p>
           <w:p>
@@ -5233,23 +4445,7 @@
                 <w:sz w:val="16"/>
                 <w:szCs w:val="16"/>
               </w:rPr>
-              <w:t>Безопасность потока: Любое удаление или создание объектов в игровом мире должно выполняться через отложенные вызовы (</w:t>
-            </w:r>
-            <w:proofErr w:type="spellStart"/>
-            <w:r>
-              <w:rPr>
-                <w:sz w:val="16"/>
-                <w:szCs w:val="16"/>
-              </w:rPr>
-              <w:t>call_deferred</w:t>
-            </w:r>
-            <w:proofErr w:type="spellEnd"/>
-            <w:r>
-              <w:rPr>
-                <w:sz w:val="16"/>
-                <w:szCs w:val="16"/>
-              </w:rPr>
-              <w:t>), чтобы избежать конфликтов с физическим движком.</w:t>
+              <w:t>Безопасность потока: Любое удаление или создание объектов в игровом мире должно выполняться через отложенные вызовы (call_deferred), чтобы избежать конфликтов с физическим движком.</w:t>
             </w:r>
           </w:p>
           <w:p>
@@ -5266,23 +4462,7 @@
                 <w:sz w:val="16"/>
                 <w:szCs w:val="16"/>
               </w:rPr>
-              <w:t>Логика взаимодействия: Функции активации (</w:t>
-            </w:r>
-            <w:proofErr w:type="spellStart"/>
-            <w:r>
-              <w:rPr>
-                <w:sz w:val="16"/>
-                <w:szCs w:val="16"/>
-              </w:rPr>
-              <w:t>Interactables</w:t>
-            </w:r>
-            <w:proofErr w:type="spellEnd"/>
-            <w:r>
-              <w:rPr>
-                <w:sz w:val="16"/>
-                <w:szCs w:val="16"/>
-              </w:rPr>
-              <w:t>) обязаны содержать проверку на нахождение игрока в зоне взаимодействия.</w:t>
+              <w:t>Логика взаимодействия: Функции активации (Interactables) обязаны содержать проверку на нахождение игрока в зоне взаимодействия.</w:t>
             </w:r>
           </w:p>
           <w:p>
@@ -5299,39 +4479,23 @@
                 <w:sz w:val="16"/>
                 <w:szCs w:val="16"/>
               </w:rPr>
-              <w:t>Стандарт тестов: Прописать обязательное использование .</w:t>
-            </w:r>
-            <w:proofErr w:type="spellStart"/>
+              <w:t xml:space="preserve">Стандарт тестов: Прописать обязательное </w:t>
+            </w:r>
+            <w:proofErr w:type="gramStart"/>
             <w:r>
               <w:rPr>
                 <w:sz w:val="16"/>
                 <w:szCs w:val="16"/>
               </w:rPr>
-              <w:t>instantiate</w:t>
-            </w:r>
-            <w:proofErr w:type="spellEnd"/>
+              <w:t>использование .instantiate</w:t>
+            </w:r>
+            <w:proofErr w:type="gramEnd"/>
             <w:r>
               <w:rPr>
                 <w:sz w:val="16"/>
                 <w:szCs w:val="16"/>
               </w:rPr>
-              <w:t xml:space="preserve">() для тестирования сцен и соблюдение префикса </w:t>
-            </w:r>
-            <w:proofErr w:type="spellStart"/>
-            <w:r>
-              <w:rPr>
-                <w:sz w:val="16"/>
-                <w:szCs w:val="16"/>
-              </w:rPr>
-              <w:t>test</w:t>
-            </w:r>
-            <w:proofErr w:type="spellEnd"/>
-            <w:r>
-              <w:rPr>
-                <w:sz w:val="16"/>
-                <w:szCs w:val="16"/>
-              </w:rPr>
-              <w:t>_ для функций.</w:t>
+              <w:t>() для тестирования сцен и соблюдение префикса test_ для функций.</w:t>
             </w:r>
           </w:p>
         </w:tc>
@@ -5383,23 +4547,7 @@
                 <w:sz w:val="20"/>
                 <w:szCs w:val="20"/>
               </w:rPr>
-              <w:t xml:space="preserve">3.3.8 пункт 3: "Удаление и создание объектов должно происходить через </w:t>
-            </w:r>
-            <w:proofErr w:type="spellStart"/>
-            <w:r>
-              <w:rPr>
-                <w:sz w:val="20"/>
-                <w:szCs w:val="20"/>
-              </w:rPr>
-              <w:t>call_deferred</w:t>
-            </w:r>
-            <w:proofErr w:type="spellEnd"/>
-            <w:r>
-              <w:rPr>
-                <w:sz w:val="20"/>
-                <w:szCs w:val="20"/>
-              </w:rPr>
-              <w:t>"</w:t>
+              <w:t>3.3.8 пункт 3: "Удаление и создание объектов должно происходить через call_deferred"</w:t>
             </w:r>
           </w:p>
           <w:p>
@@ -5425,28 +4573,182 @@
     <w:p/>
     <w:p>
       <w:pPr>
+        <w:pStyle w:val="1"/>
+        <w:rPr>
+          <w:lang w:val="ru-RU"/>
+        </w:rPr>
+      </w:pPr>
+      <w:r>
+        <w:t xml:space="preserve">2 </w:t>
+      </w:r>
+      <w:r>
+        <w:rPr>
+          <w:lang w:val="ru-RU"/>
+        </w:rPr>
+        <w:t>РЕЗУЛЬТАТЫ ИСПРАВЛЕНИЙ</w:t>
+      </w:r>
+    </w:p>
+    <w:p/>
+    <w:p>
+      <w:r>
+        <w:t xml:space="preserve">В </w:t>
+      </w:r>
+      <w:r>
+        <w:t xml:space="preserve">ходе исправления багов были адресованы следующие категории проблем: </w:t>
+      </w:r>
+      <w:r>
+        <w:rPr>
+          <w:lang w:val="en-US"/>
+        </w:rPr>
+        <w:t>Crash</w:t>
+      </w:r>
+      <w:r>
         <w:rPr>
           <w:lang w:val="ru-MD"/>
         </w:rPr>
-      </w:pPr>
-      <w:r>
-        <w:t xml:space="preserve">В результате исправлений все выявленные баги из репорта были устранены. Проект стал более стабильным: устранены </w:t>
-      </w:r>
-      <w:proofErr w:type="spellStart"/>
-      <w:r>
-        <w:t>крэши</w:t>
-      </w:r>
-      <w:proofErr w:type="spellEnd"/>
-      <w:r>
-        <w:t xml:space="preserve"> в физике и взаимодействиях, улучшена точность расчетов и логика анимаций. Тесты теперь корректно инициализируют объекты и покрывают </w:t>
-      </w:r>
-      <w:proofErr w:type="spellStart"/>
-      <w:r>
-        <w:t>edge</w:t>
-      </w:r>
-      <w:proofErr w:type="spellEnd"/>
-      <w:r>
-        <w:t>-кейсы, что повышает доверие к коду.</w:t>
+        <w:t xml:space="preserve"> (4 </w:t>
+      </w:r>
+      <w:r>
+        <w:t xml:space="preserve">бага), недоработка (3 бага), недоработки ТЗ (4 бага), проблемы </w:t>
+      </w:r>
+      <w:r>
+        <w:rPr>
+          <w:lang w:val="en-US"/>
+        </w:rPr>
+        <w:t>Unit</w:t>
+      </w:r>
+      <w:r>
+        <w:rPr>
+          <w:lang w:val="ru-MD"/>
+        </w:rPr>
+        <w:t>-</w:t>
+      </w:r>
+      <w:r>
+        <w:t xml:space="preserve">тестирования (3 бага). </w:t>
+      </w:r>
+      <w:r>
+        <w:t xml:space="preserve">Вследствие процесса исправления багов были исправлены следующие категории проблем: </w:t>
+      </w:r>
+      <w:r>
+        <w:t>Crash (4 бага), недоработка (3 бага), недоработки ТЗ (4 бага), проблемы Unit-тестирования (3 бага).</w:t>
+      </w:r>
+      <w:r>
+        <w:t xml:space="preserve"> Таким образом, были отработаны и исправлены все представленные баги и проблемы, обнаруженные командой тестировщиков. </w:t>
+      </w:r>
+      <w:r>
+        <w:t>В результате исправления этих багов, п</w:t>
+      </w:r>
+      <w:r>
+        <w:t>роект стал более стабильным: устранены крэши в физике и взаимодействиях, улучшена точность расчетов и логика анимаций. Тесты теперь корректно инициализируют объекты и покрывают edge-кейсы, что повышает доверие к коду.</w:t>
+      </w:r>
+    </w:p>
+    <w:p>
+      <w:r>
+        <w:t xml:space="preserve">В качестве средства избегания подобных багов, и для предотвращения появления багов, связанных с исправлениями, были предприняты следующие меры: </w:t>
+      </w:r>
+    </w:p>
+    <w:p>
+      <w:pPr>
+        <w:pStyle w:val="a7"/>
+        <w:numPr>
+          <w:ilvl w:val="0"/>
+          <w:numId w:val="4"/>
+        </w:numPr>
+        <w:rPr>
+          <w:lang w:val="ru-MD"/>
+        </w:rPr>
+      </w:pPr>
+      <w:r>
+        <w:rPr>
+          <w:lang w:val="ru-MD"/>
+        </w:rPr>
+        <w:t>Ревью кода: был пересмотрен весь код, находящийся в файлах, в которых были выполнены исправления.</w:t>
+      </w:r>
+    </w:p>
+    <w:p>
+      <w:pPr>
+        <w:pStyle w:val="a7"/>
+        <w:numPr>
+          <w:ilvl w:val="0"/>
+          <w:numId w:val="4"/>
+        </w:numPr>
+        <w:rPr>
+          <w:lang w:val="ru-MD"/>
+        </w:rPr>
+      </w:pPr>
+      <w:r>
+        <w:rPr>
+          <w:lang w:val="ru-MD"/>
+        </w:rPr>
+        <w:lastRenderedPageBreak/>
+        <w:t>Проверка задействованных модулей: были дополнительно проверена работоспобность затронутых исправлениями модулей.</w:t>
+      </w:r>
+    </w:p>
+    <w:p>
+      <w:pPr>
+        <w:pStyle w:val="a7"/>
+        <w:numPr>
+          <w:ilvl w:val="0"/>
+          <w:numId w:val="4"/>
+        </w:numPr>
+        <w:rPr>
+          <w:lang w:val="ru-MD"/>
+        </w:rPr>
+      </w:pPr>
+      <w:r>
+        <w:rPr>
+          <w:lang w:val="ru-MD"/>
+        </w:rPr>
+        <w:t xml:space="preserve">Проверка сопряженных модулей: </w:t>
+      </w:r>
+      <w:r>
+        <w:rPr>
+          <w:lang w:val="ru-MD"/>
+        </w:rPr>
+        <w:t>были выявлены модули, сопряженные с затронутыми, и дополнительно протестированы, во избежание не желаемых побочных эффектов в других модулях и механиках игры.</w:t>
+      </w:r>
+    </w:p>
+    <w:p>
+      <w:pPr>
+        <w:pStyle w:val="a7"/>
+        <w:numPr>
+          <w:ilvl w:val="0"/>
+          <w:numId w:val="4"/>
+        </w:numPr>
+        <w:rPr>
+          <w:lang w:val="ru-MD"/>
+        </w:rPr>
+      </w:pPr>
+      <w:r>
+        <w:rPr>
+          <w:lang w:val="ru-MD"/>
+        </w:rPr>
+        <w:t xml:space="preserve">Повторное утверждение ТЗ: после исправлений и правок, ТЗ было пересмотрено, чтобы </w:t>
+      </w:r>
+      <w:r>
+        <w:rPr>
+          <w:lang w:val="ru-MD"/>
+        </w:rPr>
+        <w:t>убедиться,</w:t>
+      </w:r>
+      <w:r>
+        <w:rPr>
+          <w:lang w:val="ru-MD"/>
+        </w:rPr>
+        <w:t xml:space="preserve"> что правки не противоречат изначальные цели, но дополняют и позволяют убедиться в лучшем качестве продукта. </w:t>
+      </w:r>
+    </w:p>
+    <w:p>
+      <w:pPr>
+        <w:rPr>
+          <w:lang w:val="ru-MD"/>
+        </w:rPr>
+      </w:pPr>
+      <w:r>
+        <w:rPr>
+          <w:lang w:val="ru-MD"/>
+        </w:rPr>
+        <w:t xml:space="preserve">Таким образом, проведенная работа не только закрыла выявленные недоработки, но ещё и предотвращает появление подобных или связанных проблем в рамках выделенного на это промежутка времени. </w:t>
       </w:r>
     </w:p>
     <w:p/>
@@ -5486,23 +4788,7 @@
     <w:p/>
     <w:p>
       <w:r>
-        <w:t xml:space="preserve">В ходе лабораторной работы код был существенно улучшен: повышена его надежность и </w:t>
-      </w:r>
-      <w:proofErr w:type="spellStart"/>
-      <w:r>
-        <w:t>поддерживаемость</w:t>
-      </w:r>
-      <w:proofErr w:type="spellEnd"/>
-      <w:r>
-        <w:t xml:space="preserve"> за счет применения лучших практик </w:t>
-      </w:r>
-      <w:proofErr w:type="spellStart"/>
-      <w:r>
-        <w:t>Godot</w:t>
-      </w:r>
-      <w:proofErr w:type="spellEnd"/>
-      <w:r>
-        <w:t>, включая использование отложенных вызовов и строгой типизации переменных. Это минимизирует вероятность ошибок выполнения и упрощает дальнейшую разработку и отладку проекта.</w:t>
+        <w:t>В ходе лабораторной работы код был существенно улучшен: повышена его надежность и поддерживаемость за счет применения лучших практик Godot, включая использование отложенных вызовов и строгой типизации переменных. Это минимизирует вероятность ошибок выполнения и упрощает дальнейшую разработку и отладку проекта.</w:t>
       </w:r>
     </w:p>
     <w:p>
@@ -5636,6 +4922,95 @@
     </w:lvl>
   </w:abstractNum>
   <w:abstractNum w:abstractNumId="1" w15:restartNumberingAfterBreak="0">
+    <w:nsid w:val="5DD27C1B"/>
+    <w:multiLevelType w:val="hybridMultilevel"/>
+    <w:tmpl w:val="5FBE7186"/>
+    <w:lvl w:ilvl="0" w:tplc="1B8E9458">
+      <w:start w:val="1"/>
+      <w:numFmt w:val="decimal"/>
+      <w:lvlText w:val="%1."/>
+      <w:lvlJc w:val="left"/>
+      <w:pPr>
+        <w:ind w:left="1211" w:hanging="360"/>
+      </w:pPr>
+      <w:rPr>
+        <w:rFonts w:hint="default"/>
+      </w:rPr>
+    </w:lvl>
+    <w:lvl w:ilvl="1" w:tplc="08190019" w:tentative="1">
+      <w:start w:val="1"/>
+      <w:numFmt w:val="lowerLetter"/>
+      <w:lvlText w:val="%2."/>
+      <w:lvlJc w:val="left"/>
+      <w:pPr>
+        <w:ind w:left="1931" w:hanging="360"/>
+      </w:pPr>
+    </w:lvl>
+    <w:lvl w:ilvl="2" w:tplc="0819001B" w:tentative="1">
+      <w:start w:val="1"/>
+      <w:numFmt w:val="lowerRoman"/>
+      <w:lvlText w:val="%3."/>
+      <w:lvlJc w:val="right"/>
+      <w:pPr>
+        <w:ind w:left="2651" w:hanging="180"/>
+      </w:pPr>
+    </w:lvl>
+    <w:lvl w:ilvl="3" w:tplc="0819000F" w:tentative="1">
+      <w:start w:val="1"/>
+      <w:numFmt w:val="decimal"/>
+      <w:lvlText w:val="%4."/>
+      <w:lvlJc w:val="left"/>
+      <w:pPr>
+        <w:ind w:left="3371" w:hanging="360"/>
+      </w:pPr>
+    </w:lvl>
+    <w:lvl w:ilvl="4" w:tplc="08190019" w:tentative="1">
+      <w:start w:val="1"/>
+      <w:numFmt w:val="lowerLetter"/>
+      <w:lvlText w:val="%5."/>
+      <w:lvlJc w:val="left"/>
+      <w:pPr>
+        <w:ind w:left="4091" w:hanging="360"/>
+      </w:pPr>
+    </w:lvl>
+    <w:lvl w:ilvl="5" w:tplc="0819001B" w:tentative="1">
+      <w:start w:val="1"/>
+      <w:numFmt w:val="lowerRoman"/>
+      <w:lvlText w:val="%6."/>
+      <w:lvlJc w:val="right"/>
+      <w:pPr>
+        <w:ind w:left="4811" w:hanging="180"/>
+      </w:pPr>
+    </w:lvl>
+    <w:lvl w:ilvl="6" w:tplc="0819000F" w:tentative="1">
+      <w:start w:val="1"/>
+      <w:numFmt w:val="decimal"/>
+      <w:lvlText w:val="%7."/>
+      <w:lvlJc w:val="left"/>
+      <w:pPr>
+        <w:ind w:left="5531" w:hanging="360"/>
+      </w:pPr>
+    </w:lvl>
+    <w:lvl w:ilvl="7" w:tplc="08190019" w:tentative="1">
+      <w:start w:val="1"/>
+      <w:numFmt w:val="lowerLetter"/>
+      <w:lvlText w:val="%8."/>
+      <w:lvlJc w:val="left"/>
+      <w:pPr>
+        <w:ind w:left="6251" w:hanging="360"/>
+      </w:pPr>
+    </w:lvl>
+    <w:lvl w:ilvl="8" w:tplc="0819001B" w:tentative="1">
+      <w:start w:val="1"/>
+      <w:numFmt w:val="lowerRoman"/>
+      <w:lvlText w:val="%9."/>
+      <w:lvlJc w:val="right"/>
+      <w:pPr>
+        <w:ind w:left="6971" w:hanging="180"/>
+      </w:pPr>
+    </w:lvl>
+  </w:abstractNum>
+  <w:abstractNum w:abstractNumId="2" w15:restartNumberingAfterBreak="0">
     <w:nsid w:val="64420D78"/>
     <w:multiLevelType w:val="hybridMultilevel"/>
     <w:tmpl w:val="AC1AE116"/>
@@ -5721,7 +5096,7 @@
       </w:pPr>
     </w:lvl>
   </w:abstractNum>
-  <w:abstractNum w:abstractNumId="2" w15:restartNumberingAfterBreak="0">
+  <w:abstractNum w:abstractNumId="3" w15:restartNumberingAfterBreak="0">
     <w:nsid w:val="67CE0A65"/>
     <w:multiLevelType w:val="hybridMultilevel"/>
     <w:tmpl w:val="0F523C64"/>
@@ -5814,10 +5189,13 @@
     <w:abstractNumId w:val="0"/>
   </w:num>
   <w:num w:numId="2">
-    <w:abstractNumId w:val="1"/>
+    <w:abstractNumId w:val="2"/>
   </w:num>
   <w:num w:numId="3">
-    <w:abstractNumId w:val="2"/>
+    <w:abstractNumId w:val="3"/>
+  </w:num>
+  <w:num w:numId="4">
+    <w:abstractNumId w:val="1"/>
   </w:num>
 </w:numbering>
 </file>
